--- a/Bases de Datos II/Kit docente/Clase 1/Solucion Taller Clase 1 - VetCare.docx
+++ b/Bases de Datos II/Kit docente/Clase 1/Solucion Taller Clase 1 - VetCare.docx
@@ -103,7 +103,7 @@
           <w:color w:val="2B2B2B"/>
           <w:sz w:val="22"/>
         </w:rPr>
-        <w:t>Entregable: Ficha de equipo + ER borrador (PNG) + lista de entidades/reglas</w:t>
+        <w:t>Entregable: Ficha del proyecto + ER borrador (PNG) + lista de entidades/reglas</w:t>
       </w:r>
     </w:p>
     <w:p>
@@ -132,7 +132,7 @@
           <w:color w:val="2B2B2B"/>
           <w:sz w:val="22"/>
         </w:rPr>
-        <w:t>Formar equipo de 2-3 y nombrarlo VetCare-&lt;apellido del lider&gt; para identificarlo en todas las entregas del semestre.</w:t>
+        <w:t>Trabajo individual por defecto: nombra tu proyecto VetCare-&lt;tu apellido&gt; y registralo para identificarlo en todas las entregas del semestre. Si el docente autoriza equipo de 2 o 3, el artefacto puede ser compartido pero la entrega en ExamLab sigue siendo individual.</w:t>
       </w:r>
     </w:p>
     <w:p>
@@ -280,7 +280,7 @@
           <w:color w:val="2B2B2B"/>
           <w:sz w:val="22"/>
         </w:rPr>
-        <w:t>[ ] Equipo (1)</w:t>
+        <w:t>[ ] Registro del proyecto (1)</w:t>
       </w:r>
     </w:p>
     <w:p>

--- a/Bases de Datos II/Kit docente/Clase 1/Solucion Taller Clase 1 - VetCare.docx
+++ b/Bases de Datos II/Kit docente/Clase 1/Solucion Taller Clase 1 - VetCare.docx
@@ -103,7 +103,7 @@
           <w:color w:val="2B2B2B"/>
           <w:sz w:val="22"/>
         </w:rPr>
-        <w:t>Entregable: Ficha del proyecto + ER borrador (PNG) + lista de entidades/reglas</w:t>
+        <w:t>Entregable: Ficha del PI (plantilla) + ER en Mermaid renderizado en ExamLab (PNG para tu carpeta) + 3 reglas Condicion -&gt; Accion</w:t>
       </w:r>
     </w:p>
     <w:p>
@@ -132,7 +132,7 @@
           <w:color w:val="2B2B2B"/>
           <w:sz w:val="22"/>
         </w:rPr>
-        <w:t>Trabajo individual por defecto: nombra tu proyecto VetCare-&lt;tu apellido&gt; y registralo para identificarlo en todas las entregas del semestre. Si el docente autoriza equipo de 2 o 3, el artefacto puede ser compartido pero la entrega en ExamLab sigue siendo individual.</w:t>
+        <w:t>Trabajo individual por defecto: nombra tu proyecto VetCare - [Apellido] y registralo para identificarlo en todas las entregas del semestre. Si el docente autoriza equipo de 2 o 3, el artefacto puede ser compartido pero la entrega en ExamLab sigue siendo individual.</w:t>
       </w:r>
     </w:p>
     <w:p>
@@ -162,7 +162,7 @@
           <w:color w:val="2B2B2B"/>
           <w:sz w:val="22"/>
         </w:rPr>
-        <w:t>Redactar como reglas de negocio explicitas (no solo mencionarlas): "una mascota con activa=N no puede tener una cita nueva", "el stock de un insumo nunca puede quedar en negativo", "toda cancelacion de cita queda registrada con usuario y fecha".</w:t>
+        <w:t>Redactar 3 reglas de negocio propias en formato Condicion -&gt; Accion, cada una con el mecanismo con que se implementara (CHECK, UNIQUE, FK, procedimiento o trigger): "una mascota con activa=N no puede tener una cita nueva", "el stock de un insumo nunca puede quedar en negativo", "toda cancelacion de cita queda registrada con usuario y fecha".</w:t>
       </w:r>
     </w:p>
     <w:p>
@@ -177,7 +177,7 @@
           <w:color w:val="2B2B2B"/>
           <w:sz w:val="22"/>
         </w:rPr>
-        <w:t>Dibujar el ER borrador marcando cardinalidad en cada relacion (Dueño 1-N Mascota, Mascota 1-N Cita) y exportarlo como PNG legible, no un boceto a mano ilegible.</w:t>
+        <w:t>Dibujar el ER borrador marcando cardinalidad en cada relacion (Dueño 1-N Mascota, Mascota 1-N Cita) en Excalidraw o draw.io, pasarlo a Mermaid (erDiagram) con ayuda de una IA y pegarlo en la pregunta 2 de ExamLab verificando que renderice; el PNG exportado va a la carpeta del PI, pero lo que califica es el Mermaid renderizado.</w:t>
       </w:r>
     </w:p>
     <w:p>
@@ -400,6 +400,51 @@
           <w:sz w:val="22"/>
         </w:rPr>
         <w:t>Scope infinito.</w:t>
+      </w:r>
+    </w:p>
+    <w:p>
+      <w:pPr>
+        <w:pStyle w:val="ListBullet"/>
+        <w:spacing w:after="40"/>
+      </w:pPr>
+      <w:r>
+        <w:rPr>
+          <w:rFonts w:ascii="Calibri" w:hAnsi="Calibri" w:eastAsia="Calibri"/>
+          <w:b w:val="0"/>
+          <w:color w:val="2B2B2B"/>
+          <w:sz w:val="22"/>
+        </w:rPr>
+        <w:t>Entregar el PNG y dejar vacía la pregunta de diagrama: ExamLab califica el Mermaid renderizado, no la imagen.</w:t>
+      </w:r>
+    </w:p>
+    <w:p>
+      <w:pPr>
+        <w:pStyle w:val="ListBullet"/>
+        <w:spacing w:after="40"/>
+      </w:pPr>
+      <w:r>
+        <w:rPr>
+          <w:rFonts w:ascii="Calibri" w:hAnsi="Calibri" w:eastAsia="Calibri"/>
+          <w:b w:val="0"/>
+          <w:color w:val="2B2B2B"/>
+          <w:sz w:val="22"/>
+        </w:rPr>
+        <w:t>Reglas escritas como deseos («el sistema debe ser seguro») en vez de Condición → Acción verificable.</w:t>
+      </w:r>
+    </w:p>
+    <w:p>
+      <w:pPr>
+        <w:pStyle w:val="ListBullet"/>
+        <w:spacing w:after="40"/>
+      </w:pPr>
+      <w:r>
+        <w:rPr>
+          <w:rFonts w:ascii="Calibri" w:hAnsi="Calibri" w:eastAsia="Calibri"/>
+          <w:b w:val="0"/>
+          <w:color w:val="2B2B2B"/>
+          <w:sz w:val="22"/>
+        </w:rPr>
+        <w:t>Nombres en mayúscula, plural o con tilde: el DDL falla en el PostgreSQL de ExamLab y se pierde la clase depurándolo.</w:t>
       </w:r>
     </w:p>
     <w:sectPr>

--- a/Bases de Datos II/Kit docente/Clase 1/Solucion Taller Clase 1 - VetCare.docx
+++ b/Bases de Datos II/Kit docente/Clase 1/Solucion Taller Clase 1 - VetCare.docx
@@ -3,448 +3,6000 @@
 <w:document xmlns:wpc="http://schemas.microsoft.com/office/word/2010/wordprocessingCanvas" xmlns:mo="http://schemas.microsoft.com/office/mac/office/2008/main" xmlns:mc="http://schemas.openxmlformats.org/markup-compatibility/2006" xmlns:mv="urn:schemas-microsoft-com:mac:vml" xmlns:o="urn:schemas-microsoft-com:office:office" xmlns:r="http://schemas.openxmlformats.org/officeDocument/2006/relationships" xmlns:m="http://schemas.openxmlformats.org/officeDocument/2006/math" xmlns:v="urn:schemas-microsoft-com:vml" xmlns:wp14="http://schemas.microsoft.com/office/word/2010/wordprocessingDrawing" xmlns:wp="http://schemas.openxmlformats.org/drawingml/2006/wordprocessingDrawing" xmlns:w10="urn:schemas-microsoft-com:office:word" xmlns:w="http://schemas.openxmlformats.org/wordprocessingml/2006/main" xmlns:w14="http://schemas.microsoft.com/office/word/2010/wordml" xmlns:wpg="http://schemas.microsoft.com/office/word/2010/wordprocessingGroup" xmlns:wpi="http://schemas.microsoft.com/office/word/2010/wordprocessingInk" xmlns:wne="http://schemas.microsoft.com/office/word/2006/wordml" xmlns:wps="http://schemas.microsoft.com/office/word/2010/wordprocessingShape" mc:Ignorable="w14 wp14">
   <w:body>
     <w:p>
-      <w:pPr>
-        <w:spacing w:after="160"/>
-        <w:shd w:val="clear" w:fill="095292"/>
-      </w:pPr>
-      <w:r>
-        <w:rPr>
-          <w:rFonts w:ascii="Calibri" w:hAnsi="Calibri" w:eastAsia="Calibri"/>
+      <w:r>
+        <w:rPr>
           <w:b/>
-          <w:color w:val="FFFFFF"/>
-          <w:sz w:val="26"/>
-        </w:rPr>
-        <w:t xml:space="preserve">  Solución Taller Clase 1 — Arranque VetCare</w:t>
+          <w:color w:val="1A1C1D"/>
+          <w:sz w:val="44"/>
+        </w:rPr>
+        <w:t>Solucion Taller Clase 1 — Arranque de VetCare DB</w:t>
       </w:r>
     </w:p>
     <w:p>
       <w:pPr>
-        <w:spacing w:after="120"/>
-        <w:shd w:val="clear" w:fill="FBE4E4"/>
+        <w:ind w:left="432"/>
+        <w:shd w:val="clear" w:fill="F7F7F8"/>
       </w:pPr>
       <w:r>
         <w:rPr>
-          <w:rFonts w:ascii="Calibri" w:hAnsi="Calibri" w:eastAsia="Calibri"/>
           <w:b/>
-          <w:color w:val="A02030"/>
+          <w:i/>
+          <w:color w:val="4A4A49"/>
+          <w:sz w:val="21"/>
+        </w:rPr>
+        <w:t>DOCUMENTO DOCENTE — PRIVADO.</w:t>
+      </w:r>
+      <w:r>
+        <w:rPr>
+          <w:b w:val="0"/>
+          <w:i/>
+          <w:color w:val="4A4A49"/>
+          <w:sz w:val="21"/>
+        </w:rPr>
+        <w:t xml:space="preserve"> No publicar en </w:t>
+      </w:r>
+      <w:r>
+        <w:rPr>
+          <w:rFonts w:ascii="Consolas" w:hAnsi="Consolas"/>
+          <w:i/>
+          <w:color w:val="111111"/>
+          <w:sz w:val="20"/>
+        </w:rPr>
+        <w:t>Clases/</w:t>
+      </w:r>
+      <w:r>
+        <w:rPr>
+          <w:b w:val="0"/>
+          <w:i/>
+          <w:color w:val="4A4A49"/>
+          <w:sz w:val="21"/>
+        </w:rPr>
+        <w:t xml:space="preserve"> ni en ExamLab antes del cierre de la entrega.</w:t>
+      </w:r>
+    </w:p>
+    <w:p>
+      <w:r>
+        <w:rPr>
+          <w:b/>
+          <w:color w:val="4A4A49"/>
           <w:sz w:val="22"/>
         </w:rPr>
-        <w:t>DOCUMENTO DOCENTE — PRIVADO (no va en Clases/)</w:t>
+        <w:t>Resumen:</w:t>
+      </w:r>
+      <w:r>
+        <w:rPr>
+          <w:b w:val="0"/>
+          <w:color w:val="4A4A49"/>
+          <w:sz w:val="22"/>
+        </w:rPr>
+        <w:t xml:space="preserve"> Las 5 preguntas resueltas: el DDL de las tres tablas base con su integridad declarativa, el modelo ER completo en Mermaid, las cuatro consultas de repaso sobre los datos sembrados de la clinica Huellitas, la clave razonada de lo que el DDL puede y no puede garantizar, y la ficha de alcance del PI.</w:t>
       </w:r>
     </w:p>
     <w:p>
       <w:pPr>
-        <w:spacing w:after="120"/>
-        <w:shd w:val="clear" w:fill="E8F4FA"/>
+        <w:ind w:left="432"/>
+        <w:shd w:val="clear" w:fill="F7F7F8"/>
       </w:pPr>
       <w:r>
         <w:rPr>
-          <w:rFonts w:ascii="Calibri" w:hAnsi="Calibri" w:eastAsia="Calibri"/>
           <w:b w:val="0"/>
-          <w:color w:val="2B2B2B"/>
-          <w:sz w:val="22"/>
-        </w:rPr>
-        <w:t>ER minimo Dueño-Mascota-Cita + 3 reglas + alcance.</w:t>
+          <w:i/>
+          <w:color w:val="4A4A49"/>
+          <w:sz w:val="21"/>
+        </w:rPr>
+        <w:t xml:space="preserve">El SQL de esta solucion esta en </w:t>
+      </w:r>
+      <w:r>
+        <w:rPr>
+          <w:b/>
+          <w:i/>
+          <w:color w:val="4A4A49"/>
+          <w:sz w:val="21"/>
+        </w:rPr>
+        <w:t>PostgreSQL</w:t>
+      </w:r>
+      <w:r>
+        <w:rPr>
+          <w:b w:val="0"/>
+          <w:i/>
+          <w:color w:val="4A4A49"/>
+          <w:sz w:val="21"/>
+        </w:rPr>
+        <w:t xml:space="preserve"> y se puede pegar tal cual en la consola de ExamLab para comparar contra la entrega de un estudiante. El motor de la plataforma es PGlite en el navegador, no Oracle.</w:t>
       </w:r>
     </w:p>
     <w:p>
       <w:pPr>
-        <w:spacing w:after="120"/>
+        <w:spacing w:before="200" w:after="60"/>
       </w:pPr>
       <w:r>
         <w:rPr>
-          <w:rFonts w:ascii="Calibri" w:hAnsi="Calibri" w:eastAsia="Calibri"/>
           <w:b/>
-          <w:color w:val="095292"/>
-          <w:sz w:val="24"/>
-        </w:rPr>
-        <w:t>Alineacion al enunciado</w:t>
+          <w:color w:val="1A1C1D"/>
+          <w:sz w:val="32"/>
+        </w:rPr>
+        <w:t>Alineacion con el taller</w:t>
       </w:r>
     </w:p>
     <w:p>
       <w:pPr>
         <w:pStyle w:val="ListBullet"/>
-        <w:spacing w:after="40"/>
       </w:pPr>
       <w:r>
         <w:rPr>
-          <w:rFonts w:ascii="Calibri" w:hAnsi="Calibri" w:eastAsia="Calibri"/>
           <w:b w:val="0"/>
-          <w:color w:val="2B2B2B"/>
+          <w:color w:val="4A4A49"/>
           <w:sz w:val="22"/>
         </w:rPr>
-        <w:t>Taller: Clases/Clase 1 - Revision BD I y arranque VetCare/Taller PI - Clase 1 - VetCare.docx</w:t>
+        <w:t xml:space="preserve">Taller del estudiante: </w:t>
+      </w:r>
+      <w:r>
+        <w:rPr>
+          <w:rFonts w:ascii="Consolas" w:hAnsi="Consolas"/>
+          <w:color w:val="111111"/>
+          <w:sz w:val="21"/>
+        </w:rPr>
+        <w:t>Clases/Clase 1 - Revision BD I y arranque VetCare/Taller PI - Clase 1 - VetCare.docx</w:t>
       </w:r>
     </w:p>
     <w:p>
       <w:pPr>
         <w:pStyle w:val="ListBullet"/>
-        <w:spacing w:after="40"/>
       </w:pPr>
       <w:r>
         <w:rPr>
-          <w:rFonts w:ascii="Calibri" w:hAnsi="Calibri" w:eastAsia="Calibri"/>
           <w:b w:val="0"/>
-          <w:color w:val="2B2B2B"/>
+          <w:color w:val="4A4A49"/>
           <w:sz w:val="22"/>
         </w:rPr>
-        <w:t>Hito: Arranque PI: dominio, alcance y borrador ER de VetCare DB</w:t>
+        <w:t xml:space="preserve">Configuracion en la plataforma: </w:t>
+      </w:r>
+      <w:r>
+        <w:rPr>
+          <w:rFonts w:ascii="Consolas" w:hAnsi="Consolas"/>
+          <w:color w:val="111111"/>
+          <w:sz w:val="21"/>
+        </w:rPr>
+        <w:t>Kit docente/Clase 1/Taller en ExamLab - Clase 1 (configuracion).md</w:t>
       </w:r>
     </w:p>
     <w:p>
       <w:pPr>
         <w:pStyle w:val="ListBullet"/>
-        <w:spacing w:after="40"/>
       </w:pPr>
       <w:r>
         <w:rPr>
-          <w:rFonts w:ascii="Calibri" w:hAnsi="Calibri" w:eastAsia="Calibri"/>
           <w:b w:val="0"/>
-          <w:color w:val="2B2B2B"/>
+          <w:color w:val="4A4A49"/>
           <w:sz w:val="22"/>
         </w:rPr>
-        <w:t>Entregable: Ficha del PI (plantilla) + ER en Mermaid renderizado en ExamLab (PNG para tu carpeta) + 3 reglas Condicion -&gt; Accion</w:t>
-      </w:r>
-    </w:p>
-    <w:p>
-      <w:pPr>
-        <w:spacing w:after="120"/>
-      </w:pPr>
-      <w:r>
-        <w:rPr>
-          <w:rFonts w:ascii="Calibri" w:hAnsi="Calibri" w:eastAsia="Calibri"/>
-          <w:b/>
-          <w:color w:val="095292"/>
-          <w:sz w:val="24"/>
-        </w:rPr>
-        <w:t>Solucion paso a paso</w:t>
+        <w:t xml:space="preserve">Caso de estudio: </w:t>
+      </w:r>
+      <w:r>
+        <w:rPr>
+          <w:rFonts w:ascii="Consolas" w:hAnsi="Consolas"/>
+          <w:color w:val="111111"/>
+          <w:sz w:val="21"/>
+        </w:rPr>
+        <w:t>Clases/Proyecto Integrador/Anexo - Caso de estudio Clinica Huellitas - Bases de Datos II.docx</w:t>
       </w:r>
     </w:p>
     <w:p>
       <w:pPr>
         <w:pStyle w:val="ListBullet"/>
-        <w:spacing w:after="40"/>
       </w:pPr>
       <w:r>
         <w:rPr>
-          <w:rFonts w:ascii="Calibri" w:hAnsi="Calibri" w:eastAsia="Calibri"/>
           <w:b w:val="0"/>
-          <w:color w:val="2B2B2B"/>
+          <w:color w:val="4A4A49"/>
           <w:sz w:val="22"/>
         </w:rPr>
-        <w:t>Trabajo individual por defecto: nombra tu proyecto VetCare - [Apellido] y registralo para identificarlo en todas las entregas del semestre. Si el docente autoriza equipo de 2 o 3, el artefacto puede ser compartido pero la entrega en ExamLab sigue siendo individual.</w:t>
+        <w:t>Hito del PI: Arranque PI: dominio, alcance y borrador ER de VetCare DB</w:t>
       </w:r>
     </w:p>
     <w:p>
       <w:pPr>
         <w:pStyle w:val="ListBullet"/>
-        <w:spacing w:after="40"/>
       </w:pPr>
       <w:r>
         <w:rPr>
-          <w:rFonts w:ascii="Calibri" w:hAnsi="Calibri" w:eastAsia="Calibri"/>
           <w:b w:val="0"/>
-          <w:color w:val="2B2B2B"/>
+          <w:color w:val="4A4A49"/>
           <w:sz w:val="22"/>
         </w:rPr>
-        <w:t>Listar las entidades minimas del dominio: Dueño (persona que trae la mascota), Mascota (paciente), Veterinario (quien atiende), Cita (agenda de una atencion). Consulta, Insumo y DetalleFactura se agregan en clases posteriores.</w:t>
+        <w:t>Entregable: Ficha del PI (plantilla) + ER en Mermaid renderizado en ExamLab (PNG para tu carpeta) + 3 reglas Condicion -&gt; Accion</w:t>
       </w:r>
     </w:p>
     <w:p>
       <w:pPr>
         <w:pStyle w:val="ListBullet"/>
-        <w:spacing w:after="40"/>
       </w:pPr>
       <w:r>
         <w:rPr>
-          <w:rFonts w:ascii="Calibri" w:hAnsi="Calibri" w:eastAsia="Calibri"/>
+          <w:b/>
+          <w:color w:val="4A4A49"/>
+          <w:sz w:val="22"/>
+        </w:rPr>
+        <w:t>Estas preguntas: 100 puntos</w:t>
+      </w:r>
+      <w:r>
+        <w:rPr>
           <w:b w:val="0"/>
-          <w:color w:val="2B2B2B"/>
+          <w:color w:val="4A4A49"/>
           <w:sz w:val="22"/>
         </w:rPr>
-        <w:t>Redactar 3 reglas de negocio propias en formato Condicion -&gt; Accion, cada una con el mecanismo con que se implementara (CHECK, UNIQUE, FK, procedimiento o trigger): "una mascota con activa=N no puede tener una cita nueva", "el stock de un insumo nunca puede quedar en negativo", "toda cancelacion de cita queda registrada con usuario y fecha".</w:t>
+        <w:t xml:space="preserve"> en 5 preguntas.</w:t>
+      </w:r>
+    </w:p>
+    <w:tbl>
+      <w:tblPr>
+        <w:tblStyle w:val="TableGrid"/>
+        <w:tblW w:type="auto" w:w="0"/>
+        <w:tblLook w:firstColumn="1" w:firstRow="1" w:lastColumn="0" w:lastRow="0" w:noHBand="0" w:noVBand="1" w:val="04A0"/>
+      </w:tblPr>
+      <w:tblGrid>
+        <w:gridCol w:w="2160"/>
+        <w:gridCol w:w="2160"/>
+        <w:gridCol w:w="2160"/>
+        <w:gridCol w:w="2160"/>
+      </w:tblGrid>
+      <w:tr>
+        <w:tc>
+          <w:tcPr>
+            <w:tcW w:type="dxa" w:w="2160"/>
+            <w:shd w:val="clear" w:fill="3A3A3C"/>
+          </w:tcPr>
+          <w:p>
+            <w:r>
+              <w:rPr>
+                <w:b/>
+              </w:rPr>
+            </w:r>
+            <w:r>
+              <w:rPr>
+                <w:b/>
+                <w:color w:val="FFFFFF"/>
+                <w:sz w:val="21"/>
+              </w:rPr>
+              <w:t>#</w:t>
+            </w:r>
+          </w:p>
+        </w:tc>
+        <w:tc>
+          <w:tcPr>
+            <w:tcW w:type="dxa" w:w="2160"/>
+            <w:shd w:val="clear" w:fill="3A3A3C"/>
+          </w:tcPr>
+          <w:p>
+            <w:r>
+              <w:rPr>
+                <w:b/>
+              </w:rPr>
+            </w:r>
+            <w:r>
+              <w:rPr>
+                <w:b/>
+                <w:color w:val="FFFFFF"/>
+                <w:sz w:val="21"/>
+              </w:rPr>
+              <w:t>Pregunta</w:t>
+            </w:r>
+          </w:p>
+        </w:tc>
+        <w:tc>
+          <w:tcPr>
+            <w:tcW w:type="dxa" w:w="2160"/>
+            <w:shd w:val="clear" w:fill="3A3A3C"/>
+          </w:tcPr>
+          <w:p>
+            <w:r>
+              <w:rPr>
+                <w:b/>
+              </w:rPr>
+            </w:r>
+            <w:r>
+              <w:rPr>
+                <w:b/>
+                <w:color w:val="FFFFFF"/>
+                <w:sz w:val="21"/>
+              </w:rPr>
+              <w:t>Tipo</w:t>
+            </w:r>
+          </w:p>
+        </w:tc>
+        <w:tc>
+          <w:tcPr>
+            <w:tcW w:type="dxa" w:w="2160"/>
+            <w:shd w:val="clear" w:fill="3A3A3C"/>
+          </w:tcPr>
+          <w:p>
+            <w:r>
+              <w:rPr>
+                <w:b/>
+              </w:rPr>
+            </w:r>
+            <w:r>
+              <w:rPr>
+                <w:b/>
+                <w:color w:val="FFFFFF"/>
+                <w:sz w:val="21"/>
+              </w:rPr>
+              <w:t>Puntos</w:t>
+            </w:r>
+          </w:p>
+        </w:tc>
+      </w:tr>
+      <w:tr>
+        <w:tc>
+          <w:tcPr>
+            <w:tcW w:type="dxa" w:w="2160"/>
+          </w:tcPr>
+          <w:p>
+            <w:r/>
+            <w:r>
+              <w:rPr>
+                <w:b w:val="0"/>
+                <w:color w:val="4A4A49"/>
+                <w:sz w:val="20"/>
+              </w:rPr>
+              <w:t>1</w:t>
+            </w:r>
+          </w:p>
+        </w:tc>
+        <w:tc>
+          <w:tcPr>
+            <w:tcW w:type="dxa" w:w="2160"/>
+          </w:tcPr>
+          <w:p>
+            <w:r/>
+            <w:r>
+              <w:rPr>
+                <w:b w:val="0"/>
+                <w:color w:val="4A4A49"/>
+                <w:sz w:val="20"/>
+              </w:rPr>
+              <w:t>DDL base de VetCare DB</w:t>
+            </w:r>
+          </w:p>
+        </w:tc>
+        <w:tc>
+          <w:tcPr>
+            <w:tcW w:type="dxa" w:w="2160"/>
+          </w:tcPr>
+          <w:p>
+            <w:r/>
+            <w:r>
+              <w:rPr>
+                <w:rFonts w:ascii="Consolas" w:hAnsi="Consolas"/>
+                <w:color w:val="111111"/>
+                <w:sz w:val="19"/>
+              </w:rPr>
+              <w:t>bd_sql</w:t>
+            </w:r>
+          </w:p>
+        </w:tc>
+        <w:tc>
+          <w:tcPr>
+            <w:tcW w:type="dxa" w:w="2160"/>
+          </w:tcPr>
+          <w:p>
+            <w:r/>
+            <w:r>
+              <w:rPr>
+                <w:b w:val="0"/>
+                <w:color w:val="4A4A49"/>
+                <w:sz w:val="20"/>
+              </w:rPr>
+              <w:t>30</w:t>
+            </w:r>
+          </w:p>
+        </w:tc>
+      </w:tr>
+      <w:tr>
+        <w:tc>
+          <w:tcPr>
+            <w:tcW w:type="dxa" w:w="2160"/>
+            <w:shd w:val="clear" w:fill="ECECEE"/>
+          </w:tcPr>
+          <w:p>
+            <w:r/>
+            <w:r>
+              <w:rPr>
+                <w:b w:val="0"/>
+                <w:color w:val="4A4A49"/>
+                <w:sz w:val="20"/>
+              </w:rPr>
+              <w:t>2</w:t>
+            </w:r>
+          </w:p>
+        </w:tc>
+        <w:tc>
+          <w:tcPr>
+            <w:tcW w:type="dxa" w:w="2160"/>
+            <w:shd w:val="clear" w:fill="ECECEE"/>
+          </w:tcPr>
+          <w:p>
+            <w:r/>
+            <w:r>
+              <w:rPr>
+                <w:b w:val="0"/>
+                <w:color w:val="4A4A49"/>
+                <w:sz w:val="20"/>
+              </w:rPr>
+              <w:t>Modelo ER de VetCare DB en Mermaid</w:t>
+            </w:r>
+          </w:p>
+        </w:tc>
+        <w:tc>
+          <w:tcPr>
+            <w:tcW w:type="dxa" w:w="2160"/>
+            <w:shd w:val="clear" w:fill="ECECEE"/>
+          </w:tcPr>
+          <w:p>
+            <w:r/>
+            <w:r>
+              <w:rPr>
+                <w:rFonts w:ascii="Consolas" w:hAnsi="Consolas"/>
+                <w:color w:val="111111"/>
+                <w:sz w:val="19"/>
+              </w:rPr>
+              <w:t>diagrama</w:t>
+            </w:r>
+          </w:p>
+        </w:tc>
+        <w:tc>
+          <w:tcPr>
+            <w:tcW w:type="dxa" w:w="2160"/>
+            <w:shd w:val="clear" w:fill="ECECEE"/>
+          </w:tcPr>
+          <w:p>
+            <w:r/>
+            <w:r>
+              <w:rPr>
+                <w:b w:val="0"/>
+                <w:color w:val="4A4A49"/>
+                <w:sz w:val="20"/>
+              </w:rPr>
+              <w:t>20</w:t>
+            </w:r>
+          </w:p>
+        </w:tc>
+      </w:tr>
+      <w:tr>
+        <w:tc>
+          <w:tcPr>
+            <w:tcW w:type="dxa" w:w="2160"/>
+          </w:tcPr>
+          <w:p>
+            <w:r/>
+            <w:r>
+              <w:rPr>
+                <w:b w:val="0"/>
+                <w:color w:val="4A4A49"/>
+                <w:sz w:val="20"/>
+              </w:rPr>
+              <w:t>3</w:t>
+            </w:r>
+          </w:p>
+        </w:tc>
+        <w:tc>
+          <w:tcPr>
+            <w:tcW w:type="dxa" w:w="2160"/>
+          </w:tcPr>
+          <w:p>
+            <w:r/>
+            <w:r>
+              <w:rPr>
+                <w:b w:val="0"/>
+                <w:color w:val="4A4A49"/>
+                <w:sz w:val="20"/>
+              </w:rPr>
+              <w:t>Consultas de repaso sobre los datos de Huellitas</w:t>
+            </w:r>
+          </w:p>
+        </w:tc>
+        <w:tc>
+          <w:tcPr>
+            <w:tcW w:type="dxa" w:w="2160"/>
+          </w:tcPr>
+          <w:p>
+            <w:r/>
+            <w:r>
+              <w:rPr>
+                <w:rFonts w:ascii="Consolas" w:hAnsi="Consolas"/>
+                <w:color w:val="111111"/>
+                <w:sz w:val="19"/>
+              </w:rPr>
+              <w:t>bd_sql</w:t>
+            </w:r>
+          </w:p>
+        </w:tc>
+        <w:tc>
+          <w:tcPr>
+            <w:tcW w:type="dxa" w:w="2160"/>
+          </w:tcPr>
+          <w:p>
+            <w:r/>
+            <w:r>
+              <w:rPr>
+                <w:b w:val="0"/>
+                <w:color w:val="4A4A49"/>
+                <w:sz w:val="20"/>
+              </w:rPr>
+              <w:t>25</w:t>
+            </w:r>
+          </w:p>
+        </w:tc>
+      </w:tr>
+      <w:tr>
+        <w:tc>
+          <w:tcPr>
+            <w:tcW w:type="dxa" w:w="2160"/>
+            <w:shd w:val="clear" w:fill="ECECEE"/>
+          </w:tcPr>
+          <w:p>
+            <w:r/>
+            <w:r>
+              <w:rPr>
+                <w:b w:val="0"/>
+                <w:color w:val="4A4A49"/>
+                <w:sz w:val="20"/>
+              </w:rPr>
+              <w:t>4</w:t>
+            </w:r>
+          </w:p>
+        </w:tc>
+        <w:tc>
+          <w:tcPr>
+            <w:tcW w:type="dxa" w:w="2160"/>
+            <w:shd w:val="clear" w:fill="ECECEE"/>
+          </w:tcPr>
+          <w:p>
+            <w:r/>
+            <w:r>
+              <w:rPr>
+                <w:b w:val="0"/>
+                <w:color w:val="4A4A49"/>
+                <w:sz w:val="20"/>
+              </w:rPr>
+              <w:t>Que puede garantizar el DDL por si solo</w:t>
+            </w:r>
+          </w:p>
+        </w:tc>
+        <w:tc>
+          <w:tcPr>
+            <w:tcW w:type="dxa" w:w="2160"/>
+            <w:shd w:val="clear" w:fill="ECECEE"/>
+          </w:tcPr>
+          <w:p>
+            <w:r/>
+            <w:r>
+              <w:rPr>
+                <w:rFonts w:ascii="Consolas" w:hAnsi="Consolas"/>
+                <w:color w:val="111111"/>
+                <w:sz w:val="19"/>
+              </w:rPr>
+              <w:t>cerrada_multi</w:t>
+            </w:r>
+          </w:p>
+        </w:tc>
+        <w:tc>
+          <w:tcPr>
+            <w:tcW w:type="dxa" w:w="2160"/>
+            <w:shd w:val="clear" w:fill="ECECEE"/>
+          </w:tcPr>
+          <w:p>
+            <w:r/>
+            <w:r>
+              <w:rPr>
+                <w:b w:val="0"/>
+                <w:color w:val="4A4A49"/>
+                <w:sz w:val="20"/>
+              </w:rPr>
+              <w:t>10</w:t>
+            </w:r>
+          </w:p>
+        </w:tc>
+      </w:tr>
+      <w:tr>
+        <w:tc>
+          <w:tcPr>
+            <w:tcW w:type="dxa" w:w="2160"/>
+          </w:tcPr>
+          <w:p>
+            <w:r/>
+            <w:r>
+              <w:rPr>
+                <w:b w:val="0"/>
+                <w:color w:val="4A4A49"/>
+                <w:sz w:val="20"/>
+              </w:rPr>
+              <w:t>5</w:t>
+            </w:r>
+          </w:p>
+        </w:tc>
+        <w:tc>
+          <w:tcPr>
+            <w:tcW w:type="dxa" w:w="2160"/>
+          </w:tcPr>
+          <w:p>
+            <w:r/>
+            <w:r>
+              <w:rPr>
+                <w:b w:val="0"/>
+                <w:color w:val="4A4A49"/>
+                <w:sz w:val="20"/>
+              </w:rPr>
+              <w:t>Ficha de alcance del Proyecto Integrador</w:t>
+            </w:r>
+          </w:p>
+        </w:tc>
+        <w:tc>
+          <w:tcPr>
+            <w:tcW w:type="dxa" w:w="2160"/>
+          </w:tcPr>
+          <w:p>
+            <w:r/>
+            <w:r>
+              <w:rPr>
+                <w:rFonts w:ascii="Consolas" w:hAnsi="Consolas"/>
+                <w:color w:val="111111"/>
+                <w:sz w:val="19"/>
+              </w:rPr>
+              <w:t>abierta</w:t>
+            </w:r>
+          </w:p>
+        </w:tc>
+        <w:tc>
+          <w:tcPr>
+            <w:tcW w:type="dxa" w:w="2160"/>
+          </w:tcPr>
+          <w:p>
+            <w:r/>
+            <w:r>
+              <w:rPr>
+                <w:b w:val="0"/>
+                <w:color w:val="4A4A49"/>
+                <w:sz w:val="20"/>
+              </w:rPr>
+              <w:t>15</w:t>
+            </w:r>
+          </w:p>
+        </w:tc>
+      </w:tr>
+    </w:tbl>
+    <w:p/>
+    <w:p>
+      <w:pPr>
+        <w:spacing w:before="200" w:after="60"/>
+      </w:pPr>
+      <w:r>
+        <w:rPr>
+          <w:b/>
+          <w:color w:val="1A1C1D"/>
+          <w:sz w:val="32"/>
+        </w:rPr>
+        <w:t>Pregunta 1 · DDL base de VetCare DB · 30 pts</w:t>
+      </w:r>
+    </w:p>
+    <w:p>
+      <w:pPr>
+        <w:spacing w:before="200" w:after="60"/>
+      </w:pPr>
+      <w:r>
+        <w:rPr>
+          <w:b/>
+          <w:color w:val="1A1C1D"/>
+          <w:sz w:val="32"/>
+        </w:rPr>
+        <w:t>Respuesta esperada (SQL que corre tal cual)</w:t>
+      </w:r>
+    </w:p>
+    <w:p>
+      <w:pPr>
+        <w:shd w:val="clear" w:fill="F2F2F3"/>
+        <w:spacing w:before="60" w:after="60"/>
+        <w:ind w:left="216"/>
+      </w:pPr>
+      <w:r>
+        <w:rPr>
+          <w:rFonts w:ascii="Consolas" w:hAnsi="Consolas"/>
+          <w:color w:val="111111"/>
+          <w:sz w:val="19"/>
+        </w:rPr>
+        <w:t>-- 1. Registro del proyecto en la bitacora que ya existe</w:t>
+      </w:r>
+      <w:r>
+        <w:br/>
+      </w:r>
+      <w:r>
+        <w:rPr>
+          <w:rFonts w:ascii="Consolas" w:hAnsi="Consolas"/>
+          <w:color w:val="111111"/>
+          <w:sz w:val="19"/>
+        </w:rPr>
+        <w:t>INSERT INTO proyecto_pi (estudiante, codigo, proyecto)</w:t>
+      </w:r>
+      <w:r>
+        <w:br/>
+      </w:r>
+      <w:r>
+        <w:rPr>
+          <w:rFonts w:ascii="Consolas" w:hAnsi="Consolas"/>
+          <w:color w:val="111111"/>
+          <w:sz w:val="19"/>
+        </w:rPr>
+        <w:t>VALUES ('Laura Restrepo Gomez', '202512345', 'VetCare - Restrepo');</w:t>
+      </w:r>
+      <w:r>
+        <w:br/>
+      </w:r>
+      <w:r>
+        <w:rPr>
+          <w:rFonts w:ascii="Consolas" w:hAnsi="Consolas"/>
+          <w:color w:val="111111"/>
+          <w:sz w:val="19"/>
+        </w:rPr>
+      </w:r>
+      <w:r>
+        <w:br/>
+      </w:r>
+      <w:r>
+        <w:rPr>
+          <w:rFonts w:ascii="Consolas" w:hAnsi="Consolas"/>
+          <w:color w:val="111111"/>
+          <w:sz w:val="19"/>
+        </w:rPr>
+        <w:t>-- 2. Las tres tablas base, con la integridad declarativa exigida</w:t>
+      </w:r>
+      <w:r>
+        <w:br/>
+      </w:r>
+      <w:r>
+        <w:rPr>
+          <w:rFonts w:ascii="Consolas" w:hAnsi="Consolas"/>
+          <w:color w:val="111111"/>
+          <w:sz w:val="19"/>
+        </w:rPr>
+        <w:t>CREATE TABLE dueno (</w:t>
+      </w:r>
+      <w:r>
+        <w:br/>
+      </w:r>
+      <w:r>
+        <w:rPr>
+          <w:rFonts w:ascii="Consolas" w:hAnsi="Consolas"/>
+          <w:color w:val="111111"/>
+          <w:sz w:val="19"/>
+        </w:rPr>
+        <w:t xml:space="preserve">  id_dueno  SERIAL PRIMARY KEY,</w:t>
+      </w:r>
+      <w:r>
+        <w:br/>
+      </w:r>
+      <w:r>
+        <w:rPr>
+          <w:rFonts w:ascii="Consolas" w:hAnsi="Consolas"/>
+          <w:color w:val="111111"/>
+          <w:sz w:val="19"/>
+        </w:rPr>
+        <w:t xml:space="preserve">  nombre    TEXT NOT NULL,</w:t>
+      </w:r>
+      <w:r>
+        <w:br/>
+      </w:r>
+      <w:r>
+        <w:rPr>
+          <w:rFonts w:ascii="Consolas" w:hAnsi="Consolas"/>
+          <w:color w:val="111111"/>
+          <w:sz w:val="19"/>
+        </w:rPr>
+        <w:t xml:space="preserve">  telefono  TEXT,</w:t>
+      </w:r>
+      <w:r>
+        <w:br/>
+      </w:r>
+      <w:r>
+        <w:rPr>
+          <w:rFonts w:ascii="Consolas" w:hAnsi="Consolas"/>
+          <w:color w:val="111111"/>
+          <w:sz w:val="19"/>
+        </w:rPr>
+        <w:t xml:space="preserve">  email     TEXT,</w:t>
+      </w:r>
+      <w:r>
+        <w:br/>
+      </w:r>
+      <w:r>
+        <w:rPr>
+          <w:rFonts w:ascii="Consolas" w:hAnsi="Consolas"/>
+          <w:color w:val="111111"/>
+          <w:sz w:val="19"/>
+        </w:rPr>
+        <w:t xml:space="preserve">  ciudad    TEXT DEFAULT 'Cali'</w:t>
+      </w:r>
+      <w:r>
+        <w:br/>
+      </w:r>
+      <w:r>
+        <w:rPr>
+          <w:rFonts w:ascii="Consolas" w:hAnsi="Consolas"/>
+          <w:color w:val="111111"/>
+          <w:sz w:val="19"/>
+        </w:rPr>
+        <w:t>);</w:t>
+      </w:r>
+      <w:r>
+        <w:br/>
+      </w:r>
+      <w:r>
+        <w:rPr>
+          <w:rFonts w:ascii="Consolas" w:hAnsi="Consolas"/>
+          <w:color w:val="111111"/>
+          <w:sz w:val="19"/>
+        </w:rPr>
+      </w:r>
+      <w:r>
+        <w:br/>
+      </w:r>
+      <w:r>
+        <w:rPr>
+          <w:rFonts w:ascii="Consolas" w:hAnsi="Consolas"/>
+          <w:color w:val="111111"/>
+          <w:sz w:val="19"/>
+        </w:rPr>
+        <w:t>CREATE TABLE mascota (</w:t>
+      </w:r>
+      <w:r>
+        <w:br/>
+      </w:r>
+      <w:r>
+        <w:rPr>
+          <w:rFonts w:ascii="Consolas" w:hAnsi="Consolas"/>
+          <w:color w:val="111111"/>
+          <w:sz w:val="19"/>
+        </w:rPr>
+        <w:t xml:space="preserve">  id_mascota SERIAL PRIMARY KEY,</w:t>
+      </w:r>
+      <w:r>
+        <w:br/>
+      </w:r>
+      <w:r>
+        <w:rPr>
+          <w:rFonts w:ascii="Consolas" w:hAnsi="Consolas"/>
+          <w:color w:val="111111"/>
+          <w:sz w:val="19"/>
+        </w:rPr>
+        <w:t xml:space="preserve">  id_dueno   INT  NOT NULL REFERENCES dueno(id_dueno),</w:t>
+      </w:r>
+      <w:r>
+        <w:br/>
+      </w:r>
+      <w:r>
+        <w:rPr>
+          <w:rFonts w:ascii="Consolas" w:hAnsi="Consolas"/>
+          <w:color w:val="111111"/>
+          <w:sz w:val="19"/>
+        </w:rPr>
+        <w:t xml:space="preserve">  nombre     TEXT NOT NULL,</w:t>
+      </w:r>
+      <w:r>
+        <w:br/>
+      </w:r>
+      <w:r>
+        <w:rPr>
+          <w:rFonts w:ascii="Consolas" w:hAnsi="Consolas"/>
+          <w:color w:val="111111"/>
+          <w:sz w:val="19"/>
+        </w:rPr>
+        <w:t xml:space="preserve">  especie    TEXT NOT NULL,</w:t>
+      </w:r>
+      <w:r>
+        <w:br/>
+      </w:r>
+      <w:r>
+        <w:rPr>
+          <w:rFonts w:ascii="Consolas" w:hAnsi="Consolas"/>
+          <w:color w:val="111111"/>
+          <w:sz w:val="19"/>
+        </w:rPr>
+        <w:t xml:space="preserve">  fecha_nac  DATE,</w:t>
+      </w:r>
+      <w:r>
+        <w:br/>
+      </w:r>
+      <w:r>
+        <w:rPr>
+          <w:rFonts w:ascii="Consolas" w:hAnsi="Consolas"/>
+          <w:color w:val="111111"/>
+          <w:sz w:val="19"/>
+        </w:rPr>
+        <w:t xml:space="preserve">  activa     CHAR(1) NOT NULL DEFAULT 'S' CHECK (activa IN ('S','N'))</w:t>
+      </w:r>
+      <w:r>
+        <w:br/>
+      </w:r>
+      <w:r>
+        <w:rPr>
+          <w:rFonts w:ascii="Consolas" w:hAnsi="Consolas"/>
+          <w:color w:val="111111"/>
+          <w:sz w:val="19"/>
+        </w:rPr>
+        <w:t>);</w:t>
+      </w:r>
+      <w:r>
+        <w:br/>
+      </w:r>
+      <w:r>
+        <w:rPr>
+          <w:rFonts w:ascii="Consolas" w:hAnsi="Consolas"/>
+          <w:color w:val="111111"/>
+          <w:sz w:val="19"/>
+        </w:rPr>
+      </w:r>
+      <w:r>
+        <w:br/>
+      </w:r>
+      <w:r>
+        <w:rPr>
+          <w:rFonts w:ascii="Consolas" w:hAnsi="Consolas"/>
+          <w:color w:val="111111"/>
+          <w:sz w:val="19"/>
+        </w:rPr>
+        <w:t>CREATE TABLE cita (</w:t>
+      </w:r>
+      <w:r>
+        <w:br/>
+      </w:r>
+      <w:r>
+        <w:rPr>
+          <w:rFonts w:ascii="Consolas" w:hAnsi="Consolas"/>
+          <w:color w:val="111111"/>
+          <w:sz w:val="19"/>
+        </w:rPr>
+        <w:t xml:space="preserve">  id_cita    SERIAL PRIMARY KEY,</w:t>
+      </w:r>
+      <w:r>
+        <w:br/>
+      </w:r>
+      <w:r>
+        <w:rPr>
+          <w:rFonts w:ascii="Consolas" w:hAnsi="Consolas"/>
+          <w:color w:val="111111"/>
+          <w:sz w:val="19"/>
+        </w:rPr>
+        <w:t xml:space="preserve">  id_mascota INT NOT NULL REFERENCES mascota(id_mascota),</w:t>
+      </w:r>
+      <w:r>
+        <w:br/>
+      </w:r>
+      <w:r>
+        <w:rPr>
+          <w:rFonts w:ascii="Consolas" w:hAnsi="Consolas"/>
+          <w:color w:val="111111"/>
+          <w:sz w:val="19"/>
+        </w:rPr>
+        <w:t xml:space="preserve">  fecha_hora TIMESTAMP NOT NULL,</w:t>
+      </w:r>
+      <w:r>
+        <w:br/>
+      </w:r>
+      <w:r>
+        <w:rPr>
+          <w:rFonts w:ascii="Consolas" w:hAnsi="Consolas"/>
+          <w:color w:val="111111"/>
+          <w:sz w:val="19"/>
+        </w:rPr>
+        <w:t xml:space="preserve">  estado     TEXT NOT NULL DEFAULT 'PROGRAMADA'</w:t>
+      </w:r>
+      <w:r>
+        <w:br/>
+      </w:r>
+      <w:r>
+        <w:rPr>
+          <w:rFonts w:ascii="Consolas" w:hAnsi="Consolas"/>
+          <w:color w:val="111111"/>
+          <w:sz w:val="19"/>
+        </w:rPr>
+        <w:t xml:space="preserve">             CHECK (estado IN ('PROGRAMADA','ATENDIDA','CANCELADA'))</w:t>
+      </w:r>
+      <w:r>
+        <w:br/>
+      </w:r>
+      <w:r>
+        <w:rPr>
+          <w:rFonts w:ascii="Consolas" w:hAnsi="Consolas"/>
+          <w:color w:val="111111"/>
+          <w:sz w:val="19"/>
+        </w:rPr>
+        <w:t>);</w:t>
+      </w:r>
+      <w:r>
+        <w:br/>
+      </w:r>
+      <w:r>
+        <w:rPr>
+          <w:rFonts w:ascii="Consolas" w:hAnsi="Consolas"/>
+          <w:color w:val="111111"/>
+          <w:sz w:val="19"/>
+        </w:rPr>
+      </w:r>
+      <w:r>
+        <w:br/>
+      </w:r>
+      <w:r>
+        <w:rPr>
+          <w:rFonts w:ascii="Consolas" w:hAnsi="Consolas"/>
+          <w:color w:val="111111"/>
+          <w:sz w:val="19"/>
+        </w:rPr>
+        <w:t>-- 3. Datos de prueba: 3 duenos, 4 mascotas (una inactiva), 3 citas</w:t>
+      </w:r>
+      <w:r>
+        <w:br/>
+      </w:r>
+      <w:r>
+        <w:rPr>
+          <w:rFonts w:ascii="Consolas" w:hAnsi="Consolas"/>
+          <w:color w:val="111111"/>
+          <w:sz w:val="19"/>
+        </w:rPr>
+        <w:t>INSERT INTO dueno (nombre, telefono, email) VALUES</w:t>
+      </w:r>
+      <w:r>
+        <w:br/>
+      </w:r>
+      <w:r>
+        <w:rPr>
+          <w:rFonts w:ascii="Consolas" w:hAnsi="Consolas"/>
+          <w:color w:val="111111"/>
+          <w:sz w:val="19"/>
+        </w:rPr>
+        <w:t xml:space="preserve">  ('Ana Gomez',    '3001112233', 'ana.gomez@mail.com'),</w:t>
+      </w:r>
+      <w:r>
+        <w:br/>
+      </w:r>
+      <w:r>
+        <w:rPr>
+          <w:rFonts w:ascii="Consolas" w:hAnsi="Consolas"/>
+          <w:color w:val="111111"/>
+          <w:sz w:val="19"/>
+        </w:rPr>
+        <w:t xml:space="preserve">  ('Carlos Ruiz',  '3014445566', 'carlos.ruiz@mail.com'),</w:t>
+      </w:r>
+      <w:r>
+        <w:br/>
+      </w:r>
+      <w:r>
+        <w:rPr>
+          <w:rFonts w:ascii="Consolas" w:hAnsi="Consolas"/>
+          <w:color w:val="111111"/>
+          <w:sz w:val="19"/>
+        </w:rPr>
+        <w:t xml:space="preserve">  ('Marcela Diaz', '3027778899', 'marcela.diaz@mail.com');</w:t>
+      </w:r>
+      <w:r>
+        <w:br/>
+      </w:r>
+      <w:r>
+        <w:rPr>
+          <w:rFonts w:ascii="Consolas" w:hAnsi="Consolas"/>
+          <w:color w:val="111111"/>
+          <w:sz w:val="19"/>
+        </w:rPr>
+      </w:r>
+      <w:r>
+        <w:br/>
+      </w:r>
+      <w:r>
+        <w:rPr>
+          <w:rFonts w:ascii="Consolas" w:hAnsi="Consolas"/>
+          <w:color w:val="111111"/>
+          <w:sz w:val="19"/>
+        </w:rPr>
+        <w:t>INSERT INTO mascota (id_dueno, nombre, especie, fecha_nac, activa) VALUES</w:t>
+      </w:r>
+      <w:r>
+        <w:br/>
+      </w:r>
+      <w:r>
+        <w:rPr>
+          <w:rFonts w:ascii="Consolas" w:hAnsi="Consolas"/>
+          <w:color w:val="111111"/>
+          <w:sz w:val="19"/>
+        </w:rPr>
+        <w:t xml:space="preserve">  (1, 'Firulais', 'Canino', DATE '2019-04-12', 'S'),</w:t>
+      </w:r>
+      <w:r>
+        <w:br/>
+      </w:r>
+      <w:r>
+        <w:rPr>
+          <w:rFonts w:ascii="Consolas" w:hAnsi="Consolas"/>
+          <w:color w:val="111111"/>
+          <w:sz w:val="19"/>
+        </w:rPr>
+        <w:t xml:space="preserve">  (1, 'Luna',     'Felino', DATE '2021-08-30', 'S'),</w:t>
+      </w:r>
+      <w:r>
+        <w:br/>
+      </w:r>
+      <w:r>
+        <w:rPr>
+          <w:rFonts w:ascii="Consolas" w:hAnsi="Consolas"/>
+          <w:color w:val="111111"/>
+          <w:sz w:val="19"/>
+        </w:rPr>
+        <w:t xml:space="preserve">  (2, 'Rocky',    'Canino', DATE '2016-01-20', 'N'),</w:t>
+      </w:r>
+      <w:r>
+        <w:br/>
+      </w:r>
+      <w:r>
+        <w:rPr>
+          <w:rFonts w:ascii="Consolas" w:hAnsi="Consolas"/>
+          <w:color w:val="111111"/>
+          <w:sz w:val="19"/>
+        </w:rPr>
+        <w:t xml:space="preserve">  (3, 'Mishi',    'Felino', DATE '2022-11-05', 'S');</w:t>
+      </w:r>
+      <w:r>
+        <w:br/>
+      </w:r>
+      <w:r>
+        <w:rPr>
+          <w:rFonts w:ascii="Consolas" w:hAnsi="Consolas"/>
+          <w:color w:val="111111"/>
+          <w:sz w:val="19"/>
+        </w:rPr>
+      </w:r>
+      <w:r>
+        <w:br/>
+      </w:r>
+      <w:r>
+        <w:rPr>
+          <w:rFonts w:ascii="Consolas" w:hAnsi="Consolas"/>
+          <w:color w:val="111111"/>
+          <w:sz w:val="19"/>
+        </w:rPr>
+        <w:t>INSERT INTO cita (id_mascota, fecha_hora, estado) VALUES</w:t>
+      </w:r>
+      <w:r>
+        <w:br/>
+      </w:r>
+      <w:r>
+        <w:rPr>
+          <w:rFonts w:ascii="Consolas" w:hAnsi="Consolas"/>
+          <w:color w:val="111111"/>
+          <w:sz w:val="19"/>
+        </w:rPr>
+        <w:t xml:space="preserve">  (1, TIMESTAMP '2026-09-01 09:00:00', 'PROGRAMADA'),</w:t>
+      </w:r>
+      <w:r>
+        <w:br/>
+      </w:r>
+      <w:r>
+        <w:rPr>
+          <w:rFonts w:ascii="Consolas" w:hAnsi="Consolas"/>
+          <w:color w:val="111111"/>
+          <w:sz w:val="19"/>
+        </w:rPr>
+        <w:t xml:space="preserve">  (2, TIMESTAMP '2026-09-01 10:30:00', 'PROGRAMADA'),</w:t>
+      </w:r>
+      <w:r>
+        <w:br/>
+      </w:r>
+      <w:r>
+        <w:rPr>
+          <w:rFonts w:ascii="Consolas" w:hAnsi="Consolas"/>
+          <w:color w:val="111111"/>
+          <w:sz w:val="19"/>
+        </w:rPr>
+        <w:t xml:space="preserve">  (4, TIMESTAMP '2026-09-02 08:15:00', 'ATENDIDA');</w:t>
+      </w:r>
+      <w:r>
+        <w:br/>
+      </w:r>
+      <w:r>
+        <w:rPr>
+          <w:rFonts w:ascii="Consolas" w:hAnsi="Consolas"/>
+          <w:color w:val="111111"/>
+          <w:sz w:val="19"/>
+        </w:rPr>
+      </w:r>
+      <w:r>
+        <w:br/>
+      </w:r>
+      <w:r>
+        <w:rPr>
+          <w:rFonts w:ascii="Consolas" w:hAnsi="Consolas"/>
+          <w:color w:val="111111"/>
+          <w:sz w:val="19"/>
+        </w:rPr>
+        <w:t>-- 4. Verificacion con JOIN explicito</w:t>
+      </w:r>
+      <w:r>
+        <w:br/>
+      </w:r>
+      <w:r>
+        <w:rPr>
+          <w:rFonts w:ascii="Consolas" w:hAnsi="Consolas"/>
+          <w:color w:val="111111"/>
+          <w:sz w:val="19"/>
+        </w:rPr>
+        <w:t>SELECT m.nombre AS mascota, d.nombre AS dueno, c.fecha_hora</w:t>
+      </w:r>
+      <w:r>
+        <w:br/>
+      </w:r>
+      <w:r>
+        <w:rPr>
+          <w:rFonts w:ascii="Consolas" w:hAnsi="Consolas"/>
+          <w:color w:val="111111"/>
+          <w:sz w:val="19"/>
+        </w:rPr>
+        <w:t>FROM cita c</w:t>
+      </w:r>
+      <w:r>
+        <w:br/>
+      </w:r>
+      <w:r>
+        <w:rPr>
+          <w:rFonts w:ascii="Consolas" w:hAnsi="Consolas"/>
+          <w:color w:val="111111"/>
+          <w:sz w:val="19"/>
+        </w:rPr>
+        <w:t>JOIN mascota m ON m.id_mascota = c.id_mascota</w:t>
+      </w:r>
+      <w:r>
+        <w:br/>
+      </w:r>
+      <w:r>
+        <w:rPr>
+          <w:rFonts w:ascii="Consolas" w:hAnsi="Consolas"/>
+          <w:color w:val="111111"/>
+          <w:sz w:val="19"/>
+        </w:rPr>
+        <w:t>JOIN dueno   d ON d.id_dueno   = m.id_dueno</w:t>
+      </w:r>
+      <w:r>
+        <w:br/>
+      </w:r>
+      <w:r>
+        <w:rPr>
+          <w:rFonts w:ascii="Consolas" w:hAnsi="Consolas"/>
+          <w:color w:val="111111"/>
+          <w:sz w:val="19"/>
+        </w:rPr>
+        <w:t>ORDER BY c.fecha_hora;</w:t>
+      </w:r>
+    </w:p>
+    <w:p>
+      <w:pPr>
+        <w:spacing w:before="200" w:after="60"/>
+      </w:pPr>
+      <w:r>
+        <w:rPr>
+          <w:b/>
+          <w:color w:val="1A1C1D"/>
+          <w:sz w:val="32"/>
+        </w:rPr>
+        <w:t>Salida esperada</w:t>
+      </w:r>
+    </w:p>
+    <w:p>
+      <w:pPr>
+        <w:shd w:val="clear" w:fill="F2F2F3"/>
+        <w:spacing w:before="60" w:after="60"/>
+        <w:ind w:left="216"/>
+      </w:pPr>
+      <w:r>
+        <w:rPr>
+          <w:rFonts w:ascii="Consolas" w:hAnsi="Consolas"/>
+          <w:color w:val="111111"/>
+          <w:sz w:val="19"/>
+        </w:rPr>
+        <w:t>mascota  |    dueno     |     fecha_hora</w:t>
+      </w:r>
+      <w:r>
+        <w:br/>
+      </w:r>
+      <w:r>
+        <w:rPr>
+          <w:rFonts w:ascii="Consolas" w:hAnsi="Consolas"/>
+          <w:color w:val="111111"/>
+          <w:sz w:val="19"/>
+        </w:rPr>
+        <w:t>----------+--------------+---------------------</w:t>
+      </w:r>
+      <w:r>
+        <w:br/>
+      </w:r>
+      <w:r>
+        <w:rPr>
+          <w:rFonts w:ascii="Consolas" w:hAnsi="Consolas"/>
+          <w:color w:val="111111"/>
+          <w:sz w:val="19"/>
+        </w:rPr>
+        <w:t xml:space="preserve"> Firulais | Ana Gomez    | 2026-09-01 09:00:00</w:t>
+      </w:r>
+      <w:r>
+        <w:br/>
+      </w:r>
+      <w:r>
+        <w:rPr>
+          <w:rFonts w:ascii="Consolas" w:hAnsi="Consolas"/>
+          <w:color w:val="111111"/>
+          <w:sz w:val="19"/>
+        </w:rPr>
+        <w:t xml:space="preserve"> Luna     | Ana Gomez    | 2026-09-01 10:30:00</w:t>
+      </w:r>
+      <w:r>
+        <w:br/>
+      </w:r>
+      <w:r>
+        <w:rPr>
+          <w:rFonts w:ascii="Consolas" w:hAnsi="Consolas"/>
+          <w:color w:val="111111"/>
+          <w:sz w:val="19"/>
+        </w:rPr>
+        <w:t xml:space="preserve"> Mishi    | Marcela Diaz | 2026-09-02 08:15:00</w:t>
+      </w:r>
+      <w:r>
+        <w:br/>
+      </w:r>
+      <w:r>
+        <w:rPr>
+          <w:rFonts w:ascii="Consolas" w:hAnsi="Consolas"/>
+          <w:color w:val="111111"/>
+          <w:sz w:val="19"/>
+        </w:rPr>
+        <w:t>(3 filas)</w:t>
+      </w:r>
+    </w:p>
+    <w:p>
+      <w:pPr>
+        <w:spacing w:before="200" w:after="60"/>
+      </w:pPr>
+      <w:r>
+        <w:rPr>
+          <w:b/>
+          <w:color w:val="1A1C1D"/>
+          <w:sz w:val="32"/>
+        </w:rPr>
+        <w:t>Como calificar</w:t>
       </w:r>
     </w:p>
     <w:p>
       <w:pPr>
         <w:pStyle w:val="ListBullet"/>
-        <w:spacing w:after="40"/>
       </w:pPr>
       <w:r>
         <w:rPr>
-          <w:rFonts w:ascii="Calibri" w:hAnsi="Calibri" w:eastAsia="Calibri"/>
           <w:b w:val="0"/>
-          <w:color w:val="2B2B2B"/>
+          <w:color w:val="4A4A49"/>
           <w:sz w:val="22"/>
         </w:rPr>
-        <w:t>Dibujar el ER borrador marcando cardinalidad en cada relacion (Dueño 1-N Mascota, Mascota 1-N Cita) en Excalidraw o draw.io, pasarlo a Mermaid (erDiagram) con ayuda de una IA y pegarlo en la pregunta 2 de ExamLab verificando que renderice; el PNG exportado va a la carpeta del PI, pero lo que califica es el Mermaid renderizado.</w:t>
+        <w:t xml:space="preserve">12 pts las tres tablas creadas sin error, con su PK, las </w:t>
+      </w:r>
+      <w:r>
+        <w:rPr>
+          <w:b/>
+          <w:color w:val="4A4A49"/>
+          <w:sz w:val="22"/>
+        </w:rPr>
+        <w:t>2 FK</w:t>
+      </w:r>
+      <w:r>
+        <w:rPr>
+          <w:b w:val="0"/>
+          <w:color w:val="4A4A49"/>
+          <w:sz w:val="22"/>
+        </w:rPr>
+        <w:t xml:space="preserve">, el </w:t>
+      </w:r>
+      <w:r>
+        <w:rPr>
+          <w:rFonts w:ascii="Consolas" w:hAnsi="Consolas"/>
+          <w:color w:val="111111"/>
+          <w:sz w:val="21"/>
+        </w:rPr>
+        <w:t>DEFAULT 'Cali'</w:t>
+      </w:r>
+      <w:r>
+        <w:rPr>
+          <w:b w:val="0"/>
+          <w:color w:val="4A4A49"/>
+          <w:sz w:val="22"/>
+        </w:rPr>
+        <w:t xml:space="preserve"> de ciudad y los </w:t>
+      </w:r>
+      <w:r>
+        <w:rPr>
+          <w:b/>
+          <w:color w:val="4A4A49"/>
+          <w:sz w:val="22"/>
+        </w:rPr>
+        <w:t>2 CHECK</w:t>
+      </w:r>
+      <w:r>
+        <w:rPr>
+          <w:b w:val="0"/>
+          <w:color w:val="4A4A49"/>
+          <w:sz w:val="22"/>
+        </w:rPr>
+        <w:t xml:space="preserve"> exigidos (</w:t>
+      </w:r>
+      <w:r>
+        <w:rPr>
+          <w:rFonts w:ascii="Consolas" w:hAnsi="Consolas"/>
+          <w:color w:val="111111"/>
+          <w:sz w:val="21"/>
+        </w:rPr>
+        <w:t>activa</w:t>
+      </w:r>
+      <w:r>
+        <w:rPr>
+          <w:b w:val="0"/>
+          <w:color w:val="4A4A49"/>
+          <w:sz w:val="22"/>
+        </w:rPr>
+        <w:t xml:space="preserve"> y </w:t>
+      </w:r>
+      <w:r>
+        <w:rPr>
+          <w:rFonts w:ascii="Consolas" w:hAnsi="Consolas"/>
+          <w:color w:val="111111"/>
+          <w:sz w:val="21"/>
+        </w:rPr>
+        <w:t>estado</w:t>
+      </w:r>
+      <w:r>
+        <w:rPr>
+          <w:b w:val="0"/>
+          <w:color w:val="4A4A49"/>
+          <w:sz w:val="22"/>
+        </w:rPr>
+        <w:t>). Se prorratea: cada restriccion que falte descuenta.</w:t>
       </w:r>
     </w:p>
     <w:p>
       <w:pPr>
         <w:pStyle w:val="ListBullet"/>
-        <w:spacing w:after="40"/>
       </w:pPr>
       <w:r>
         <w:rPr>
-          <w:rFonts w:ascii="Calibri" w:hAnsi="Calibri" w:eastAsia="Calibri"/>
           <w:b w:val="0"/>
-          <w:color w:val="2B2B2B"/>
+          <w:color w:val="4A4A49"/>
           <w:sz w:val="22"/>
         </w:rPr>
-        <w:t>Escribir el alcance en dos listas explicitas: que SI cubre el PI este semestre (agenda, facturacion basica, roles) y que NO cubre (ej. pagos en linea, historial clinico completo) para evitar scope creep en clases futuras.</w:t>
-      </w:r>
-    </w:p>
-    <w:p>
-      <w:pPr>
-        <w:spacing w:after="120"/>
-      </w:pPr>
-      <w:r>
-        <w:rPr>
-          <w:rFonts w:ascii="Calibri" w:hAnsi="Calibri" w:eastAsia="Calibri"/>
+        <w:t xml:space="preserve">8 pts los datos: al menos 3 duenos, 4 mascotas con </w:t>
+      </w:r>
+      <w:r>
+        <w:rPr>
           <w:b/>
-          <w:color w:val="095292"/>
-          <w:sz w:val="24"/>
-        </w:rPr>
-        <w:t>Ejemplo / SQL / artefactos</w:t>
+          <w:color w:val="4A4A49"/>
+          <w:sz w:val="22"/>
+        </w:rPr>
+        <w:t>&gt;=1 inactiva</w:t>
+      </w:r>
+      <w:r>
+        <w:rPr>
+          <w:b w:val="0"/>
+          <w:color w:val="4A4A49"/>
+          <w:sz w:val="22"/>
+        </w:rPr>
+        <w:t xml:space="preserve"> y 3 citas coherentes con las FK. Si un INSERT viola una FK y el script no corre, esta parte vale cero.</w:t>
       </w:r>
     </w:p>
     <w:p>
       <w:pPr>
         <w:pStyle w:val="ListBullet"/>
-        <w:spacing w:after="40"/>
       </w:pPr>
       <w:r>
         <w:rPr>
-          <w:rFonts w:ascii="Calibri" w:hAnsi="Calibri" w:eastAsia="Calibri"/>
           <w:b w:val="0"/>
-          <w:color w:val="2B2B2B"/>
+          <w:color w:val="4A4A49"/>
           <w:sz w:val="22"/>
         </w:rPr>
-        <w:t>DDL: Kit docente/Clase 1/Codigo/01_arranque_vetcare.sql</w:t>
+        <w:t xml:space="preserve">5 pts el </w:t>
+      </w:r>
+      <w:r>
+        <w:rPr>
+          <w:rFonts w:ascii="Consolas" w:hAnsi="Consolas"/>
+          <w:color w:val="111111"/>
+          <w:sz w:val="21"/>
+        </w:rPr>
+        <w:t>SELECT</w:t>
+      </w:r>
+      <w:r>
+        <w:rPr>
+          <w:b w:val="0"/>
+          <w:color w:val="4A4A49"/>
+          <w:sz w:val="22"/>
+        </w:rPr>
+        <w:t xml:space="preserve"> final: devuelve filas y usa </w:t>
+      </w:r>
+      <w:r>
+        <w:rPr>
+          <w:b/>
+          <w:color w:val="4A4A49"/>
+          <w:sz w:val="22"/>
+        </w:rPr>
+        <w:t>JOIN explicito</w:t>
+      </w:r>
+      <w:r>
+        <w:rPr>
+          <w:b w:val="0"/>
+          <w:color w:val="4A4A49"/>
+          <w:sz w:val="22"/>
+        </w:rPr>
+        <w:t>. Un producto cartesiano (</w:t>
+      </w:r>
+      <w:r>
+        <w:rPr>
+          <w:rFonts w:ascii="Consolas" w:hAnsi="Consolas"/>
+          <w:color w:val="111111"/>
+          <w:sz w:val="21"/>
+        </w:rPr>
+        <w:t>FROM cita, mascota</w:t>
+      </w:r>
+      <w:r>
+        <w:rPr>
+          <w:b w:val="0"/>
+          <w:color w:val="4A4A49"/>
+          <w:sz w:val="22"/>
+        </w:rPr>
+        <w:t>) no suma aunque el resultado parezca correcto.</w:t>
       </w:r>
     </w:p>
     <w:p>
       <w:pPr>
         <w:pStyle w:val="ListBullet"/>
-        <w:spacing w:after="40"/>
       </w:pPr>
       <w:r>
         <w:rPr>
-          <w:rFonts w:ascii="Calibri" w:hAnsi="Calibri" w:eastAsia="Calibri"/>
           <w:b w:val="0"/>
-          <w:color w:val="2B2B2B"/>
+          <w:color w:val="4A4A49"/>
           <w:sz w:val="22"/>
         </w:rPr>
-        <w:t>ER: Dueño 1-N Mascota; Mascota 1-N Cita.</w:t>
+        <w:t xml:space="preserve">3 pts sintaxis 100 % PostgreSQL: </w:t>
+      </w:r>
+      <w:r>
+        <w:rPr>
+          <w:rFonts w:ascii="Consolas" w:hAnsi="Consolas"/>
+          <w:color w:val="111111"/>
+          <w:sz w:val="21"/>
+        </w:rPr>
+        <w:t>SERIAL</w:t>
+      </w:r>
+      <w:r>
+        <w:rPr>
+          <w:b w:val="0"/>
+          <w:color w:val="4A4A49"/>
+          <w:sz w:val="22"/>
+        </w:rPr>
+        <w:t xml:space="preserve"> o </w:t>
+      </w:r>
+      <w:r>
+        <w:rPr>
+          <w:rFonts w:ascii="Consolas" w:hAnsi="Consolas"/>
+          <w:color w:val="111111"/>
+          <w:sz w:val="21"/>
+        </w:rPr>
+        <w:t>GENERATED ALWAYS AS IDENTITY</w:t>
+      </w:r>
+      <w:r>
+        <w:rPr>
+          <w:b w:val="0"/>
+          <w:color w:val="4A4A49"/>
+          <w:sz w:val="22"/>
+        </w:rPr>
+        <w:t xml:space="preserve">, </w:t>
+      </w:r>
+      <w:r>
+        <w:rPr>
+          <w:rFonts w:ascii="Consolas" w:hAnsi="Consolas"/>
+          <w:color w:val="111111"/>
+          <w:sz w:val="21"/>
+        </w:rPr>
+        <w:t>TEXT</w:t>
+      </w:r>
+      <w:r>
+        <w:rPr>
+          <w:b w:val="0"/>
+          <w:color w:val="4A4A49"/>
+          <w:sz w:val="22"/>
+        </w:rPr>
+        <w:t>/</w:t>
+      </w:r>
+      <w:r>
+        <w:rPr>
+          <w:rFonts w:ascii="Consolas" w:hAnsi="Consolas"/>
+          <w:color w:val="111111"/>
+          <w:sz w:val="21"/>
+        </w:rPr>
+        <w:t>VARCHAR</w:t>
+      </w:r>
+      <w:r>
+        <w:rPr>
+          <w:b w:val="0"/>
+          <w:color w:val="4A4A49"/>
+          <w:sz w:val="22"/>
+        </w:rPr>
+        <w:t xml:space="preserve">. Se penaliza </w:t>
+      </w:r>
+      <w:r>
+        <w:rPr>
+          <w:rFonts w:ascii="Consolas" w:hAnsi="Consolas"/>
+          <w:color w:val="111111"/>
+          <w:sz w:val="21"/>
+        </w:rPr>
+        <w:t>NUMBER</w:t>
+      </w:r>
+      <w:r>
+        <w:rPr>
+          <w:b w:val="0"/>
+          <w:color w:val="4A4A49"/>
+          <w:sz w:val="22"/>
+        </w:rPr>
+        <w:t xml:space="preserve">, </w:t>
+      </w:r>
+      <w:r>
+        <w:rPr>
+          <w:rFonts w:ascii="Consolas" w:hAnsi="Consolas"/>
+          <w:color w:val="111111"/>
+          <w:sz w:val="21"/>
+        </w:rPr>
+        <w:t>VARCHAR2</w:t>
+      </w:r>
+      <w:r>
+        <w:rPr>
+          <w:b w:val="0"/>
+          <w:color w:val="4A4A49"/>
+          <w:sz w:val="22"/>
+        </w:rPr>
+        <w:t xml:space="preserve"> y las comillas dobles mal usadas.</w:t>
       </w:r>
     </w:p>
     <w:p>
       <w:pPr>
         <w:pStyle w:val="ListBullet"/>
-        <w:spacing w:after="40"/>
       </w:pPr>
       <w:r>
         <w:rPr>
-          <w:rFonts w:ascii="Calibri" w:hAnsi="Calibri" w:eastAsia="Calibri"/>
           <w:b w:val="0"/>
-          <w:color w:val="2B2B2B"/>
+          <w:color w:val="4A4A49"/>
           <w:sz w:val="22"/>
         </w:rPr>
-        <w:t>Script demo: Codigo/01_arranque_vetcare.sql</w:t>
-      </w:r>
-    </w:p>
-    <w:p>
-      <w:pPr>
-        <w:spacing w:after="120"/>
-      </w:pPr>
-      <w:r>
-        <w:rPr>
-          <w:rFonts w:ascii="Calibri" w:hAnsi="Calibri" w:eastAsia="Calibri"/>
+        <w:t xml:space="preserve">2 pts las convenciones de nombres: minusculas, tabla en singular sin tildes, e </w:t>
+      </w:r>
+      <w:r>
+        <w:rPr>
+          <w:rFonts w:ascii="Consolas" w:hAnsi="Consolas"/>
+          <w:color w:val="111111"/>
+          <w:sz w:val="21"/>
+        </w:rPr>
+        <w:t>id_&lt;entidad&gt;</w:t>
+      </w:r>
+      <w:r>
+        <w:rPr>
+          <w:b w:val="0"/>
+          <w:color w:val="4A4A49"/>
+          <w:sz w:val="22"/>
+        </w:rPr>
+        <w:t xml:space="preserve"> con el </w:t>
+      </w:r>
+      <w:r>
+        <w:rPr>
           <w:b/>
-          <w:color w:val="095292"/>
-          <w:sz w:val="24"/>
-        </w:rPr>
-        <w:t>Rubrica corta</w:t>
+          <w:color w:val="4A4A49"/>
+          <w:sz w:val="22"/>
+        </w:rPr>
+        <w:t>mismo nombre a ambos lados de la FK</w:t>
+      </w:r>
+      <w:r>
+        <w:rPr>
+          <w:b w:val="0"/>
+          <w:color w:val="4A4A49"/>
+          <w:sz w:val="22"/>
+        </w:rPr>
+        <w:t>.</w:t>
       </w:r>
     </w:p>
     <w:p>
       <w:pPr>
         <w:pStyle w:val="ListBullet"/>
-        <w:spacing w:after="40"/>
       </w:pPr>
       <w:r>
         <w:rPr>
-          <w:rFonts w:ascii="Calibri" w:hAnsi="Calibri" w:eastAsia="Calibri"/>
           <w:b w:val="0"/>
-          <w:color w:val="2B2B2B"/>
+          <w:color w:val="4A4A49"/>
           <w:sz w:val="22"/>
         </w:rPr>
-        <w:t>[ ] Registro del proyecto (1)</w:t>
+        <w:t xml:space="preserve">El registro en </w:t>
+      </w:r>
+      <w:r>
+        <w:rPr>
+          <w:rFonts w:ascii="Consolas" w:hAnsi="Consolas"/>
+          <w:color w:val="111111"/>
+          <w:sz w:val="21"/>
+        </w:rPr>
+        <w:t>proyecto_pi</w:t>
+      </w:r>
+      <w:r>
+        <w:rPr>
+          <w:b w:val="0"/>
+          <w:color w:val="4A4A49"/>
+          <w:sz w:val="22"/>
+        </w:rPr>
+        <w:t xml:space="preserve"> es obligatorio; la columna </w:t>
+      </w:r>
+      <w:r>
+        <w:rPr>
+          <w:rFonts w:ascii="Consolas" w:hAnsi="Consolas"/>
+          <w:color w:val="111111"/>
+          <w:sz w:val="21"/>
+        </w:rPr>
+        <w:t>integrantes</w:t>
+      </w:r>
+      <w:r>
+        <w:rPr>
+          <w:b w:val="0"/>
+          <w:color w:val="4A4A49"/>
+          <w:sz w:val="22"/>
+        </w:rPr>
+        <w:t xml:space="preserve"> solo se llena si hubo equipo autorizado y su ausencia </w:t>
+      </w:r>
+      <w:r>
+        <w:rPr>
+          <w:b/>
+          <w:color w:val="4A4A49"/>
+          <w:sz w:val="22"/>
+        </w:rPr>
+        <w:t>no descuenta</w:t>
+      </w:r>
+      <w:r>
+        <w:rPr>
+          <w:b w:val="0"/>
+          <w:color w:val="4A4A49"/>
+          <w:sz w:val="22"/>
+        </w:rPr>
+        <w:t>.</w:t>
+      </w:r>
+    </w:p>
+    <w:p>
+      <w:pPr>
+        <w:spacing w:before="200" w:after="60"/>
+      </w:pPr>
+      <w:r>
+        <w:rPr>
+          <w:b/>
+          <w:color w:val="1A1C1D"/>
+          <w:sz w:val="32"/>
+        </w:rPr>
+        <w:t>Errores frecuentes y que hacer</w:t>
       </w:r>
     </w:p>
     <w:p>
       <w:pPr>
         <w:pStyle w:val="ListBullet"/>
-        <w:spacing w:after="40"/>
       </w:pPr>
       <w:r>
         <w:rPr>
-          <w:rFonts w:ascii="Calibri" w:hAnsi="Calibri" w:eastAsia="Calibri"/>
+          <w:rFonts w:ascii="Consolas" w:hAnsi="Consolas"/>
+          <w:color w:val="111111"/>
+          <w:sz w:val="21"/>
+        </w:rPr>
+        <w:t>activa BOOLEAN</w:t>
+      </w:r>
+      <w:r>
+        <w:rPr>
           <w:b w:val="0"/>
-          <w:color w:val="2B2B2B"/>
+          <w:color w:val="4A4A49"/>
           <w:sz w:val="22"/>
         </w:rPr>
-        <w:t>[ ] ER (3)</w:t>
+        <w:t xml:space="preserve"> en vez de </w:t>
+      </w:r>
+      <w:r>
+        <w:rPr>
+          <w:rFonts w:ascii="Consolas" w:hAnsi="Consolas"/>
+          <w:color w:val="111111"/>
+          <w:sz w:val="21"/>
+        </w:rPr>
+        <w:t>CHAR(1)</w:t>
+      </w:r>
+      <w:r>
+        <w:rPr>
+          <w:b w:val="0"/>
+          <w:color w:val="4A4A49"/>
+          <w:sz w:val="22"/>
+        </w:rPr>
+        <w:t xml:space="preserve"> con CHECK. Funciona, pero rompe el contrato del curso: los procedimientos de la Clase 3 y los disparadores de la Clase 4 asumen </w:t>
+      </w:r>
+      <w:r>
+        <w:rPr>
+          <w:rFonts w:ascii="Consolas" w:hAnsi="Consolas"/>
+          <w:color w:val="111111"/>
+          <w:sz w:val="21"/>
+        </w:rPr>
+        <w:t>'S'</w:t>
+      </w:r>
+      <w:r>
+        <w:rPr>
+          <w:b w:val="0"/>
+          <w:color w:val="4A4A49"/>
+          <w:sz w:val="22"/>
+        </w:rPr>
+        <w:t>/</w:t>
+      </w:r>
+      <w:r>
+        <w:rPr>
+          <w:rFonts w:ascii="Consolas" w:hAnsi="Consolas"/>
+          <w:color w:val="111111"/>
+          <w:sz w:val="21"/>
+        </w:rPr>
+        <w:t>'N'</w:t>
+      </w:r>
+      <w:r>
+        <w:rPr>
+          <w:b w:val="0"/>
+          <w:color w:val="4A4A49"/>
+          <w:sz w:val="22"/>
+        </w:rPr>
+        <w:t>. Corrijalo hoy, no en la Clase 3.</w:t>
       </w:r>
     </w:p>
     <w:p>
       <w:pPr>
         <w:pStyle w:val="ListBullet"/>
-        <w:spacing w:after="40"/>
       </w:pPr>
       <w:r>
         <w:rPr>
-          <w:rFonts w:ascii="Calibri" w:hAnsi="Calibri" w:eastAsia="Calibri"/>
+          <w:rFonts w:ascii="Consolas" w:hAnsi="Consolas"/>
+          <w:color w:val="111111"/>
+          <w:sz w:val="21"/>
+        </w:rPr>
+        <w:t>telefono INT</w:t>
+      </w:r>
+      <w:r>
+        <w:rPr>
           <w:b w:val="0"/>
-          <w:color w:val="2B2B2B"/>
+          <w:color w:val="4A4A49"/>
           <w:sz w:val="22"/>
         </w:rPr>
-        <w:t>[ ] Reglas (2)</w:t>
+        <w:t>. Se pierden los ceros iniciales y no cabe el prefijo. Es el ejemplo canonico de que un telefono no es un numero.</w:t>
       </w:r>
     </w:p>
     <w:p>
       <w:pPr>
         <w:pStyle w:val="ListBullet"/>
-        <w:spacing w:after="40"/>
       </w:pPr>
       <w:r>
         <w:rPr>
-          <w:rFonts w:ascii="Calibri" w:hAnsi="Calibri" w:eastAsia="Calibri"/>
+          <w:rFonts w:ascii="Consolas" w:hAnsi="Consolas"/>
+          <w:color w:val="111111"/>
+          <w:sz w:val="21"/>
+        </w:rPr>
+        <w:t>fecha_hora TEXT</w:t>
+      </w:r>
+      <w:r>
+        <w:rPr>
           <w:b w:val="0"/>
-          <w:color w:val="2B2B2B"/>
+          <w:color w:val="4A4A49"/>
           <w:sz w:val="22"/>
         </w:rPr>
-        <w:t>[ ] Alcance (2)</w:t>
+        <w:t xml:space="preserve">. El </w:t>
+      </w:r>
+      <w:r>
+        <w:rPr>
+          <w:rFonts w:ascii="Consolas" w:hAnsi="Consolas"/>
+          <w:color w:val="111111"/>
+          <w:sz w:val="21"/>
+        </w:rPr>
+        <w:t>ORDER BY</w:t>
+      </w:r>
+      <w:r>
+        <w:rPr>
+          <w:b w:val="0"/>
+          <w:color w:val="4A4A49"/>
+          <w:sz w:val="22"/>
+        </w:rPr>
+        <w:t xml:space="preserve"> sale alfabetico y el indice de la Clase 7 no sirve de nada. Debe ser </w:t>
+      </w:r>
+      <w:r>
+        <w:rPr>
+          <w:rFonts w:ascii="Consolas" w:hAnsi="Consolas"/>
+          <w:color w:val="111111"/>
+          <w:sz w:val="21"/>
+        </w:rPr>
+        <w:t>TIMESTAMP</w:t>
+      </w:r>
+      <w:r>
+        <w:rPr>
+          <w:b w:val="0"/>
+          <w:color w:val="4A4A49"/>
+          <w:sz w:val="22"/>
+        </w:rPr>
+        <w:t>.</w:t>
       </w:r>
     </w:p>
     <w:p>
       <w:pPr>
         <w:pStyle w:val="ListBullet"/>
-        <w:spacing w:after="40"/>
       </w:pPr>
       <w:r>
         <w:rPr>
-          <w:rFonts w:ascii="Calibri" w:hAnsi="Calibri" w:eastAsia="Calibri"/>
           <w:b w:val="0"/>
-          <w:color w:val="2B2B2B"/>
+          <w:color w:val="4A4A49"/>
           <w:sz w:val="22"/>
         </w:rPr>
-        <w:t>[ ] Entrega (2)</w:t>
-      </w:r>
-    </w:p>
-    <w:p>
-      <w:pPr>
-        <w:spacing w:after="120"/>
-      </w:pPr>
-      <w:r>
-        <w:rPr>
-          <w:rFonts w:ascii="Calibri" w:hAnsi="Calibri" w:eastAsia="Calibri"/>
-          <w:b/>
-          <w:color w:val="095292"/>
-          <w:sz w:val="24"/>
-        </w:rPr>
-        <w:t>Errores frecuentes</w:t>
+        <w:t>Nombres en plural o con mayuscula (</w:t>
+      </w:r>
+      <w:r>
+        <w:rPr>
+          <w:rFonts w:ascii="Consolas" w:hAnsi="Consolas"/>
+          <w:color w:val="111111"/>
+          <w:sz w:val="21"/>
+        </w:rPr>
+        <w:t>Mascotas</w:t>
+      </w:r>
+      <w:r>
+        <w:rPr>
+          <w:b w:val="0"/>
+          <w:color w:val="4A4A49"/>
+          <w:sz w:val="22"/>
+        </w:rPr>
+        <w:t xml:space="preserve">, </w:t>
+      </w:r>
+      <w:r>
+        <w:rPr>
+          <w:rFonts w:ascii="Consolas" w:hAnsi="Consolas"/>
+          <w:color w:val="111111"/>
+          <w:sz w:val="21"/>
+        </w:rPr>
+        <w:t>Dueño</w:t>
+      </w:r>
+      <w:r>
+        <w:rPr>
+          <w:b w:val="0"/>
+          <w:color w:val="4A4A49"/>
+          <w:sz w:val="22"/>
+        </w:rPr>
+        <w:t>). PostgreSQL pliega a minuscula lo que no va entrecomillado, asi que quien despues consulte con comillas dobles obtiene «tabla inexistente» y pierde media clase.</w:t>
       </w:r>
     </w:p>
     <w:p>
       <w:pPr>
         <w:pStyle w:val="ListBullet"/>
-        <w:spacing w:after="40"/>
       </w:pPr>
       <w:r>
         <w:rPr>
-          <w:rFonts w:ascii="Calibri" w:hAnsi="Calibri" w:eastAsia="Calibri"/>
           <w:b w:val="0"/>
-          <w:color w:val="2B2B2B"/>
+          <w:color w:val="4A4A49"/>
           <w:sz w:val="22"/>
         </w:rPr>
-        <w:t>ER genérico.</w:t>
+        <w:t xml:space="preserve">Olvidar el </w:t>
+      </w:r>
+      <w:r>
+        <w:rPr>
+          <w:rFonts w:ascii="Consolas" w:hAnsi="Consolas"/>
+          <w:color w:val="111111"/>
+          <w:sz w:val="21"/>
+        </w:rPr>
+        <w:t>DEFAULT 'Cali'</w:t>
+      </w:r>
+      <w:r>
+        <w:rPr>
+          <w:b w:val="0"/>
+          <w:color w:val="4A4A49"/>
+          <w:sz w:val="22"/>
+        </w:rPr>
+        <w:t>. Es el criterio que comprueba que leyo la tabla de requisitos y no solo copio un CREATE TABLE de memoria.</w:t>
+      </w:r>
+    </w:p>
+    <w:p>
+      <w:pPr>
+        <w:spacing w:before="200" w:after="60"/>
+      </w:pPr>
+      <w:r>
+        <w:rPr>
+          <w:b/>
+          <w:color w:val="1A1C1D"/>
+          <w:sz w:val="32"/>
+        </w:rPr>
+        <w:t>Pregunta 2 · Modelo ER de VetCare DB en Mermaid · 20 pts</w:t>
+      </w:r>
+    </w:p>
+    <w:p>
+      <w:pPr>
+        <w:spacing w:before="200" w:after="60"/>
+      </w:pPr>
+      <w:r>
+        <w:rPr>
+          <w:b/>
+          <w:color w:val="1A1C1D"/>
+          <w:sz w:val="32"/>
+        </w:rPr>
+        <w:t>Respuesta esperada (dominio de la solucion)</w:t>
+      </w:r>
+    </w:p>
+    <w:p>
+      <w:pPr>
+        <w:shd w:val="clear" w:fill="F2F2F3"/>
+        <w:spacing w:before="60" w:after="60"/>
+        <w:ind w:left="216"/>
+      </w:pPr>
+      <w:r>
+        <w:rPr>
+          <w:rFonts w:ascii="Consolas" w:hAnsi="Consolas"/>
+          <w:color w:val="111111"/>
+          <w:sz w:val="19"/>
+        </w:rPr>
+        <w:t>erDiagram</w:t>
+      </w:r>
+      <w:r>
+        <w:br/>
+      </w:r>
+      <w:r>
+        <w:rPr>
+          <w:rFonts w:ascii="Consolas" w:hAnsi="Consolas"/>
+          <w:color w:val="111111"/>
+          <w:sz w:val="19"/>
+        </w:rPr>
+        <w:t xml:space="preserve">    dueno ||--o{ mascota : "posee"</w:t>
+      </w:r>
+      <w:r>
+        <w:br/>
+      </w:r>
+      <w:r>
+        <w:rPr>
+          <w:rFonts w:ascii="Consolas" w:hAnsi="Consolas"/>
+          <w:color w:val="111111"/>
+          <w:sz w:val="19"/>
+        </w:rPr>
+        <w:t xml:space="preserve">    mascota ||--o{ cita : "tiene agendada"</w:t>
+      </w:r>
+      <w:r>
+        <w:br/>
+      </w:r>
+      <w:r>
+        <w:rPr>
+          <w:rFonts w:ascii="Consolas" w:hAnsi="Consolas"/>
+          <w:color w:val="111111"/>
+          <w:sz w:val="19"/>
+        </w:rPr>
+        <w:t xml:space="preserve">    veterinario ||--o{ cita : "atiende"</w:t>
+      </w:r>
+      <w:r>
+        <w:br/>
+      </w:r>
+      <w:r>
+        <w:rPr>
+          <w:rFonts w:ascii="Consolas" w:hAnsi="Consolas"/>
+          <w:color w:val="111111"/>
+          <w:sz w:val="19"/>
+        </w:rPr>
+        <w:t xml:space="preserve">    cita ||--|| consulta : "documenta"</w:t>
+      </w:r>
+      <w:r>
+        <w:br/>
+      </w:r>
+      <w:r>
+        <w:rPr>
+          <w:rFonts w:ascii="Consolas" w:hAnsi="Consolas"/>
+          <w:color w:val="111111"/>
+          <w:sz w:val="19"/>
+        </w:rPr>
+        <w:t xml:space="preserve">    consulta ||--o{ factura : "genera"</w:t>
+      </w:r>
+      <w:r>
+        <w:br/>
+      </w:r>
+      <w:r>
+        <w:rPr>
+          <w:rFonts w:ascii="Consolas" w:hAnsi="Consolas"/>
+          <w:color w:val="111111"/>
+          <w:sz w:val="19"/>
+        </w:rPr>
+        <w:t xml:space="preserve">    factura ||--o{ detalle_factura : "se desglosa en"</w:t>
+      </w:r>
+      <w:r>
+        <w:br/>
+      </w:r>
+      <w:r>
+        <w:rPr>
+          <w:rFonts w:ascii="Consolas" w:hAnsi="Consolas"/>
+          <w:color w:val="111111"/>
+          <w:sz w:val="19"/>
+        </w:rPr>
+        <w:t xml:space="preserve">    insumo ||--o{ detalle_factura : "se factura en"</w:t>
+      </w:r>
+      <w:r>
+        <w:br/>
+      </w:r>
+      <w:r>
+        <w:rPr>
+          <w:rFonts w:ascii="Consolas" w:hAnsi="Consolas"/>
+          <w:color w:val="111111"/>
+          <w:sz w:val="19"/>
+        </w:rPr>
+      </w:r>
+      <w:r>
+        <w:br/>
+      </w:r>
+      <w:r>
+        <w:rPr>
+          <w:rFonts w:ascii="Consolas" w:hAnsi="Consolas"/>
+          <w:color w:val="111111"/>
+          <w:sz w:val="19"/>
+        </w:rPr>
+        <w:t xml:space="preserve">    dueno {</w:t>
+      </w:r>
+      <w:r>
+        <w:br/>
+      </w:r>
+      <w:r>
+        <w:rPr>
+          <w:rFonts w:ascii="Consolas" w:hAnsi="Consolas"/>
+          <w:color w:val="111111"/>
+          <w:sz w:val="19"/>
+        </w:rPr>
+        <w:t xml:space="preserve">        int id_dueno PK</w:t>
+      </w:r>
+      <w:r>
+        <w:br/>
+      </w:r>
+      <w:r>
+        <w:rPr>
+          <w:rFonts w:ascii="Consolas" w:hAnsi="Consolas"/>
+          <w:color w:val="111111"/>
+          <w:sz w:val="19"/>
+        </w:rPr>
+        <w:t xml:space="preserve">        text nombre</w:t>
+      </w:r>
+      <w:r>
+        <w:br/>
+      </w:r>
+      <w:r>
+        <w:rPr>
+          <w:rFonts w:ascii="Consolas" w:hAnsi="Consolas"/>
+          <w:color w:val="111111"/>
+          <w:sz w:val="19"/>
+        </w:rPr>
+        <w:t xml:space="preserve">        text telefono</w:t>
+      </w:r>
+      <w:r>
+        <w:br/>
+      </w:r>
+      <w:r>
+        <w:rPr>
+          <w:rFonts w:ascii="Consolas" w:hAnsi="Consolas"/>
+          <w:color w:val="111111"/>
+          <w:sz w:val="19"/>
+        </w:rPr>
+        <w:t xml:space="preserve">    }</w:t>
+      </w:r>
+      <w:r>
+        <w:br/>
+      </w:r>
+      <w:r>
+        <w:rPr>
+          <w:rFonts w:ascii="Consolas" w:hAnsi="Consolas"/>
+          <w:color w:val="111111"/>
+          <w:sz w:val="19"/>
+        </w:rPr>
+        <w:t xml:space="preserve">    mascota {</w:t>
+      </w:r>
+      <w:r>
+        <w:br/>
+      </w:r>
+      <w:r>
+        <w:rPr>
+          <w:rFonts w:ascii="Consolas" w:hAnsi="Consolas"/>
+          <w:color w:val="111111"/>
+          <w:sz w:val="19"/>
+        </w:rPr>
+        <w:t xml:space="preserve">        int id_mascota PK</w:t>
+      </w:r>
+      <w:r>
+        <w:br/>
+      </w:r>
+      <w:r>
+        <w:rPr>
+          <w:rFonts w:ascii="Consolas" w:hAnsi="Consolas"/>
+          <w:color w:val="111111"/>
+          <w:sz w:val="19"/>
+        </w:rPr>
+        <w:t xml:space="preserve">        int id_dueno FK</w:t>
+      </w:r>
+      <w:r>
+        <w:br/>
+      </w:r>
+      <w:r>
+        <w:rPr>
+          <w:rFonts w:ascii="Consolas" w:hAnsi="Consolas"/>
+          <w:color w:val="111111"/>
+          <w:sz w:val="19"/>
+        </w:rPr>
+        <w:t xml:space="preserve">        char activa</w:t>
+      </w:r>
+      <w:r>
+        <w:br/>
+      </w:r>
+      <w:r>
+        <w:rPr>
+          <w:rFonts w:ascii="Consolas" w:hAnsi="Consolas"/>
+          <w:color w:val="111111"/>
+          <w:sz w:val="19"/>
+        </w:rPr>
+        <w:t xml:space="preserve">    }</w:t>
+      </w:r>
+      <w:r>
+        <w:br/>
+      </w:r>
+      <w:r>
+        <w:rPr>
+          <w:rFonts w:ascii="Consolas" w:hAnsi="Consolas"/>
+          <w:color w:val="111111"/>
+          <w:sz w:val="19"/>
+        </w:rPr>
+        <w:t xml:space="preserve">    veterinario {</w:t>
+      </w:r>
+      <w:r>
+        <w:br/>
+      </w:r>
+      <w:r>
+        <w:rPr>
+          <w:rFonts w:ascii="Consolas" w:hAnsi="Consolas"/>
+          <w:color w:val="111111"/>
+          <w:sz w:val="19"/>
+        </w:rPr>
+        <w:t xml:space="preserve">        int id_veterinario PK</w:t>
+      </w:r>
+      <w:r>
+        <w:br/>
+      </w:r>
+      <w:r>
+        <w:rPr>
+          <w:rFonts w:ascii="Consolas" w:hAnsi="Consolas"/>
+          <w:color w:val="111111"/>
+          <w:sz w:val="19"/>
+        </w:rPr>
+        <w:t xml:space="preserve">        text nombre</w:t>
+      </w:r>
+      <w:r>
+        <w:br/>
+      </w:r>
+      <w:r>
+        <w:rPr>
+          <w:rFonts w:ascii="Consolas" w:hAnsi="Consolas"/>
+          <w:color w:val="111111"/>
+          <w:sz w:val="19"/>
+        </w:rPr>
+        <w:t xml:space="preserve">        text especialidad</w:t>
+      </w:r>
+      <w:r>
+        <w:br/>
+      </w:r>
+      <w:r>
+        <w:rPr>
+          <w:rFonts w:ascii="Consolas" w:hAnsi="Consolas"/>
+          <w:color w:val="111111"/>
+          <w:sz w:val="19"/>
+        </w:rPr>
+        <w:t xml:space="preserve">    }</w:t>
+      </w:r>
+      <w:r>
+        <w:br/>
+      </w:r>
+      <w:r>
+        <w:rPr>
+          <w:rFonts w:ascii="Consolas" w:hAnsi="Consolas"/>
+          <w:color w:val="111111"/>
+          <w:sz w:val="19"/>
+        </w:rPr>
+        <w:t xml:space="preserve">    cita {</w:t>
+      </w:r>
+      <w:r>
+        <w:br/>
+      </w:r>
+      <w:r>
+        <w:rPr>
+          <w:rFonts w:ascii="Consolas" w:hAnsi="Consolas"/>
+          <w:color w:val="111111"/>
+          <w:sz w:val="19"/>
+        </w:rPr>
+        <w:t xml:space="preserve">        int id_cita PK</w:t>
+      </w:r>
+      <w:r>
+        <w:br/>
+      </w:r>
+      <w:r>
+        <w:rPr>
+          <w:rFonts w:ascii="Consolas" w:hAnsi="Consolas"/>
+          <w:color w:val="111111"/>
+          <w:sz w:val="19"/>
+        </w:rPr>
+        <w:t xml:space="preserve">        int id_mascota FK</w:t>
+      </w:r>
+      <w:r>
+        <w:br/>
+      </w:r>
+      <w:r>
+        <w:rPr>
+          <w:rFonts w:ascii="Consolas" w:hAnsi="Consolas"/>
+          <w:color w:val="111111"/>
+          <w:sz w:val="19"/>
+        </w:rPr>
+        <w:t xml:space="preserve">        timestamp fecha_hora</w:t>
+      </w:r>
+      <w:r>
+        <w:br/>
+      </w:r>
+      <w:r>
+        <w:rPr>
+          <w:rFonts w:ascii="Consolas" w:hAnsi="Consolas"/>
+          <w:color w:val="111111"/>
+          <w:sz w:val="19"/>
+        </w:rPr>
+        <w:t xml:space="preserve">    }</w:t>
+      </w:r>
+      <w:r>
+        <w:br/>
+      </w:r>
+      <w:r>
+        <w:rPr>
+          <w:rFonts w:ascii="Consolas" w:hAnsi="Consolas"/>
+          <w:color w:val="111111"/>
+          <w:sz w:val="19"/>
+        </w:rPr>
+        <w:t xml:space="preserve">    consulta {</w:t>
+      </w:r>
+      <w:r>
+        <w:br/>
+      </w:r>
+      <w:r>
+        <w:rPr>
+          <w:rFonts w:ascii="Consolas" w:hAnsi="Consolas"/>
+          <w:color w:val="111111"/>
+          <w:sz w:val="19"/>
+        </w:rPr>
+        <w:t xml:space="preserve">        int id_consulta PK</w:t>
+      </w:r>
+      <w:r>
+        <w:br/>
+      </w:r>
+      <w:r>
+        <w:rPr>
+          <w:rFonts w:ascii="Consolas" w:hAnsi="Consolas"/>
+          <w:color w:val="111111"/>
+          <w:sz w:val="19"/>
+        </w:rPr>
+        <w:t xml:space="preserve">        int id_cita FK</w:t>
+      </w:r>
+      <w:r>
+        <w:br/>
+      </w:r>
+      <w:r>
+        <w:rPr>
+          <w:rFonts w:ascii="Consolas" w:hAnsi="Consolas"/>
+          <w:color w:val="111111"/>
+          <w:sz w:val="19"/>
+        </w:rPr>
+        <w:t xml:space="preserve">        text diagnostico</w:t>
+      </w:r>
+      <w:r>
+        <w:br/>
+      </w:r>
+      <w:r>
+        <w:rPr>
+          <w:rFonts w:ascii="Consolas" w:hAnsi="Consolas"/>
+          <w:color w:val="111111"/>
+          <w:sz w:val="19"/>
+        </w:rPr>
+        <w:t xml:space="preserve">    }</w:t>
+      </w:r>
+      <w:r>
+        <w:br/>
+      </w:r>
+      <w:r>
+        <w:rPr>
+          <w:rFonts w:ascii="Consolas" w:hAnsi="Consolas"/>
+          <w:color w:val="111111"/>
+          <w:sz w:val="19"/>
+        </w:rPr>
+        <w:t xml:space="preserve">    insumo {</w:t>
+      </w:r>
+      <w:r>
+        <w:br/>
+      </w:r>
+      <w:r>
+        <w:rPr>
+          <w:rFonts w:ascii="Consolas" w:hAnsi="Consolas"/>
+          <w:color w:val="111111"/>
+          <w:sz w:val="19"/>
+        </w:rPr>
+        <w:t xml:space="preserve">        int id_insumo PK</w:t>
+      </w:r>
+      <w:r>
+        <w:br/>
+      </w:r>
+      <w:r>
+        <w:rPr>
+          <w:rFonts w:ascii="Consolas" w:hAnsi="Consolas"/>
+          <w:color w:val="111111"/>
+          <w:sz w:val="19"/>
+        </w:rPr>
+        <w:t xml:space="preserve">        text nombre</w:t>
+      </w:r>
+      <w:r>
+        <w:br/>
+      </w:r>
+      <w:r>
+        <w:rPr>
+          <w:rFonts w:ascii="Consolas" w:hAnsi="Consolas"/>
+          <w:color w:val="111111"/>
+          <w:sz w:val="19"/>
+        </w:rPr>
+        <w:t xml:space="preserve">        int stock</w:t>
+      </w:r>
+      <w:r>
+        <w:br/>
+      </w:r>
+      <w:r>
+        <w:rPr>
+          <w:rFonts w:ascii="Consolas" w:hAnsi="Consolas"/>
+          <w:color w:val="111111"/>
+          <w:sz w:val="19"/>
+        </w:rPr>
+        <w:t xml:space="preserve">    }</w:t>
+      </w:r>
+      <w:r>
+        <w:br/>
+      </w:r>
+      <w:r>
+        <w:rPr>
+          <w:rFonts w:ascii="Consolas" w:hAnsi="Consolas"/>
+          <w:color w:val="111111"/>
+          <w:sz w:val="19"/>
+        </w:rPr>
+        <w:t xml:space="preserve">    factura {</w:t>
+      </w:r>
+      <w:r>
+        <w:br/>
+      </w:r>
+      <w:r>
+        <w:rPr>
+          <w:rFonts w:ascii="Consolas" w:hAnsi="Consolas"/>
+          <w:color w:val="111111"/>
+          <w:sz w:val="19"/>
+        </w:rPr>
+        <w:t xml:space="preserve">        int id_factura PK</w:t>
+      </w:r>
+      <w:r>
+        <w:br/>
+      </w:r>
+      <w:r>
+        <w:rPr>
+          <w:rFonts w:ascii="Consolas" w:hAnsi="Consolas"/>
+          <w:color w:val="111111"/>
+          <w:sz w:val="19"/>
+        </w:rPr>
+        <w:t xml:space="preserve">        int id_consulta FK</w:t>
+      </w:r>
+      <w:r>
+        <w:br/>
+      </w:r>
+      <w:r>
+        <w:rPr>
+          <w:rFonts w:ascii="Consolas" w:hAnsi="Consolas"/>
+          <w:color w:val="111111"/>
+          <w:sz w:val="19"/>
+        </w:rPr>
+        <w:t xml:space="preserve">        decimal total</w:t>
+      </w:r>
+      <w:r>
+        <w:br/>
+      </w:r>
+      <w:r>
+        <w:rPr>
+          <w:rFonts w:ascii="Consolas" w:hAnsi="Consolas"/>
+          <w:color w:val="111111"/>
+          <w:sz w:val="19"/>
+        </w:rPr>
+        <w:t xml:space="preserve">    }</w:t>
+      </w:r>
+      <w:r>
+        <w:br/>
+      </w:r>
+      <w:r>
+        <w:rPr>
+          <w:rFonts w:ascii="Consolas" w:hAnsi="Consolas"/>
+          <w:color w:val="111111"/>
+          <w:sz w:val="19"/>
+        </w:rPr>
+        <w:t xml:space="preserve">    detalle_factura {</w:t>
+      </w:r>
+      <w:r>
+        <w:br/>
+      </w:r>
+      <w:r>
+        <w:rPr>
+          <w:rFonts w:ascii="Consolas" w:hAnsi="Consolas"/>
+          <w:color w:val="111111"/>
+          <w:sz w:val="19"/>
+        </w:rPr>
+        <w:t xml:space="preserve">        int id_factura PK</w:t>
+      </w:r>
+      <w:r>
+        <w:br/>
+      </w:r>
+      <w:r>
+        <w:rPr>
+          <w:rFonts w:ascii="Consolas" w:hAnsi="Consolas"/>
+          <w:color w:val="111111"/>
+          <w:sz w:val="19"/>
+        </w:rPr>
+        <w:t xml:space="preserve">        int id_insumo PK</w:t>
+      </w:r>
+      <w:r>
+        <w:br/>
+      </w:r>
+      <w:r>
+        <w:rPr>
+          <w:rFonts w:ascii="Consolas" w:hAnsi="Consolas"/>
+          <w:color w:val="111111"/>
+          <w:sz w:val="19"/>
+        </w:rPr>
+        <w:t xml:space="preserve">        decimal precio_unitario</w:t>
+      </w:r>
+      <w:r>
+        <w:br/>
+      </w:r>
+      <w:r>
+        <w:rPr>
+          <w:rFonts w:ascii="Consolas" w:hAnsi="Consolas"/>
+          <w:color w:val="111111"/>
+          <w:sz w:val="19"/>
+        </w:rPr>
+        <w:t xml:space="preserve">    }</w:t>
+      </w:r>
+    </w:p>
+    <w:p>
+      <w:pPr>
+        <w:spacing w:before="200" w:after="60"/>
+      </w:pPr>
+      <w:r>
+        <w:rPr>
+          <w:b/>
+          <w:color w:val="1A1C1D"/>
+          <w:sz w:val="32"/>
+        </w:rPr>
+        <w:t>Como calificar</w:t>
       </w:r>
     </w:p>
     <w:p>
       <w:pPr>
         <w:pStyle w:val="ListBullet"/>
-        <w:spacing w:after="40"/>
       </w:pPr>
       <w:r>
         <w:rPr>
-          <w:rFonts w:ascii="Calibri" w:hAnsi="Calibri" w:eastAsia="Calibri"/>
           <w:b w:val="0"/>
-          <w:color w:val="2B2B2B"/>
+          <w:color w:val="4A4A49"/>
           <w:sz w:val="22"/>
         </w:rPr>
-        <w:t>Sin FK.</w:t>
+        <w:t xml:space="preserve">8 pts las </w:t>
+      </w:r>
+      <w:r>
+        <w:rPr>
+          <w:b/>
+          <w:color w:val="4A4A49"/>
+          <w:sz w:val="22"/>
+        </w:rPr>
+        <w:t>8 entidades</w:t>
+      </w:r>
+      <w:r>
+        <w:rPr>
+          <w:b w:val="0"/>
+          <w:color w:val="4A4A49"/>
+          <w:sz w:val="22"/>
+        </w:rPr>
+        <w:t xml:space="preserve"> con los nombres exactos del curso: </w:t>
+      </w:r>
+      <w:r>
+        <w:rPr>
+          <w:rFonts w:ascii="Consolas" w:hAnsi="Consolas"/>
+          <w:color w:val="111111"/>
+          <w:sz w:val="21"/>
+        </w:rPr>
+        <w:t>dueno</w:t>
+      </w:r>
+      <w:r>
+        <w:rPr>
+          <w:b w:val="0"/>
+          <w:color w:val="4A4A49"/>
+          <w:sz w:val="22"/>
+        </w:rPr>
+        <w:t xml:space="preserve">, </w:t>
+      </w:r>
+      <w:r>
+        <w:rPr>
+          <w:rFonts w:ascii="Consolas" w:hAnsi="Consolas"/>
+          <w:color w:val="111111"/>
+          <w:sz w:val="21"/>
+        </w:rPr>
+        <w:t>mascota</w:t>
+      </w:r>
+      <w:r>
+        <w:rPr>
+          <w:b w:val="0"/>
+          <w:color w:val="4A4A49"/>
+          <w:sz w:val="22"/>
+        </w:rPr>
+        <w:t xml:space="preserve">, </w:t>
+      </w:r>
+      <w:r>
+        <w:rPr>
+          <w:rFonts w:ascii="Consolas" w:hAnsi="Consolas"/>
+          <w:color w:val="111111"/>
+          <w:sz w:val="21"/>
+        </w:rPr>
+        <w:t>veterinario</w:t>
+      </w:r>
+      <w:r>
+        <w:rPr>
+          <w:b w:val="0"/>
+          <w:color w:val="4A4A49"/>
+          <w:sz w:val="22"/>
+        </w:rPr>
+        <w:t xml:space="preserve">, </w:t>
+      </w:r>
+      <w:r>
+        <w:rPr>
+          <w:rFonts w:ascii="Consolas" w:hAnsi="Consolas"/>
+          <w:color w:val="111111"/>
+          <w:sz w:val="21"/>
+        </w:rPr>
+        <w:t>cita</w:t>
+      </w:r>
+      <w:r>
+        <w:rPr>
+          <w:b w:val="0"/>
+          <w:color w:val="4A4A49"/>
+          <w:sz w:val="22"/>
+        </w:rPr>
+        <w:t xml:space="preserve">, </w:t>
+      </w:r>
+      <w:r>
+        <w:rPr>
+          <w:rFonts w:ascii="Consolas" w:hAnsi="Consolas"/>
+          <w:color w:val="111111"/>
+          <w:sz w:val="21"/>
+        </w:rPr>
+        <w:t>consulta</w:t>
+      </w:r>
+      <w:r>
+        <w:rPr>
+          <w:b w:val="0"/>
+          <w:color w:val="4A4A49"/>
+          <w:sz w:val="22"/>
+        </w:rPr>
+        <w:t xml:space="preserve">, </w:t>
+      </w:r>
+      <w:r>
+        <w:rPr>
+          <w:rFonts w:ascii="Consolas" w:hAnsi="Consolas"/>
+          <w:color w:val="111111"/>
+          <w:sz w:val="21"/>
+        </w:rPr>
+        <w:t>insumo</w:t>
+      </w:r>
+      <w:r>
+        <w:rPr>
+          <w:b w:val="0"/>
+          <w:color w:val="4A4A49"/>
+          <w:sz w:val="22"/>
+        </w:rPr>
+        <w:t xml:space="preserve">, </w:t>
+      </w:r>
+      <w:r>
+        <w:rPr>
+          <w:rFonts w:ascii="Consolas" w:hAnsi="Consolas"/>
+          <w:color w:val="111111"/>
+          <w:sz w:val="21"/>
+        </w:rPr>
+        <w:t>factura</w:t>
+      </w:r>
+      <w:r>
+        <w:rPr>
+          <w:b w:val="0"/>
+          <w:color w:val="4A4A49"/>
+          <w:sz w:val="22"/>
+        </w:rPr>
+        <w:t xml:space="preserve">, </w:t>
+      </w:r>
+      <w:r>
+        <w:rPr>
+          <w:rFonts w:ascii="Consolas" w:hAnsi="Consolas"/>
+          <w:color w:val="111111"/>
+          <w:sz w:val="21"/>
+        </w:rPr>
+        <w:t>detalle_factura</w:t>
+      </w:r>
+      <w:r>
+        <w:rPr>
+          <w:b w:val="0"/>
+          <w:color w:val="4A4A49"/>
+          <w:sz w:val="22"/>
+        </w:rPr>
+        <w:t>. 1 pt cada una.</w:t>
       </w:r>
     </w:p>
     <w:p>
       <w:pPr>
         <w:pStyle w:val="ListBullet"/>
-        <w:spacing w:after="40"/>
       </w:pPr>
       <w:r>
         <w:rPr>
-          <w:rFonts w:ascii="Calibri" w:hAnsi="Calibri" w:eastAsia="Calibri"/>
           <w:b w:val="0"/>
-          <w:color w:val="2B2B2B"/>
+          <w:color w:val="4A4A49"/>
           <w:sz w:val="22"/>
         </w:rPr>
-        <w:t>Scope infinito.</w:t>
+        <w:t xml:space="preserve">7 pts las </w:t>
+      </w:r>
+      <w:r>
+        <w:rPr>
+          <w:b/>
+          <w:color w:val="4A4A49"/>
+          <w:sz w:val="22"/>
+        </w:rPr>
+        <w:t>7 relaciones</w:t>
+      </w:r>
+      <w:r>
+        <w:rPr>
+          <w:b w:val="0"/>
+          <w:color w:val="4A4A49"/>
+          <w:sz w:val="22"/>
+        </w:rPr>
+        <w:t xml:space="preserve"> con la cardinalidad correcta: </w:t>
+      </w:r>
+      <w:r>
+        <w:rPr>
+          <w:rFonts w:ascii="Consolas" w:hAnsi="Consolas"/>
+          <w:color w:val="111111"/>
+          <w:sz w:val="21"/>
+        </w:rPr>
+        <w:t>||--o{</w:t>
+      </w:r>
+      <w:r>
+        <w:rPr>
+          <w:b w:val="0"/>
+          <w:color w:val="4A4A49"/>
+          <w:sz w:val="22"/>
+        </w:rPr>
+        <w:t xml:space="preserve"> para 1‑N y </w:t>
+      </w:r>
+      <w:r>
+        <w:rPr>
+          <w:rFonts w:ascii="Consolas" w:hAnsi="Consolas"/>
+          <w:color w:val="111111"/>
+          <w:sz w:val="21"/>
+        </w:rPr>
+        <w:t>||--||</w:t>
+      </w:r>
+      <w:r>
+        <w:rPr>
+          <w:b w:val="0"/>
+          <w:color w:val="4A4A49"/>
+          <w:sz w:val="22"/>
+        </w:rPr>
+        <w:t xml:space="preserve"> para 1‑1. Una cardinalidad invertida no suma, aunque la relacion exista.</w:t>
       </w:r>
     </w:p>
     <w:p>
       <w:pPr>
         <w:pStyle w:val="ListBullet"/>
-        <w:spacing w:after="40"/>
       </w:pPr>
       <w:r>
         <w:rPr>
-          <w:rFonts w:ascii="Calibri" w:hAnsi="Calibri" w:eastAsia="Calibri"/>
           <w:b w:val="0"/>
-          <w:color w:val="2B2B2B"/>
+          <w:color w:val="4A4A49"/>
           <w:sz w:val="22"/>
         </w:rPr>
-        <w:t>Entregar el PNG y dejar vacía la pregunta de diagrama: ExamLab califica el Mermaid renderizado, no la imagen.</w:t>
+        <w:t xml:space="preserve">3 pts que cada entidad declare </w:t>
+      </w:r>
+      <w:r>
+        <w:rPr>
+          <w:b/>
+          <w:color w:val="4A4A49"/>
+          <w:sz w:val="22"/>
+        </w:rPr>
+        <w:t>al menos su PK y 2 atributos</w:t>
+      </w:r>
+      <w:r>
+        <w:rPr>
+          <w:b w:val="0"/>
+          <w:color w:val="4A4A49"/>
+          <w:sz w:val="22"/>
+        </w:rPr>
+        <w:t xml:space="preserve">, con </w:t>
+      </w:r>
+      <w:r>
+        <w:rPr>
+          <w:rFonts w:ascii="Consolas" w:hAnsi="Consolas"/>
+          <w:color w:val="111111"/>
+          <w:sz w:val="21"/>
+        </w:rPr>
+        <w:t>PK</w:t>
+      </w:r>
+      <w:r>
+        <w:rPr>
+          <w:b w:val="0"/>
+          <w:color w:val="4A4A49"/>
+          <w:sz w:val="22"/>
+        </w:rPr>
+        <w:t xml:space="preserve"> y </w:t>
+      </w:r>
+      <w:r>
+        <w:rPr>
+          <w:rFonts w:ascii="Consolas" w:hAnsi="Consolas"/>
+          <w:color w:val="111111"/>
+          <w:sz w:val="21"/>
+        </w:rPr>
+        <w:t>FK</w:t>
+      </w:r>
+      <w:r>
+        <w:rPr>
+          <w:b w:val="0"/>
+          <w:color w:val="4A4A49"/>
+          <w:sz w:val="22"/>
+        </w:rPr>
+        <w:t xml:space="preserve"> marcados.</w:t>
       </w:r>
     </w:p>
     <w:p>
       <w:pPr>
         <w:pStyle w:val="ListBullet"/>
-        <w:spacing w:after="40"/>
       </w:pPr>
       <w:r>
         <w:rPr>
-          <w:rFonts w:ascii="Calibri" w:hAnsi="Calibri" w:eastAsia="Calibri"/>
           <w:b w:val="0"/>
-          <w:color w:val="2B2B2B"/>
+          <w:color w:val="4A4A49"/>
           <w:sz w:val="22"/>
         </w:rPr>
-        <w:t>Reglas escritas como deseos («el sistema debe ser seguro») en vez de Condición → Acción verificable.</w:t>
+        <w:t>2 pts que renderice sin error de sintaxis dentro de la plataforma.</w:t>
       </w:r>
     </w:p>
     <w:p>
       <w:pPr>
         <w:pStyle w:val="ListBullet"/>
-        <w:spacing w:after="40"/>
       </w:pPr>
       <w:r>
         <w:rPr>
-          <w:rFonts w:ascii="Calibri" w:hAnsi="Calibri" w:eastAsia="Calibri"/>
           <w:b w:val="0"/>
-          <w:color w:val="2B2B2B"/>
+          <w:color w:val="4A4A49"/>
           <w:sz w:val="22"/>
         </w:rPr>
-        <w:t>Nombres en mayúscula, plural o con tilde: el DDL falla en el PostgreSQL de ExamLab y se pierde la clase depurándolo.</w:t>
+        <w:t xml:space="preserve">Los nombres tienen que coincidir con el DDL de la pregunta 1. Si el ER dice </w:t>
+      </w:r>
+      <w:r>
+        <w:rPr>
+          <w:rFonts w:ascii="Consolas" w:hAnsi="Consolas"/>
+          <w:color w:val="111111"/>
+          <w:sz w:val="21"/>
+        </w:rPr>
+        <w:t>Mascotas</w:t>
+      </w:r>
+      <w:r>
+        <w:rPr>
+          <w:b w:val="0"/>
+          <w:color w:val="4A4A49"/>
+          <w:sz w:val="22"/>
+        </w:rPr>
+        <w:t xml:space="preserve"> y el DDL </w:t>
+      </w:r>
+      <w:r>
+        <w:rPr>
+          <w:rFonts w:ascii="Consolas" w:hAnsi="Consolas"/>
+          <w:color w:val="111111"/>
+          <w:sz w:val="21"/>
+        </w:rPr>
+        <w:t>mascota</w:t>
+      </w:r>
+      <w:r>
+        <w:rPr>
+          <w:b w:val="0"/>
+          <w:color w:val="4A4A49"/>
+          <w:sz w:val="22"/>
+        </w:rPr>
+        <w:t>, no son el mismo modelo: se descuenta de los 8 pts de entidades.</w:t>
+      </w:r>
+    </w:p>
+    <w:p>
+      <w:pPr>
+        <w:spacing w:before="200" w:after="60"/>
+      </w:pPr>
+      <w:r>
+        <w:rPr>
+          <w:b/>
+          <w:color w:val="1A1C1D"/>
+          <w:sz w:val="32"/>
+        </w:rPr>
+        <w:t>Errores frecuentes y que hacer</w:t>
+      </w:r>
+    </w:p>
+    <w:p>
+      <w:pPr>
+        <w:pStyle w:val="ListBullet"/>
+      </w:pPr>
+      <w:r>
+        <w:rPr>
+          <w:b w:val="0"/>
+          <w:color w:val="4A4A49"/>
+          <w:sz w:val="22"/>
+        </w:rPr>
+        <w:t xml:space="preserve">Poner </w:t>
+      </w:r>
+      <w:r>
+        <w:rPr>
+          <w:rFonts w:ascii="Consolas" w:hAnsi="Consolas"/>
+          <w:color w:val="111111"/>
+          <w:sz w:val="21"/>
+        </w:rPr>
+        <w:t>cita ||--o{ consulta</w:t>
+      </w:r>
+      <w:r>
+        <w:rPr>
+          <w:b w:val="0"/>
+          <w:color w:val="4A4A49"/>
+          <w:sz w:val="22"/>
+        </w:rPr>
+        <w:t xml:space="preserve">. La relacion es </w:t>
+      </w:r>
+      <w:r>
+        <w:rPr>
+          <w:b/>
+          <w:color w:val="4A4A49"/>
+          <w:sz w:val="22"/>
+        </w:rPr>
+        <w:t>1‑1</w:t>
+      </w:r>
+      <w:r>
+        <w:rPr>
+          <w:b w:val="0"/>
+          <w:color w:val="4A4A49"/>
+          <w:sz w:val="22"/>
+        </w:rPr>
+        <w:t>: una cita atendida produce una consulta y solo una. Es el error de cardinalidad mas comun y se corrige preguntando «¿puede una cita tener dos consultas?».</w:t>
+      </w:r>
+    </w:p>
+    <w:p>
+      <w:pPr>
+        <w:pStyle w:val="ListBullet"/>
+      </w:pPr>
+      <w:r>
+        <w:rPr>
+          <w:b w:val="0"/>
+          <w:color w:val="4A4A49"/>
+          <w:sz w:val="22"/>
+        </w:rPr>
+        <w:t xml:space="preserve">Olvidar que </w:t>
+      </w:r>
+      <w:r>
+        <w:rPr>
+          <w:rFonts w:ascii="Consolas" w:hAnsi="Consolas"/>
+          <w:color w:val="111111"/>
+          <w:sz w:val="21"/>
+        </w:rPr>
+        <w:t>detalle_factura</w:t>
+      </w:r>
+      <w:r>
+        <w:rPr>
+          <w:b w:val="0"/>
+          <w:color w:val="4A4A49"/>
+          <w:sz w:val="22"/>
+        </w:rPr>
+        <w:t xml:space="preserve"> tiene </w:t>
+      </w:r>
+      <w:r>
+        <w:rPr>
+          <w:b/>
+          <w:color w:val="4A4A49"/>
+          <w:sz w:val="22"/>
+        </w:rPr>
+        <w:t>clave compuesta</w:t>
+      </w:r>
+      <w:r>
+        <w:rPr>
+          <w:b w:val="0"/>
+          <w:color w:val="4A4A49"/>
+          <w:sz w:val="22"/>
+        </w:rPr>
+        <w:t xml:space="preserve"> (</w:t>
+      </w:r>
+      <w:r>
+        <w:rPr>
+          <w:rFonts w:ascii="Consolas" w:hAnsi="Consolas"/>
+          <w:color w:val="111111"/>
+          <w:sz w:val="21"/>
+        </w:rPr>
+        <w:t>id_factura</w:t>
+      </w:r>
+      <w:r>
+        <w:rPr>
+          <w:b w:val="0"/>
+          <w:color w:val="4A4A49"/>
+          <w:sz w:val="22"/>
+        </w:rPr>
+        <w:t xml:space="preserve"> + </w:t>
+      </w:r>
+      <w:r>
+        <w:rPr>
+          <w:rFonts w:ascii="Consolas" w:hAnsi="Consolas"/>
+          <w:color w:val="111111"/>
+          <w:sz w:val="21"/>
+        </w:rPr>
+        <w:t>id_insumo</w:t>
+      </w:r>
+      <w:r>
+        <w:rPr>
+          <w:b w:val="0"/>
+          <w:color w:val="4A4A49"/>
+          <w:sz w:val="22"/>
+        </w:rPr>
+        <w:t xml:space="preserve">). Si le pone un </w:t>
+      </w:r>
+      <w:r>
+        <w:rPr>
+          <w:rFonts w:ascii="Consolas" w:hAnsi="Consolas"/>
+          <w:color w:val="111111"/>
+          <w:sz w:val="21"/>
+        </w:rPr>
+        <w:t>id_detalle</w:t>
+      </w:r>
+      <w:r>
+        <w:rPr>
+          <w:b w:val="0"/>
+          <w:color w:val="4A4A49"/>
+          <w:sz w:val="22"/>
+        </w:rPr>
+        <w:t xml:space="preserve"> suelto no es incorrecto, pero pidale que justifique por que necesita una clave sustituta ahi.</w:t>
+      </w:r>
+    </w:p>
+    <w:p>
+      <w:pPr>
+        <w:pStyle w:val="ListBullet"/>
+      </w:pPr>
+      <w:r>
+        <w:rPr>
+          <w:b w:val="0"/>
+          <w:color w:val="4A4A49"/>
+          <w:sz w:val="22"/>
+        </w:rPr>
+        <w:t xml:space="preserve">Meter </w:t>
+      </w:r>
+      <w:r>
+        <w:rPr>
+          <w:rFonts w:ascii="Consolas" w:hAnsi="Consolas"/>
+          <w:color w:val="111111"/>
+          <w:sz w:val="21"/>
+        </w:rPr>
+        <w:t>precio_unitario</w:t>
+      </w:r>
+      <w:r>
+        <w:rPr>
+          <w:b w:val="0"/>
+          <w:color w:val="4A4A49"/>
+          <w:sz w:val="22"/>
+        </w:rPr>
+        <w:t xml:space="preserve"> en </w:t>
+      </w:r>
+      <w:r>
+        <w:rPr>
+          <w:rFonts w:ascii="Consolas" w:hAnsi="Consolas"/>
+          <w:color w:val="111111"/>
+          <w:sz w:val="21"/>
+        </w:rPr>
+        <w:t>insumo</w:t>
+      </w:r>
+      <w:r>
+        <w:rPr>
+          <w:b w:val="0"/>
+          <w:color w:val="4A4A49"/>
+          <w:sz w:val="22"/>
+        </w:rPr>
+        <w:t xml:space="preserve"> y no en </w:t>
+      </w:r>
+      <w:r>
+        <w:rPr>
+          <w:rFonts w:ascii="Consolas" w:hAnsi="Consolas"/>
+          <w:color w:val="111111"/>
+          <w:sz w:val="21"/>
+        </w:rPr>
+        <w:t>detalle_factura</w:t>
+      </w:r>
+      <w:r>
+        <w:rPr>
+          <w:b w:val="0"/>
+          <w:color w:val="4A4A49"/>
+          <w:sz w:val="22"/>
+        </w:rPr>
+        <w:t xml:space="preserve">. Es el matiz que separa a quien entendio: en el detalle es el </w:t>
+      </w:r>
+      <w:r>
+        <w:rPr>
+          <w:b/>
+          <w:color w:val="4A4A49"/>
+          <w:sz w:val="22"/>
+        </w:rPr>
+        <w:t>precio historico</w:t>
+      </w:r>
+      <w:r>
+        <w:rPr>
+          <w:b w:val="0"/>
+          <w:color w:val="4A4A49"/>
+          <w:sz w:val="22"/>
+        </w:rPr>
+        <w:t xml:space="preserve"> del dia de la venta; si se toma del insumo, reimprimir una factura de hace seis meses da otra cifra.</w:t>
+      </w:r>
+    </w:p>
+    <w:p>
+      <w:pPr>
+        <w:pStyle w:val="ListBullet"/>
+      </w:pPr>
+      <w:r>
+        <w:rPr>
+          <w:b w:val="0"/>
+          <w:color w:val="4A4A49"/>
+          <w:sz w:val="22"/>
+        </w:rPr>
+        <w:t xml:space="preserve">Entregar solo el PNG y dejar la pregunta vacia. Es de tipo </w:t>
+      </w:r>
+      <w:r>
+        <w:rPr>
+          <w:rFonts w:ascii="Consolas" w:hAnsi="Consolas"/>
+          <w:color w:val="111111"/>
+          <w:sz w:val="21"/>
+        </w:rPr>
+        <w:t>diagrama</w:t>
+      </w:r>
+      <w:r>
+        <w:rPr>
+          <w:b w:val="0"/>
+          <w:color w:val="4A4A49"/>
+          <w:sz w:val="22"/>
+        </w:rPr>
+        <w:t>: recibe texto Mermaid, y si no renderiza no se puede calificar.</w:t>
+      </w:r>
+    </w:p>
+    <w:p>
+      <w:pPr>
+        <w:pStyle w:val="ListBullet"/>
+      </w:pPr>
+      <w:r>
+        <w:rPr>
+          <w:b w:val="0"/>
+          <w:color w:val="4A4A49"/>
+          <w:sz w:val="22"/>
+        </w:rPr>
+        <w:t xml:space="preserve">Inventar relaciones que no estan en el enunciado (por ejemplo </w:t>
+      </w:r>
+      <w:r>
+        <w:rPr>
+          <w:rFonts w:ascii="Consolas" w:hAnsi="Consolas"/>
+          <w:color w:val="111111"/>
+          <w:sz w:val="21"/>
+        </w:rPr>
+        <w:t>dueno ||--o{ factura</w:t>
+      </w:r>
+      <w:r>
+        <w:rPr>
+          <w:b w:val="0"/>
+          <w:color w:val="4A4A49"/>
+          <w:sz w:val="22"/>
+        </w:rPr>
+        <w:t>). Se descuenta: el modelo es el del caso de estudio, no el que al estudiante le parezca.</w:t>
+      </w:r>
+    </w:p>
+    <w:p>
+      <w:pPr>
+        <w:spacing w:before="200" w:after="60"/>
+      </w:pPr>
+      <w:r>
+        <w:rPr>
+          <w:b/>
+          <w:color w:val="1A1C1D"/>
+          <w:sz w:val="32"/>
+        </w:rPr>
+        <w:t>Pregunta 3 · Consultas de repaso sobre los datos de Huellitas · 25 pts</w:t>
+      </w:r>
+    </w:p>
+    <w:p>
+      <w:pPr>
+        <w:spacing w:before="200" w:after="60"/>
+      </w:pPr>
+      <w:r>
+        <w:rPr>
+          <w:b/>
+          <w:color w:val="1A1C1D"/>
+          <w:sz w:val="32"/>
+        </w:rPr>
+        <w:t>Respuesta esperada (SQL que corre tal cual)</w:t>
+      </w:r>
+    </w:p>
+    <w:p>
+      <w:pPr>
+        <w:shd w:val="clear" w:fill="F2F2F3"/>
+        <w:spacing w:before="60" w:after="60"/>
+        <w:ind w:left="216"/>
+      </w:pPr>
+      <w:r>
+        <w:rPr>
+          <w:rFonts w:ascii="Consolas" w:hAnsi="Consolas"/>
+          <w:color w:val="111111"/>
+          <w:sz w:val="19"/>
+        </w:rPr>
+        <w:t>-- 1. Agenda del 1 de septiembre de 2026 (filtro por RANGO, no por funcion)</w:t>
+      </w:r>
+      <w:r>
+        <w:br/>
+      </w:r>
+      <w:r>
+        <w:rPr>
+          <w:rFonts w:ascii="Consolas" w:hAnsi="Consolas"/>
+          <w:color w:val="111111"/>
+          <w:sz w:val="19"/>
+        </w:rPr>
+        <w:t>SELECT c.id_cita, c.fecha_hora,</w:t>
+      </w:r>
+      <w:r>
+        <w:br/>
+      </w:r>
+      <w:r>
+        <w:rPr>
+          <w:rFonts w:ascii="Consolas" w:hAnsi="Consolas"/>
+          <w:color w:val="111111"/>
+          <w:sz w:val="19"/>
+        </w:rPr>
+        <w:t xml:space="preserve">       m.nombre AS mascota, d.nombre AS dueno, v.nombre AS veterinario</w:t>
+      </w:r>
+      <w:r>
+        <w:br/>
+      </w:r>
+      <w:r>
+        <w:rPr>
+          <w:rFonts w:ascii="Consolas" w:hAnsi="Consolas"/>
+          <w:color w:val="111111"/>
+          <w:sz w:val="19"/>
+        </w:rPr>
+        <w:t>FROM cita c</w:t>
+      </w:r>
+      <w:r>
+        <w:br/>
+      </w:r>
+      <w:r>
+        <w:rPr>
+          <w:rFonts w:ascii="Consolas" w:hAnsi="Consolas"/>
+          <w:color w:val="111111"/>
+          <w:sz w:val="19"/>
+        </w:rPr>
+        <w:t>JOIN mascota     m ON m.id_mascota     = c.id_mascota</w:t>
+      </w:r>
+      <w:r>
+        <w:br/>
+      </w:r>
+      <w:r>
+        <w:rPr>
+          <w:rFonts w:ascii="Consolas" w:hAnsi="Consolas"/>
+          <w:color w:val="111111"/>
+          <w:sz w:val="19"/>
+        </w:rPr>
+        <w:t>JOIN dueno       d ON d.id_dueno       = m.id_dueno</w:t>
+      </w:r>
+      <w:r>
+        <w:br/>
+      </w:r>
+      <w:r>
+        <w:rPr>
+          <w:rFonts w:ascii="Consolas" w:hAnsi="Consolas"/>
+          <w:color w:val="111111"/>
+          <w:sz w:val="19"/>
+        </w:rPr>
+        <w:t>JOIN veterinario v ON v.id_veterinario = c.id_veterinario</w:t>
+      </w:r>
+      <w:r>
+        <w:br/>
+      </w:r>
+      <w:r>
+        <w:rPr>
+          <w:rFonts w:ascii="Consolas" w:hAnsi="Consolas"/>
+          <w:color w:val="111111"/>
+          <w:sz w:val="19"/>
+        </w:rPr>
+        <w:t>WHERE c.estado = 'PROGRAMADA'</w:t>
+      </w:r>
+      <w:r>
+        <w:br/>
+      </w:r>
+      <w:r>
+        <w:rPr>
+          <w:rFonts w:ascii="Consolas" w:hAnsi="Consolas"/>
+          <w:color w:val="111111"/>
+          <w:sz w:val="19"/>
+        </w:rPr>
+        <w:t xml:space="preserve">  AND c.fecha_hora &gt;= TIMESTAMP '2026-09-01 00:00:00'</w:t>
+      </w:r>
+      <w:r>
+        <w:br/>
+      </w:r>
+      <w:r>
+        <w:rPr>
+          <w:rFonts w:ascii="Consolas" w:hAnsi="Consolas"/>
+          <w:color w:val="111111"/>
+          <w:sz w:val="19"/>
+        </w:rPr>
+        <w:t xml:space="preserve">  AND c.fecha_hora &lt;  TIMESTAMP '2026-09-02 00:00:00'</w:t>
+      </w:r>
+      <w:r>
+        <w:br/>
+      </w:r>
+      <w:r>
+        <w:rPr>
+          <w:rFonts w:ascii="Consolas" w:hAnsi="Consolas"/>
+          <w:color w:val="111111"/>
+          <w:sz w:val="19"/>
+        </w:rPr>
+        <w:t>ORDER BY c.fecha_hora;</w:t>
+      </w:r>
+      <w:r>
+        <w:br/>
+      </w:r>
+      <w:r>
+        <w:rPr>
+          <w:rFonts w:ascii="Consolas" w:hAnsi="Consolas"/>
+          <w:color w:val="111111"/>
+          <w:sz w:val="19"/>
+        </w:rPr>
+      </w:r>
+      <w:r>
+        <w:br/>
+      </w:r>
+      <w:r>
+        <w:rPr>
+          <w:rFonts w:ascii="Consolas" w:hAnsi="Consolas"/>
+          <w:color w:val="111111"/>
+          <w:sz w:val="19"/>
+        </w:rPr>
+        <w:t>-- 2. Mascotas sin ninguna cita registrada</w:t>
+      </w:r>
+      <w:r>
+        <w:br/>
+      </w:r>
+      <w:r>
+        <w:rPr>
+          <w:rFonts w:ascii="Consolas" w:hAnsi="Consolas"/>
+          <w:color w:val="111111"/>
+          <w:sz w:val="19"/>
+        </w:rPr>
+        <w:t>SELECT m.nombre AS mascota, d.nombre AS dueno</w:t>
+      </w:r>
+      <w:r>
+        <w:br/>
+      </w:r>
+      <w:r>
+        <w:rPr>
+          <w:rFonts w:ascii="Consolas" w:hAnsi="Consolas"/>
+          <w:color w:val="111111"/>
+          <w:sz w:val="19"/>
+        </w:rPr>
+        <w:t>FROM mascota m</w:t>
+      </w:r>
+      <w:r>
+        <w:br/>
+      </w:r>
+      <w:r>
+        <w:rPr>
+          <w:rFonts w:ascii="Consolas" w:hAnsi="Consolas"/>
+          <w:color w:val="111111"/>
+          <w:sz w:val="19"/>
+        </w:rPr>
+        <w:t>JOIN dueno d ON d.id_dueno = m.id_dueno</w:t>
+      </w:r>
+      <w:r>
+        <w:br/>
+      </w:r>
+      <w:r>
+        <w:rPr>
+          <w:rFonts w:ascii="Consolas" w:hAnsi="Consolas"/>
+          <w:color w:val="111111"/>
+          <w:sz w:val="19"/>
+        </w:rPr>
+        <w:t>LEFT JOIN cita c ON c.id_mascota = m.id_mascota</w:t>
+      </w:r>
+      <w:r>
+        <w:br/>
+      </w:r>
+      <w:r>
+        <w:rPr>
+          <w:rFonts w:ascii="Consolas" w:hAnsi="Consolas"/>
+          <w:color w:val="111111"/>
+          <w:sz w:val="19"/>
+        </w:rPr>
+        <w:t>WHERE c.id_cita IS NULL</w:t>
+      </w:r>
+      <w:r>
+        <w:br/>
+      </w:r>
+      <w:r>
+        <w:rPr>
+          <w:rFonts w:ascii="Consolas" w:hAnsi="Consolas"/>
+          <w:color w:val="111111"/>
+          <w:sz w:val="19"/>
+        </w:rPr>
+        <w:t>ORDER BY m.nombre;</w:t>
+      </w:r>
+      <w:r>
+        <w:br/>
+      </w:r>
+      <w:r>
+        <w:rPr>
+          <w:rFonts w:ascii="Consolas" w:hAnsi="Consolas"/>
+          <w:color w:val="111111"/>
+          <w:sz w:val="19"/>
+        </w:rPr>
+      </w:r>
+      <w:r>
+        <w:br/>
+      </w:r>
+      <w:r>
+        <w:rPr>
+          <w:rFonts w:ascii="Consolas" w:hAnsi="Consolas"/>
+          <w:color w:val="111111"/>
+          <w:sz w:val="19"/>
+        </w:rPr>
+        <w:t>-- 3. Citas por veterinario y estado, incluyendo veterinarios sin citas</w:t>
+      </w:r>
+      <w:r>
+        <w:br/>
+      </w:r>
+      <w:r>
+        <w:rPr>
+          <w:rFonts w:ascii="Consolas" w:hAnsi="Consolas"/>
+          <w:color w:val="111111"/>
+          <w:sz w:val="19"/>
+        </w:rPr>
+        <w:t>SELECT v.nombre AS veterinario, c.estado, COUNT(c.id_cita) AS total</w:t>
+      </w:r>
+      <w:r>
+        <w:br/>
+      </w:r>
+      <w:r>
+        <w:rPr>
+          <w:rFonts w:ascii="Consolas" w:hAnsi="Consolas"/>
+          <w:color w:val="111111"/>
+          <w:sz w:val="19"/>
+        </w:rPr>
+        <w:t>FROM veterinario v</w:t>
+      </w:r>
+      <w:r>
+        <w:br/>
+      </w:r>
+      <w:r>
+        <w:rPr>
+          <w:rFonts w:ascii="Consolas" w:hAnsi="Consolas"/>
+          <w:color w:val="111111"/>
+          <w:sz w:val="19"/>
+        </w:rPr>
+        <w:t>LEFT JOIN cita c ON c.id_veterinario = v.id_veterinario</w:t>
+      </w:r>
+      <w:r>
+        <w:br/>
+      </w:r>
+      <w:r>
+        <w:rPr>
+          <w:rFonts w:ascii="Consolas" w:hAnsi="Consolas"/>
+          <w:color w:val="111111"/>
+          <w:sz w:val="19"/>
+        </w:rPr>
+        <w:t>GROUP BY v.nombre, c.estado</w:t>
+      </w:r>
+      <w:r>
+        <w:br/>
+      </w:r>
+      <w:r>
+        <w:rPr>
+          <w:rFonts w:ascii="Consolas" w:hAnsi="Consolas"/>
+          <w:color w:val="111111"/>
+          <w:sz w:val="19"/>
+        </w:rPr>
+        <w:t>ORDER BY v.nombre, c.estado;</w:t>
+      </w:r>
+      <w:r>
+        <w:br/>
+      </w:r>
+      <w:r>
+        <w:rPr>
+          <w:rFonts w:ascii="Consolas" w:hAnsi="Consolas"/>
+          <w:color w:val="111111"/>
+          <w:sz w:val="19"/>
+        </w:rPr>
+      </w:r>
+      <w:r>
+        <w:br/>
+      </w:r>
+      <w:r>
+        <w:rPr>
+          <w:rFonts w:ascii="Consolas" w:hAnsi="Consolas"/>
+          <w:color w:val="111111"/>
+          <w:sz w:val="19"/>
+        </w:rPr>
+        <w:t>-- 4. Riesgo de negocio: citas vivas de mascotas inactivas</w:t>
+      </w:r>
+      <w:r>
+        <w:br/>
+      </w:r>
+      <w:r>
+        <w:rPr>
+          <w:rFonts w:ascii="Consolas" w:hAnsi="Consolas"/>
+          <w:color w:val="111111"/>
+          <w:sz w:val="19"/>
+        </w:rPr>
+        <w:t>SELECT c.id_cita, m.nombre AS mascota, c.estado</w:t>
+      </w:r>
+      <w:r>
+        <w:br/>
+      </w:r>
+      <w:r>
+        <w:rPr>
+          <w:rFonts w:ascii="Consolas" w:hAnsi="Consolas"/>
+          <w:color w:val="111111"/>
+          <w:sz w:val="19"/>
+        </w:rPr>
+        <w:t>FROM cita c</w:t>
+      </w:r>
+      <w:r>
+        <w:br/>
+      </w:r>
+      <w:r>
+        <w:rPr>
+          <w:rFonts w:ascii="Consolas" w:hAnsi="Consolas"/>
+          <w:color w:val="111111"/>
+          <w:sz w:val="19"/>
+        </w:rPr>
+        <w:t>JOIN mascota m ON m.id_mascota = c.id_mascota</w:t>
+      </w:r>
+      <w:r>
+        <w:br/>
+      </w:r>
+      <w:r>
+        <w:rPr>
+          <w:rFonts w:ascii="Consolas" w:hAnsi="Consolas"/>
+          <w:color w:val="111111"/>
+          <w:sz w:val="19"/>
+        </w:rPr>
+        <w:t>WHERE m.activa = 'N'</w:t>
+      </w:r>
+      <w:r>
+        <w:br/>
+      </w:r>
+      <w:r>
+        <w:rPr>
+          <w:rFonts w:ascii="Consolas" w:hAnsi="Consolas"/>
+          <w:color w:val="111111"/>
+          <w:sz w:val="19"/>
+        </w:rPr>
+        <w:t xml:space="preserve">  AND c.estado &lt;&gt; 'CANCELADA'</w:t>
+      </w:r>
+      <w:r>
+        <w:br/>
+      </w:r>
+      <w:r>
+        <w:rPr>
+          <w:rFonts w:ascii="Consolas" w:hAnsi="Consolas"/>
+          <w:color w:val="111111"/>
+          <w:sz w:val="19"/>
+        </w:rPr>
+        <w:t>ORDER BY c.id_cita;</w:t>
+      </w:r>
+    </w:p>
+    <w:p>
+      <w:pPr>
+        <w:spacing w:before="200" w:after="60"/>
+      </w:pPr>
+      <w:r>
+        <w:rPr>
+          <w:b/>
+          <w:color w:val="1A1C1D"/>
+          <w:sz w:val="32"/>
+        </w:rPr>
+        <w:t>Como calificar</w:t>
+      </w:r>
+    </w:p>
+    <w:p>
+      <w:pPr>
+        <w:pStyle w:val="ListBullet"/>
+      </w:pPr>
+      <w:r>
+        <w:rPr>
+          <w:b w:val="0"/>
+          <w:color w:val="4A4A49"/>
+          <w:sz w:val="22"/>
+        </w:rPr>
+        <w:t xml:space="preserve">6 pts la consulta 1: los cinco campos pedidos, </w:t>
+      </w:r>
+      <w:r>
+        <w:rPr>
+          <w:rFonts w:ascii="Consolas" w:hAnsi="Consolas"/>
+          <w:color w:val="111111"/>
+          <w:sz w:val="21"/>
+        </w:rPr>
+        <w:t>estado = 'PROGRAMADA'</w:t>
+      </w:r>
+      <w:r>
+        <w:rPr>
+          <w:b w:val="0"/>
+          <w:color w:val="4A4A49"/>
+          <w:sz w:val="22"/>
+        </w:rPr>
+        <w:t xml:space="preserve">, </w:t>
+      </w:r>
+      <w:r>
+        <w:rPr>
+          <w:b/>
+          <w:color w:val="4A4A49"/>
+          <w:sz w:val="22"/>
+        </w:rPr>
+        <w:t>filtro por rango</w:t>
+      </w:r>
+      <w:r>
+        <w:rPr>
+          <w:b w:val="0"/>
+          <w:color w:val="4A4A49"/>
+          <w:sz w:val="22"/>
+        </w:rPr>
+        <w:t xml:space="preserve"> con </w:t>
+      </w:r>
+      <w:r>
+        <w:rPr>
+          <w:rFonts w:ascii="Consolas" w:hAnsi="Consolas"/>
+          <w:color w:val="111111"/>
+          <w:sz w:val="21"/>
+        </w:rPr>
+        <w:t>&gt;=</w:t>
+      </w:r>
+      <w:r>
+        <w:rPr>
+          <w:b w:val="0"/>
+          <w:color w:val="4A4A49"/>
+          <w:sz w:val="22"/>
+        </w:rPr>
+        <w:t xml:space="preserve"> y </w:t>
+      </w:r>
+      <w:r>
+        <w:rPr>
+          <w:rFonts w:ascii="Consolas" w:hAnsi="Consolas"/>
+          <w:color w:val="111111"/>
+          <w:sz w:val="21"/>
+        </w:rPr>
+        <w:t>&lt;</w:t>
+      </w:r>
+      <w:r>
+        <w:rPr>
+          <w:b w:val="0"/>
+          <w:color w:val="4A4A49"/>
+          <w:sz w:val="22"/>
+        </w:rPr>
+        <w:t xml:space="preserve">, y </w:t>
+      </w:r>
+      <w:r>
+        <w:rPr>
+          <w:rFonts w:ascii="Consolas" w:hAnsi="Consolas"/>
+          <w:color w:val="111111"/>
+          <w:sz w:val="21"/>
+        </w:rPr>
+        <w:t>ORDER BY</w:t>
+      </w:r>
+      <w:r>
+        <w:rPr>
+          <w:b w:val="0"/>
+          <w:color w:val="4A4A49"/>
+          <w:sz w:val="22"/>
+        </w:rPr>
+        <w:t xml:space="preserve"> por hora. </w:t>
+      </w:r>
+      <w:r>
+        <w:rPr>
+          <w:b/>
+          <w:color w:val="4A4A49"/>
+          <w:sz w:val="22"/>
+        </w:rPr>
+        <w:t>Se pierden 3 pts si filtra con `to_char`, `EXTRACT` o `CAST` sobre `fecha_hora`</w:t>
+      </w:r>
+      <w:r>
+        <w:rPr>
+          <w:b w:val="0"/>
+          <w:color w:val="4A4A49"/>
+          <w:sz w:val="22"/>
+        </w:rPr>
+        <w:t>: esa forma impide usar el indice de la Clase 7 y es el punto de la pregunta.</w:t>
+      </w:r>
+    </w:p>
+    <w:p>
+      <w:pPr>
+        <w:pStyle w:val="ListBullet"/>
+      </w:pPr>
+      <w:r>
+        <w:rPr>
+          <w:b w:val="0"/>
+          <w:color w:val="4A4A49"/>
+          <w:sz w:val="22"/>
+        </w:rPr>
+        <w:t xml:space="preserve">6 pts la consulta 2: detecta las mascotas huerfanas con </w:t>
+      </w:r>
+      <w:r>
+        <w:rPr>
+          <w:rFonts w:ascii="Consolas" w:hAnsi="Consolas"/>
+          <w:color w:val="111111"/>
+          <w:sz w:val="21"/>
+        </w:rPr>
+        <w:t>LEFT JOIN ... IS NULL</w:t>
+      </w:r>
+      <w:r>
+        <w:rPr>
+          <w:b w:val="0"/>
+          <w:color w:val="4A4A49"/>
+          <w:sz w:val="22"/>
+        </w:rPr>
+        <w:t xml:space="preserve"> o </w:t>
+      </w:r>
+      <w:r>
+        <w:rPr>
+          <w:rFonts w:ascii="Consolas" w:hAnsi="Consolas"/>
+          <w:color w:val="111111"/>
+          <w:sz w:val="21"/>
+        </w:rPr>
+        <w:t>NOT EXISTS</w:t>
+      </w:r>
+      <w:r>
+        <w:rPr>
+          <w:b w:val="0"/>
+          <w:color w:val="4A4A49"/>
+          <w:sz w:val="22"/>
+        </w:rPr>
+        <w:t xml:space="preserve">. Un </w:t>
+      </w:r>
+      <w:r>
+        <w:rPr>
+          <w:rFonts w:ascii="Consolas" w:hAnsi="Consolas"/>
+          <w:color w:val="111111"/>
+          <w:sz w:val="21"/>
+        </w:rPr>
+        <w:t>INNER JOIN</w:t>
+      </w:r>
+      <w:r>
+        <w:rPr>
+          <w:b w:val="0"/>
+          <w:color w:val="4A4A49"/>
+          <w:sz w:val="22"/>
+        </w:rPr>
+        <w:t xml:space="preserve"> devuelve lo contrario de lo pedido y vale cero.</w:t>
+      </w:r>
+    </w:p>
+    <w:p>
+      <w:pPr>
+        <w:pStyle w:val="ListBullet"/>
+      </w:pPr>
+      <w:r>
+        <w:rPr>
+          <w:b w:val="0"/>
+          <w:color w:val="4A4A49"/>
+          <w:sz w:val="22"/>
+        </w:rPr>
+        <w:t xml:space="preserve">7 pts la consulta 3: </w:t>
+      </w:r>
+      <w:r>
+        <w:rPr>
+          <w:rFonts w:ascii="Consolas" w:hAnsi="Consolas"/>
+          <w:color w:val="111111"/>
+          <w:sz w:val="21"/>
+        </w:rPr>
+        <w:t>COUNT</w:t>
+      </w:r>
+      <w:r>
+        <w:rPr>
+          <w:b w:val="0"/>
+          <w:color w:val="4A4A49"/>
+          <w:sz w:val="22"/>
+        </w:rPr>
+        <w:t xml:space="preserve"> con </w:t>
+      </w:r>
+      <w:r>
+        <w:rPr>
+          <w:rFonts w:ascii="Consolas" w:hAnsi="Consolas"/>
+          <w:color w:val="111111"/>
+          <w:sz w:val="21"/>
+        </w:rPr>
+        <w:t>GROUP BY</w:t>
+      </w:r>
+      <w:r>
+        <w:rPr>
+          <w:b w:val="0"/>
+          <w:color w:val="4A4A49"/>
+          <w:sz w:val="22"/>
+        </w:rPr>
+        <w:t xml:space="preserve"> y </w:t>
+      </w:r>
+      <w:r>
+        <w:rPr>
+          <w:b/>
+          <w:color w:val="4A4A49"/>
+          <w:sz w:val="22"/>
+        </w:rPr>
+        <w:t>`LEFT JOIN`</w:t>
+      </w:r>
+      <w:r>
+        <w:rPr>
+          <w:b w:val="0"/>
+          <w:color w:val="4A4A49"/>
+          <w:sz w:val="22"/>
+        </w:rPr>
+        <w:t xml:space="preserve"> para que los veterinarios sin citas aparezcan. Con </w:t>
+      </w:r>
+      <w:r>
+        <w:rPr>
+          <w:rFonts w:ascii="Consolas" w:hAnsi="Consolas"/>
+          <w:color w:val="111111"/>
+          <w:sz w:val="21"/>
+        </w:rPr>
+        <w:t>INNER JOIN</w:t>
+      </w:r>
+      <w:r>
+        <w:rPr>
+          <w:b w:val="0"/>
+          <w:color w:val="4A4A49"/>
+          <w:sz w:val="22"/>
+        </w:rPr>
+        <w:t xml:space="preserve"> desaparecen y se pierden 4 de los 7.</w:t>
+      </w:r>
+    </w:p>
+    <w:p>
+      <w:pPr>
+        <w:pStyle w:val="ListBullet"/>
+      </w:pPr>
+      <w:r>
+        <w:rPr>
+          <w:b w:val="0"/>
+          <w:color w:val="4A4A49"/>
+          <w:sz w:val="22"/>
+        </w:rPr>
+        <w:t xml:space="preserve">6 pts la consulta 4: cruza </w:t>
+      </w:r>
+      <w:r>
+        <w:rPr>
+          <w:rFonts w:ascii="Consolas" w:hAnsi="Consolas"/>
+          <w:color w:val="111111"/>
+          <w:sz w:val="21"/>
+        </w:rPr>
+        <w:t>cita</w:t>
+      </w:r>
+      <w:r>
+        <w:rPr>
+          <w:b w:val="0"/>
+          <w:color w:val="4A4A49"/>
+          <w:sz w:val="22"/>
+        </w:rPr>
+        <w:t xml:space="preserve"> con </w:t>
+      </w:r>
+      <w:r>
+        <w:rPr>
+          <w:rFonts w:ascii="Consolas" w:hAnsi="Consolas"/>
+          <w:color w:val="111111"/>
+          <w:sz w:val="21"/>
+        </w:rPr>
+        <w:t>mascota</w:t>
+      </w:r>
+      <w:r>
+        <w:rPr>
+          <w:b w:val="0"/>
+          <w:color w:val="4A4A49"/>
+          <w:sz w:val="22"/>
+        </w:rPr>
+        <w:t xml:space="preserve"> inactiva y </w:t>
+      </w:r>
+      <w:r>
+        <w:rPr>
+          <w:b/>
+          <w:color w:val="4A4A49"/>
+          <w:sz w:val="22"/>
+        </w:rPr>
+        <w:t>excluye</w:t>
+      </w:r>
+      <w:r>
+        <w:rPr>
+          <w:b w:val="0"/>
+          <w:color w:val="4A4A49"/>
+          <w:sz w:val="22"/>
+        </w:rPr>
+        <w:t xml:space="preserve"> </w:t>
+      </w:r>
+      <w:r>
+        <w:rPr>
+          <w:rFonts w:ascii="Consolas" w:hAnsi="Consolas"/>
+          <w:color w:val="111111"/>
+          <w:sz w:val="21"/>
+        </w:rPr>
+        <w:t>CANCELADA</w:t>
+      </w:r>
+      <w:r>
+        <w:rPr>
+          <w:b w:val="0"/>
+          <w:color w:val="4A4A49"/>
+          <w:sz w:val="22"/>
+        </w:rPr>
+        <w:t>. Si el resultado sale vacio con los datos sembrados, la consulta puede estar bien: pidale que lo interprete en una frase.</w:t>
+      </w:r>
+    </w:p>
+    <w:p>
+      <w:pPr>
+        <w:pStyle w:val="ListBullet"/>
+      </w:pPr>
+      <w:r>
+        <w:rPr>
+          <w:b w:val="0"/>
+          <w:color w:val="4A4A49"/>
+          <w:sz w:val="22"/>
+        </w:rPr>
+        <w:t xml:space="preserve">Se descuenta transversalmente por </w:t>
+      </w:r>
+      <w:r>
+        <w:rPr>
+          <w:rFonts w:ascii="Consolas" w:hAnsi="Consolas"/>
+          <w:color w:val="111111"/>
+          <w:sz w:val="21"/>
+        </w:rPr>
+        <w:t>SELECT *</w:t>
+      </w:r>
+      <w:r>
+        <w:rPr>
+          <w:b w:val="0"/>
+          <w:color w:val="4A4A49"/>
+          <w:sz w:val="22"/>
+        </w:rPr>
+        <w:t>, por joins implicitos con comas y por resultados que no correspondan a los datos entregados.</w:t>
+      </w:r>
+    </w:p>
+    <w:p>
+      <w:pPr>
+        <w:spacing w:before="200" w:after="60"/>
+      </w:pPr>
+      <w:r>
+        <w:rPr>
+          <w:b/>
+          <w:color w:val="1A1C1D"/>
+          <w:sz w:val="32"/>
+        </w:rPr>
+        <w:t>Errores frecuentes y que hacer</w:t>
+      </w:r>
+    </w:p>
+    <w:p>
+      <w:pPr>
+        <w:pStyle w:val="ListBullet"/>
+      </w:pPr>
+      <w:r>
+        <w:rPr>
+          <w:rFonts w:ascii="Consolas" w:hAnsi="Consolas"/>
+          <w:color w:val="111111"/>
+          <w:sz w:val="21"/>
+        </w:rPr>
+        <w:t>WHERE to_char(c.fecha_hora,'YYYY-MM-DD') = '2026-09-01'</w:t>
+      </w:r>
+      <w:r>
+        <w:rPr>
+          <w:b w:val="0"/>
+          <w:color w:val="4A4A49"/>
+          <w:sz w:val="22"/>
+        </w:rPr>
+        <w:t>. Devuelve lo correcto y por eso el estudiante lo defiende, pero aplica una funcion sobre la columna e inutiliza el indice. Es exactamente el «antes» de la Clase 6.</w:t>
+      </w:r>
+    </w:p>
+    <w:p>
+      <w:pPr>
+        <w:pStyle w:val="ListBullet"/>
+      </w:pPr>
+      <w:r>
+        <w:rPr>
+          <w:b w:val="0"/>
+          <w:color w:val="4A4A49"/>
+          <w:sz w:val="22"/>
+        </w:rPr>
+        <w:t xml:space="preserve">Usar </w:t>
+      </w:r>
+      <w:r>
+        <w:rPr>
+          <w:rFonts w:ascii="Consolas" w:hAnsi="Consolas"/>
+          <w:color w:val="111111"/>
+          <w:sz w:val="21"/>
+        </w:rPr>
+        <w:t>COUNT(*)</w:t>
+      </w:r>
+      <w:r>
+        <w:rPr>
+          <w:b w:val="0"/>
+          <w:color w:val="4A4A49"/>
+          <w:sz w:val="22"/>
+        </w:rPr>
+        <w:t xml:space="preserve"> en la consulta 3 con </w:t>
+      </w:r>
+      <w:r>
+        <w:rPr>
+          <w:rFonts w:ascii="Consolas" w:hAnsi="Consolas"/>
+          <w:color w:val="111111"/>
+          <w:sz w:val="21"/>
+        </w:rPr>
+        <w:t>LEFT JOIN</w:t>
+      </w:r>
+      <w:r>
+        <w:rPr>
+          <w:b w:val="0"/>
+          <w:color w:val="4A4A49"/>
+          <w:sz w:val="22"/>
+        </w:rPr>
+        <w:t xml:space="preserve">: cuenta 1 para los veterinarios sin citas en vez de 0. Debe ser </w:t>
+      </w:r>
+      <w:r>
+        <w:rPr>
+          <w:rFonts w:ascii="Consolas" w:hAnsi="Consolas"/>
+          <w:color w:val="111111"/>
+          <w:sz w:val="21"/>
+        </w:rPr>
+        <w:t>COUNT(c.id_cita)</w:t>
+      </w:r>
+      <w:r>
+        <w:rPr>
+          <w:b w:val="0"/>
+          <w:color w:val="4A4A49"/>
+          <w:sz w:val="22"/>
+        </w:rPr>
+        <w:t>.</w:t>
+      </w:r>
+    </w:p>
+    <w:p>
+      <w:pPr>
+        <w:pStyle w:val="ListBullet"/>
+      </w:pPr>
+      <w:r>
+        <w:rPr>
+          <w:b w:val="0"/>
+          <w:color w:val="4A4A49"/>
+          <w:sz w:val="22"/>
+        </w:rPr>
+        <w:t>Interpretar la consulta 4 al reves: creer que un resultado vacio es un error de la consulta. Vacio significa que hoy nadie agendo una mascota inactiva, y es la evidencia de por que en la Clase 3 hace falta un procedimiento: la FK no lo impide, simplemente todavia no paso.</w:t>
+      </w:r>
+    </w:p>
+    <w:p>
+      <w:pPr>
+        <w:pStyle w:val="ListBullet"/>
+      </w:pPr>
+      <w:r>
+        <w:rPr>
+          <w:b w:val="0"/>
+          <w:color w:val="4A4A49"/>
+          <w:sz w:val="22"/>
+        </w:rPr>
+        <w:t>Joins implicitos (</w:t>
+      </w:r>
+      <w:r>
+        <w:rPr>
+          <w:rFonts w:ascii="Consolas" w:hAnsi="Consolas"/>
+          <w:color w:val="111111"/>
+          <w:sz w:val="21"/>
+        </w:rPr>
+        <w:t>FROM cita c, mascota m WHERE ...</w:t>
+      </w:r>
+      <w:r>
+        <w:rPr>
+          <w:b w:val="0"/>
+          <w:color w:val="4A4A49"/>
+          <w:sz w:val="22"/>
+        </w:rPr>
+        <w:t xml:space="preserve">). Funciona, pero el curso exige </w:t>
+      </w:r>
+      <w:r>
+        <w:rPr>
+          <w:rFonts w:ascii="Consolas" w:hAnsi="Consolas"/>
+          <w:color w:val="111111"/>
+          <w:sz w:val="21"/>
+        </w:rPr>
+        <w:t>JOIN</w:t>
+      </w:r>
+      <w:r>
+        <w:rPr>
+          <w:b w:val="0"/>
+          <w:color w:val="4A4A49"/>
+          <w:sz w:val="22"/>
+        </w:rPr>
+        <w:t xml:space="preserve"> explicito porque hace visible la condicion de union.</w:t>
+      </w:r>
+    </w:p>
+    <w:p>
+      <w:pPr>
+        <w:spacing w:before="200" w:after="60"/>
+      </w:pPr>
+      <w:r>
+        <w:rPr>
+          <w:b/>
+          <w:color w:val="1A1C1D"/>
+          <w:sz w:val="32"/>
+        </w:rPr>
+        <w:t>Pregunta 4 · Que puede garantizar el DDL por si solo · 10 pts</w:t>
+      </w:r>
+    </w:p>
+    <w:p>
+      <w:pPr>
+        <w:spacing w:before="200" w:after="60"/>
+      </w:pPr>
+      <w:r>
+        <w:rPr>
+          <w:b/>
+          <w:color w:val="1A1C1D"/>
+          <w:sz w:val="32"/>
+        </w:rPr>
+        <w:t>Clave y por que</w:t>
+      </w:r>
+    </w:p>
+    <w:p>
+      <w:r>
+        <w:rPr>
+          <w:b w:val="0"/>
+          <w:color w:val="4A4A49"/>
+          <w:sz w:val="22"/>
+        </w:rPr>
+        <w:t>La clave se lee del banco de la plataforma, asi que esta es la que se califica. La columna de la derecha es lo que hay que poder responderle al estudiante cuando pregunte.</w:t>
+      </w:r>
+    </w:p>
+    <w:tbl>
+      <w:tblPr>
+        <w:tblStyle w:val="TableGrid"/>
+        <w:tblW w:type="auto" w:w="0"/>
+        <w:tblLook w:firstColumn="1" w:firstRow="1" w:lastColumn="0" w:lastRow="0" w:noHBand="0" w:noVBand="1" w:val="04A0"/>
+      </w:tblPr>
+      <w:tblGrid>
+        <w:gridCol w:w="2880"/>
+        <w:gridCol w:w="2880"/>
+        <w:gridCol w:w="2880"/>
+      </w:tblGrid>
+      <w:tr>
+        <w:tc>
+          <w:tcPr>
+            <w:tcW w:type="dxa" w:w="2880"/>
+            <w:shd w:val="clear" w:fill="3A3A3C"/>
+          </w:tcPr>
+          <w:p>
+            <w:r>
+              <w:rPr>
+                <w:b/>
+              </w:rPr>
+            </w:r>
+          </w:p>
+        </w:tc>
+        <w:tc>
+          <w:tcPr>
+            <w:tcW w:type="dxa" w:w="2880"/>
+            <w:shd w:val="clear" w:fill="3A3A3C"/>
+          </w:tcPr>
+          <w:p>
+            <w:r>
+              <w:rPr>
+                <w:b/>
+              </w:rPr>
+            </w:r>
+            <w:r>
+              <w:rPr>
+                <w:b/>
+                <w:color w:val="FFFFFF"/>
+                <w:sz w:val="21"/>
+              </w:rPr>
+              <w:t>Opcion</w:t>
+            </w:r>
+          </w:p>
+        </w:tc>
+        <w:tc>
+          <w:tcPr>
+            <w:tcW w:type="dxa" w:w="2880"/>
+            <w:shd w:val="clear" w:fill="3A3A3C"/>
+          </w:tcPr>
+          <w:p>
+            <w:r>
+              <w:rPr>
+                <w:b/>
+              </w:rPr>
+            </w:r>
+            <w:r>
+              <w:rPr>
+                <w:b/>
+                <w:color w:val="FFFFFF"/>
+                <w:sz w:val="21"/>
+              </w:rPr>
+              <w:t>Por que</w:t>
+            </w:r>
+          </w:p>
+        </w:tc>
+      </w:tr>
+      <w:tr>
+        <w:tc>
+          <w:tcPr>
+            <w:tcW w:type="dxa" w:w="2880"/>
+          </w:tcPr>
+          <w:p>
+            <w:r/>
+            <w:r>
+              <w:rPr>
+                <w:b/>
+                <w:color w:val="4A4A49"/>
+                <w:sz w:val="20"/>
+              </w:rPr>
+              <w:t>SI</w:t>
+            </w:r>
+          </w:p>
+        </w:tc>
+        <w:tc>
+          <w:tcPr>
+            <w:tcW w:type="dxa" w:w="2880"/>
+          </w:tcPr>
+          <w:p>
+            <w:r/>
+            <w:r>
+              <w:rPr>
+                <w:b w:val="0"/>
+                <w:color w:val="4A4A49"/>
+                <w:sz w:val="20"/>
+              </w:rPr>
+              <w:t>R2 se puede garantizar con un CHECK (stock &gt;= 0) sobre la tabla insumo, porque solo depende de la fila que se modifica.</w:t>
+            </w:r>
+          </w:p>
+        </w:tc>
+        <w:tc>
+          <w:tcPr>
+            <w:tcW w:type="dxa" w:w="2880"/>
+          </w:tcPr>
+          <w:p>
+            <w:r/>
+            <w:r>
+              <w:rPr>
+                <w:b w:val="0"/>
+                <w:color w:val="4A4A49"/>
+                <w:sz w:val="20"/>
+              </w:rPr>
+              <w:t xml:space="preserve">CORRECTA. </w:t>
+            </w:r>
+            <w:r>
+              <w:rPr>
+                <w:rFonts w:ascii="Consolas" w:hAnsi="Consolas"/>
+                <w:color w:val="111111"/>
+                <w:sz w:val="19"/>
+              </w:rPr>
+              <w:t>CHECK (stock &gt;= 0)</w:t>
+            </w:r>
+            <w:r>
+              <w:rPr>
+                <w:b w:val="0"/>
+                <w:color w:val="4A4A49"/>
+                <w:sz w:val="20"/>
+              </w:rPr>
+              <w:t xml:space="preserve"> mira solo columnas de la fila que se esta modificando, y eso es exactamente lo que un CHECK puede hacer. Ojo con el matiz que conviene comentar: el CHECK impide guardar un stock negativo, pero no evita que la factura quede a medias — eso necesita una transaccion, y es el tema de la Clase 8.</w:t>
+            </w:r>
+          </w:p>
+        </w:tc>
+      </w:tr>
+      <w:tr>
+        <w:tc>
+          <w:tcPr>
+            <w:tcW w:type="dxa" w:w="2880"/>
+            <w:shd w:val="clear" w:fill="ECECEE"/>
+          </w:tcPr>
+          <w:p>
+            <w:r/>
+            <w:r>
+              <w:rPr>
+                <w:b w:val="0"/>
+                <w:color w:val="4A4A49"/>
+                <w:sz w:val="20"/>
+              </w:rPr>
+              <w:t>no</w:t>
+            </w:r>
+          </w:p>
+        </w:tc>
+        <w:tc>
+          <w:tcPr>
+            <w:tcW w:type="dxa" w:w="2880"/>
+            <w:shd w:val="clear" w:fill="ECECEE"/>
+          </w:tcPr>
+          <w:p>
+            <w:r/>
+            <w:r>
+              <w:rPr>
+                <w:b w:val="0"/>
+                <w:color w:val="4A4A49"/>
+                <w:sz w:val="20"/>
+              </w:rPr>
+              <w:t>R1 se puede garantizar con un CHECK en la tabla cita que consulte la columna activa de mascota.</w:t>
+            </w:r>
+          </w:p>
+        </w:tc>
+        <w:tc>
+          <w:tcPr>
+            <w:tcW w:type="dxa" w:w="2880"/>
+            <w:shd w:val="clear" w:fill="ECECEE"/>
+          </w:tcPr>
+          <w:p>
+            <w:r/>
+            <w:r>
+              <w:rPr>
+                <w:b w:val="0"/>
+                <w:color w:val="4A4A49"/>
+                <w:sz w:val="20"/>
+              </w:rPr>
+              <w:t xml:space="preserve">FALSA, y es la trampa principal. Un </w:t>
+            </w:r>
+            <w:r>
+              <w:rPr>
+                <w:rFonts w:ascii="Consolas" w:hAnsi="Consolas"/>
+                <w:color w:val="111111"/>
+                <w:sz w:val="19"/>
+              </w:rPr>
+              <w:t>CHECK</w:t>
+            </w:r>
+            <w:r>
+              <w:rPr>
+                <w:b w:val="0"/>
+                <w:color w:val="4A4A49"/>
+                <w:sz w:val="20"/>
+              </w:rPr>
+              <w:t xml:space="preserve"> </w:t>
+            </w:r>
+            <w:r>
+              <w:rPr>
+                <w:b/>
+                <w:color w:val="4A4A49"/>
+                <w:sz w:val="20"/>
+              </w:rPr>
+              <w:t>no puede consultar otra tabla</w:t>
+            </w:r>
+            <w:r>
+              <w:rPr>
+                <w:b w:val="0"/>
+                <w:color w:val="4A4A49"/>
+                <w:sz w:val="20"/>
+              </w:rPr>
+              <w:t xml:space="preserve">: solo ve columnas de la fila que se inserta o actualiza. Para mirar </w:t>
+            </w:r>
+            <w:r>
+              <w:rPr>
+                <w:rFonts w:ascii="Consolas" w:hAnsi="Consolas"/>
+                <w:color w:val="111111"/>
+                <w:sz w:val="19"/>
+              </w:rPr>
+              <w:t>mascota.activa</w:t>
+            </w:r>
+            <w:r>
+              <w:rPr>
+                <w:b w:val="0"/>
+                <w:color w:val="4A4A49"/>
+                <w:sz w:val="20"/>
+              </w:rPr>
+              <w:t xml:space="preserve"> desde </w:t>
+            </w:r>
+            <w:r>
+              <w:rPr>
+                <w:rFonts w:ascii="Consolas" w:hAnsi="Consolas"/>
+                <w:color w:val="111111"/>
+                <w:sz w:val="19"/>
+              </w:rPr>
+              <w:t>cita</w:t>
+            </w:r>
+            <w:r>
+              <w:rPr>
+                <w:b w:val="0"/>
+                <w:color w:val="4A4A49"/>
+                <w:sz w:val="20"/>
+              </w:rPr>
+              <w:t xml:space="preserve"> hace falta logica programada.</w:t>
+            </w:r>
+          </w:p>
+        </w:tc>
+      </w:tr>
+      <w:tr>
+        <w:tc>
+          <w:tcPr>
+            <w:tcW w:type="dxa" w:w="2880"/>
+          </w:tcPr>
+          <w:p>
+            <w:r/>
+            <w:r>
+              <w:rPr>
+                <w:b/>
+                <w:color w:val="4A4A49"/>
+                <w:sz w:val="20"/>
+              </w:rPr>
+              <w:t>SI</w:t>
+            </w:r>
+          </w:p>
+        </w:tc>
+        <w:tc>
+          <w:tcPr>
+            <w:tcW w:type="dxa" w:w="2880"/>
+          </w:tcPr>
+          <w:p>
+            <w:r/>
+            <w:r>
+              <w:rPr>
+                <w:b w:val="0"/>
+                <w:color w:val="4A4A49"/>
+                <w:sz w:val="20"/>
+              </w:rPr>
+              <w:t>R1 necesita logica programada (trigger o procedimiento) porque involucra una fila de OTRA tabla en el momento de la insercion.</w:t>
+            </w:r>
+          </w:p>
+        </w:tc>
+        <w:tc>
+          <w:tcPr>
+            <w:tcW w:type="dxa" w:w="2880"/>
+          </w:tcPr>
+          <w:p>
+            <w:r/>
+            <w:r>
+              <w:rPr>
+                <w:b w:val="0"/>
+                <w:color w:val="4A4A49"/>
+                <w:sz w:val="20"/>
+              </w:rPr>
+              <w:t>CORRECTA. Es la consecuencia de lo anterior: la regla necesita leer una fila de OTRA tabla en el momento de la insercion, asi que se resuelve con un procedimiento (Clase 3) o un disparador (Clase 4).</w:t>
+            </w:r>
+          </w:p>
+        </w:tc>
+      </w:tr>
+      <w:tr>
+        <w:tc>
+          <w:tcPr>
+            <w:tcW w:type="dxa" w:w="2880"/>
+            <w:shd w:val="clear" w:fill="ECECEE"/>
+          </w:tcPr>
+          <w:p>
+            <w:r/>
+            <w:r>
+              <w:rPr>
+                <w:b/>
+                <w:color w:val="4A4A49"/>
+                <w:sz w:val="20"/>
+              </w:rPr>
+              <w:t>SI</w:t>
+            </w:r>
+          </w:p>
+        </w:tc>
+        <w:tc>
+          <w:tcPr>
+            <w:tcW w:type="dxa" w:w="2880"/>
+            <w:shd w:val="clear" w:fill="ECECEE"/>
+          </w:tcPr>
+          <w:p>
+            <w:r/>
+            <w:r>
+              <w:rPr>
+                <w:b w:val="0"/>
+                <w:color w:val="4A4A49"/>
+                <w:sz w:val="20"/>
+              </w:rPr>
+              <w:t>R3 necesita un trigger AFTER UPDATE sobre cita: el DDL declarativo no registra historia de cambios.</w:t>
+            </w:r>
+          </w:p>
+        </w:tc>
+        <w:tc>
+          <w:tcPr>
+            <w:tcW w:type="dxa" w:w="2880"/>
+            <w:shd w:val="clear" w:fill="ECECEE"/>
+          </w:tcPr>
+          <w:p>
+            <w:r/>
+            <w:r>
+              <w:rPr>
+                <w:b w:val="0"/>
+                <w:color w:val="4A4A49"/>
+                <w:sz w:val="20"/>
+              </w:rPr>
+              <w:t xml:space="preserve">CORRECTA. El DDL declarativo describe el estado valido, no la historia de los cambios. Para registrar quien cambio que y cuando hace falta un </w:t>
+            </w:r>
+            <w:r>
+              <w:rPr>
+                <w:rFonts w:ascii="Consolas" w:hAnsi="Consolas"/>
+                <w:color w:val="111111"/>
+                <w:sz w:val="19"/>
+              </w:rPr>
+              <w:t>AFTER UPDATE</w:t>
+            </w:r>
+            <w:r>
+              <w:rPr>
+                <w:b w:val="0"/>
+                <w:color w:val="4A4A49"/>
+                <w:sz w:val="20"/>
+              </w:rPr>
+              <w:t xml:space="preserve"> que escriba en una tabla de auditoria.</w:t>
+            </w:r>
+          </w:p>
+        </w:tc>
+      </w:tr>
+      <w:tr>
+        <w:tc>
+          <w:tcPr>
+            <w:tcW w:type="dxa" w:w="2880"/>
+          </w:tcPr>
+          <w:p>
+            <w:r/>
+            <w:r>
+              <w:rPr>
+                <w:b w:val="0"/>
+                <w:color w:val="4A4A49"/>
+                <w:sz w:val="20"/>
+              </w:rPr>
+              <w:t>no</w:t>
+            </w:r>
+          </w:p>
+        </w:tc>
+        <w:tc>
+          <w:tcPr>
+            <w:tcW w:type="dxa" w:w="2880"/>
+          </w:tcPr>
+          <w:p>
+            <w:r/>
+            <w:r>
+              <w:rPr>
+                <w:b w:val="0"/>
+                <w:color w:val="4A4A49"/>
+                <w:sz w:val="20"/>
+              </w:rPr>
+              <w:t>Una FOREIGN KEY de cita hacia mascota alcanza para impedir agendar mascotas inactivas.</w:t>
+            </w:r>
+          </w:p>
+        </w:tc>
+        <w:tc>
+          <w:tcPr>
+            <w:tcW w:type="dxa" w:w="2880"/>
+          </w:tcPr>
+          <w:p>
+            <w:r/>
+            <w:r>
+              <w:rPr>
+                <w:b w:val="0"/>
+                <w:color w:val="4A4A49"/>
+                <w:sz w:val="20"/>
+              </w:rPr>
+              <w:t xml:space="preserve">FALSA. La FK garantiza que el identificador </w:t>
+            </w:r>
+            <w:r>
+              <w:rPr>
+                <w:b/>
+                <w:color w:val="4A4A49"/>
+                <w:sz w:val="20"/>
+              </w:rPr>
+              <w:t>exista</w:t>
+            </w:r>
+            <w:r>
+              <w:rPr>
+                <w:b w:val="0"/>
+                <w:color w:val="4A4A49"/>
+                <w:sz w:val="20"/>
+              </w:rPr>
+              <w:t>, no que el negocio lo quiera. La mascota inactiva tiene un id valido y la FK la acepta sin chistar. Es la frase que hay que dejar dicha hoy porque sostiene toda la Clase 3.</w:t>
+            </w:r>
+          </w:p>
+        </w:tc>
+      </w:tr>
+      <w:tr>
+        <w:tc>
+          <w:tcPr>
+            <w:tcW w:type="dxa" w:w="2880"/>
+            <w:shd w:val="clear" w:fill="ECECEE"/>
+          </w:tcPr>
+          <w:p>
+            <w:r/>
+            <w:r>
+              <w:rPr>
+                <w:b/>
+                <w:color w:val="4A4A49"/>
+                <w:sz w:val="20"/>
+              </w:rPr>
+              <w:t>SI</w:t>
+            </w:r>
+          </w:p>
+        </w:tc>
+        <w:tc>
+          <w:tcPr>
+            <w:tcW w:type="dxa" w:w="2880"/>
+            <w:shd w:val="clear" w:fill="ECECEE"/>
+          </w:tcPr>
+          <w:p>
+            <w:r/>
+            <w:r>
+              <w:rPr>
+                <w:b w:val="0"/>
+                <w:color w:val="4A4A49"/>
+                <w:sz w:val="20"/>
+              </w:rPr>
+              <w:t>El CHECK (estado IN ('PROGRAMADA','ATENDIDA','CANCELADA')) es un buen uso de DDL: valida un dominio cerrado sin mirar otras tablas.</w:t>
+            </w:r>
+          </w:p>
+        </w:tc>
+        <w:tc>
+          <w:tcPr>
+            <w:tcW w:type="dxa" w:w="2880"/>
+            <w:shd w:val="clear" w:fill="ECECEE"/>
+          </w:tcPr>
+          <w:p>
+            <w:r/>
+            <w:r>
+              <w:rPr>
+                <w:b w:val="0"/>
+                <w:color w:val="4A4A49"/>
+                <w:sz w:val="20"/>
+              </w:rPr>
+              <w:t>CORRECTA. Un dominio cerrado y conocido de antemano es el caso de uso ideal del CHECK: valida sin mirar otras tablas y el motor lo hace cumplir en cada INSERT y UPDATE, aunque alguien entre por fuera de la aplicacion.</w:t>
+            </w:r>
+          </w:p>
+        </w:tc>
+      </w:tr>
+    </w:tbl>
+    <w:p/>
+    <w:p>
+      <w:pPr>
+        <w:spacing w:before="200" w:after="60"/>
+      </w:pPr>
+      <w:r>
+        <w:rPr>
+          <w:b/>
+          <w:color w:val="1A1C1D"/>
+          <w:sz w:val="32"/>
+        </w:rPr>
+        <w:t>Como calificar</w:t>
+      </w:r>
+    </w:p>
+    <w:p>
+      <w:pPr>
+        <w:pStyle w:val="ListBullet"/>
+      </w:pPr>
+      <w:r>
+        <w:rPr>
+          <w:b w:val="0"/>
+          <w:color w:val="4A4A49"/>
+          <w:sz w:val="22"/>
+        </w:rPr>
+        <w:t xml:space="preserve">10 pts con las </w:t>
+      </w:r>
+      <w:r>
+        <w:rPr>
+          <w:b/>
+          <w:color w:val="4A4A49"/>
+          <w:sz w:val="22"/>
+        </w:rPr>
+        <w:t>4 opciones correctas</w:t>
+      </w:r>
+      <w:r>
+        <w:rPr>
+          <w:b w:val="0"/>
+          <w:color w:val="4A4A49"/>
+          <w:sz w:val="22"/>
+        </w:rPr>
+        <w:t xml:space="preserve"> marcadas y ninguna incorrecta.</w:t>
+      </w:r>
+    </w:p>
+    <w:p>
+      <w:pPr>
+        <w:pStyle w:val="ListBullet"/>
+      </w:pPr>
+      <w:r>
+        <w:rPr>
+          <w:b w:val="0"/>
+          <w:color w:val="4A4A49"/>
+          <w:sz w:val="22"/>
+        </w:rPr>
+        <w:t xml:space="preserve">Puntaje </w:t>
+      </w:r>
+      <w:r>
+        <w:rPr>
+          <w:b/>
+          <w:color w:val="4A4A49"/>
+          <w:sz w:val="22"/>
+        </w:rPr>
+        <w:t>proporcional</w:t>
+      </w:r>
+      <w:r>
+        <w:rPr>
+          <w:b w:val="0"/>
+          <w:color w:val="4A4A49"/>
+          <w:sz w:val="22"/>
+        </w:rPr>
+        <w:t xml:space="preserve"> por acierto parcial: 2.5 pts por correcta marcada, descontando por cada incorrecta marcada.</w:t>
+      </w:r>
+    </w:p>
+    <w:p>
+      <w:pPr>
+        <w:pStyle w:val="ListBullet"/>
+      </w:pPr>
+      <w:r>
+        <w:rPr>
+          <w:b w:val="0"/>
+          <w:color w:val="4A4A49"/>
+          <w:sz w:val="22"/>
+        </w:rPr>
+        <w:t xml:space="preserve">Las correctas son los indices </w:t>
+      </w:r>
+      <w:r>
+        <w:rPr>
+          <w:b/>
+          <w:color w:val="4A4A49"/>
+          <w:sz w:val="22"/>
+        </w:rPr>
+        <w:t>0, 2, 3 y 5</w:t>
+      </w:r>
+      <w:r>
+        <w:rPr>
+          <w:b w:val="0"/>
+          <w:color w:val="4A4A49"/>
+          <w:sz w:val="22"/>
+        </w:rPr>
+        <w:t>; la clave se lee del banco de la plataforma, no de esta lista.</w:t>
+      </w:r>
+    </w:p>
+    <w:p>
+      <w:pPr>
+        <w:spacing w:before="200" w:after="60"/>
+      </w:pPr>
+      <w:r>
+        <w:rPr>
+          <w:b/>
+          <w:color w:val="1A1C1D"/>
+          <w:sz w:val="32"/>
+        </w:rPr>
+        <w:t>Errores frecuentes y que hacer</w:t>
+      </w:r>
+    </w:p>
+    <w:p>
+      <w:pPr>
+        <w:pStyle w:val="ListBullet"/>
+      </w:pPr>
+      <w:r>
+        <w:rPr>
+          <w:b w:val="0"/>
+          <w:color w:val="4A4A49"/>
+          <w:sz w:val="22"/>
+        </w:rPr>
+        <w:t xml:space="preserve">Marcar la opcion del </w:t>
+      </w:r>
+      <w:r>
+        <w:rPr>
+          <w:rFonts w:ascii="Consolas" w:hAnsi="Consolas"/>
+          <w:color w:val="111111"/>
+          <w:sz w:val="21"/>
+        </w:rPr>
+        <w:t>CHECK</w:t>
+      </w:r>
+      <w:r>
+        <w:rPr>
+          <w:b w:val="0"/>
+          <w:color w:val="4A4A49"/>
+          <w:sz w:val="22"/>
+        </w:rPr>
+        <w:t xml:space="preserve"> que consulta otra tabla. Si aparece en mas de un tercio del grupo, conviene dedicarle dos minutos al abrir la Clase 3, porque es el cimiento de por que existen los procedimientos.</w:t>
+      </w:r>
+    </w:p>
+    <w:p>
+      <w:pPr>
+        <w:pStyle w:val="ListBullet"/>
+      </w:pPr>
+      <w:r>
+        <w:rPr>
+          <w:b w:val="0"/>
+          <w:color w:val="4A4A49"/>
+          <w:sz w:val="22"/>
+        </w:rPr>
+        <w:t xml:space="preserve">Marcar que la FK alcanza para impedir agendar mascotas inactivas. Es la confusion mas costosa del semestre: el estudiante que la sostiene escribe </w:t>
+      </w:r>
+      <w:r>
+        <w:rPr>
+          <w:rFonts w:ascii="Consolas" w:hAnsi="Consolas"/>
+          <w:color w:val="111111"/>
+          <w:sz w:val="21"/>
+        </w:rPr>
+        <w:t>sp_agendar_cita</w:t>
+      </w:r>
+      <w:r>
+        <w:rPr>
+          <w:b w:val="0"/>
+          <w:color w:val="4A4A49"/>
+          <w:sz w:val="22"/>
+        </w:rPr>
+        <w:t xml:space="preserve"> sin validacion en la Clase 3.</w:t>
+      </w:r>
+    </w:p>
+    <w:p>
+      <w:pPr>
+        <w:pStyle w:val="ListBullet"/>
+      </w:pPr>
+      <w:r>
+        <w:rPr>
+          <w:b w:val="0"/>
+          <w:color w:val="4A4A49"/>
+          <w:sz w:val="22"/>
+        </w:rPr>
+        <w:t>Marcar las seis por seguridad. El puntaje proporcional lo castiga; digalo antes de que abran la pregunta.</w:t>
+      </w:r>
+    </w:p>
+    <w:p>
+      <w:pPr>
+        <w:spacing w:before="200" w:after="60"/>
+      </w:pPr>
+      <w:r>
+        <w:rPr>
+          <w:b/>
+          <w:color w:val="1A1C1D"/>
+          <w:sz w:val="32"/>
+        </w:rPr>
+        <w:t>Pregunta 5 · Ficha de alcance del Proyecto Integrador · 15 pts</w:t>
+      </w:r>
+    </w:p>
+    <w:p>
+      <w:pPr>
+        <w:spacing w:before="200" w:after="60"/>
+      </w:pPr>
+      <w:r>
+        <w:rPr>
+          <w:b/>
+          <w:color w:val="1A1C1D"/>
+          <w:sz w:val="32"/>
+        </w:rPr>
+        <w:t>Respuesta esperada</w:t>
+      </w:r>
+    </w:p>
+    <w:p>
+      <w:r>
+        <w:rPr>
+          <w:b/>
+          <w:color w:val="4A4A49"/>
+          <w:sz w:val="22"/>
+        </w:rPr>
+        <w:t>Nombre del proyecto:</w:t>
+      </w:r>
+      <w:r>
+        <w:rPr>
+          <w:b w:val="0"/>
+          <w:color w:val="4A4A49"/>
+          <w:sz w:val="22"/>
+        </w:rPr>
+        <w:t xml:space="preserve"> VetCare - Restrepo</w:t>
+      </w:r>
+    </w:p>
+    <w:p>
+      <w:r>
+        <w:rPr>
+          <w:b/>
+          <w:color w:val="4A4A49"/>
+          <w:sz w:val="22"/>
+        </w:rPr>
+        <w:t>Autor:</w:t>
+      </w:r>
+      <w:r>
+        <w:rPr>
+          <w:b w:val="0"/>
+          <w:color w:val="4A4A49"/>
+          <w:sz w:val="22"/>
+        </w:rPr>
+        <w:t xml:space="preserve"> Laura Restrepo Gomez · </w:t>
+      </w:r>
+      <w:r>
+        <w:rPr>
+          <w:b/>
+          <w:color w:val="4A4A49"/>
+          <w:sz w:val="22"/>
+        </w:rPr>
+        <w:t>Codigo:</w:t>
+      </w:r>
+      <w:r>
+        <w:rPr>
+          <w:b w:val="0"/>
+          <w:color w:val="4A4A49"/>
+          <w:sz w:val="22"/>
+        </w:rPr>
+        <w:t xml:space="preserve"> 202512345</w:t>
+      </w:r>
+    </w:p>
+    <w:p>
+      <w:r>
+        <w:rPr>
+          <w:b/>
+          <w:color w:val="4A4A49"/>
+          <w:sz w:val="22"/>
+        </w:rPr>
+        <w:t>Integrantes:</w:t>
+      </w:r>
+      <w:r>
+        <w:rPr>
+          <w:b w:val="0"/>
+          <w:color w:val="4A4A49"/>
+          <w:sz w:val="22"/>
+        </w:rPr>
+        <w:t xml:space="preserve"> individual</w:t>
+      </w:r>
+    </w:p>
+    <w:p>
+      <w:r>
+        <w:rPr>
+          <w:b/>
+          <w:color w:val="4A4A49"/>
+          <w:sz w:val="22"/>
+        </w:rPr>
+        <w:t>Descripcion:</w:t>
+      </w:r>
+      <w:r>
+        <w:rPr>
+          <w:b w:val="0"/>
+          <w:color w:val="4A4A49"/>
+          <w:sz w:val="22"/>
+        </w:rPr>
+        <w:t xml:space="preserve"> VetCare DB es la base de datos que soporta la operacion diaria de la</w:t>
+      </w:r>
+    </w:p>
+    <w:p>
+      <w:r>
+        <w:rPr>
+          <w:b w:val="0"/>
+          <w:color w:val="4A4A49"/>
+          <w:sz w:val="22"/>
+        </w:rPr>
+        <w:t>Clinica Veterinaria «Huellitas»: agenda, historia clinica, insumos y facturacion.</w:t>
+      </w:r>
+    </w:p>
+    <w:p>
+      <w:r>
+        <w:rPr>
+          <w:b/>
+          <w:color w:val="4A4A49"/>
+          <w:sz w:val="22"/>
+        </w:rPr>
+        <w:t>1) QUE SI HARA EL PI</w:t>
+      </w:r>
+    </w:p>
+    <w:p>
+      <w:r>
+        <w:rPr>
+          <w:b w:val="0"/>
+          <w:color w:val="4A4A49"/>
+          <w:sz w:val="22"/>
+        </w:rPr>
+        <w:t>Registrara duenos y sus mascotas con baja logica, para no perder historial clinico.</w:t>
+      </w:r>
+    </w:p>
+    <w:p>
+      <w:r>
+        <w:rPr>
+          <w:b w:val="0"/>
+          <w:color w:val="4A4A49"/>
+          <w:sz w:val="22"/>
+        </w:rPr>
+        <w:t>Agendara citas por veterinario y franja, con estado (programada, atendida, cancelada).</w:t>
+      </w:r>
+    </w:p>
+    <w:p>
+      <w:r>
+        <w:rPr>
+          <w:b w:val="0"/>
+          <w:color w:val="4A4A49"/>
+          <w:sz w:val="22"/>
+        </w:rPr>
+        <w:t>Guardara la consulta de cada cita atendida con motivo, diagnostico y tratamiento.</w:t>
+      </w:r>
+    </w:p>
+    <w:p>
+      <w:r>
+        <w:rPr>
+          <w:b w:val="0"/>
+          <w:color w:val="4A4A49"/>
+          <w:sz w:val="22"/>
+        </w:rPr>
+        <w:t>Descontara insumos al facturar y dejara el detalle con el precio del dia de la venta.</w:t>
+      </w:r>
+    </w:p>
+    <w:p>
+      <w:r>
+        <w:rPr>
+          <w:b w:val="0"/>
+          <w:color w:val="4A4A49"/>
+          <w:sz w:val="22"/>
+        </w:rPr>
+        <w:t>Controlara quien puede hacer que mediante roles (recepcion, veterinario, auditor).</w:t>
+      </w:r>
+    </w:p>
+    <w:p>
+      <w:r>
+        <w:rPr>
+          <w:b w:val="0"/>
+          <w:color w:val="4A4A49"/>
+          <w:sz w:val="22"/>
+        </w:rPr>
+        <w:t>Auditara los cambios sensibles: precios de insumo y cancelaciones de cita.</w:t>
+      </w:r>
+    </w:p>
+    <w:p>
+      <w:r>
+        <w:rPr>
+          <w:b/>
+          <w:color w:val="4A4A49"/>
+          <w:sz w:val="22"/>
+        </w:rPr>
+        <w:t>2) QUE NO HARA EL PI</w:t>
+      </w:r>
+    </w:p>
+    <w:p>
+      <w:r>
+        <w:rPr>
+          <w:b w:val="0"/>
+          <w:color w:val="4A4A49"/>
+          <w:sz w:val="22"/>
+        </w:rPr>
+        <w:t>No cobrara en linea ni se integrara con ninguna pasarela de pagos.</w:t>
+      </w:r>
+    </w:p>
+    <w:p>
+      <w:r>
+        <w:rPr>
+          <w:b w:val="0"/>
+          <w:color w:val="4A4A49"/>
+          <w:sz w:val="22"/>
+        </w:rPr>
+        <w:t>No tendra aplicacion de escritorio ni movil: solo la capa de datos.</w:t>
+      </w:r>
+    </w:p>
+    <w:p>
+      <w:r>
+        <w:rPr>
+          <w:b w:val="0"/>
+          <w:color w:val="4A4A49"/>
+          <w:sz w:val="22"/>
+        </w:rPr>
+        <w:t>No manejara nomina ni contabilidad de la clinica.</w:t>
+      </w:r>
+    </w:p>
+    <w:p>
+      <w:r>
+        <w:rPr>
+          <w:b w:val="0"/>
+          <w:color w:val="4A4A49"/>
+          <w:sz w:val="22"/>
+        </w:rPr>
+        <w:t>No guardara imagenes ni resultados de laboratorio adjuntos.</w:t>
+      </w:r>
+    </w:p>
+    <w:p>
+      <w:r>
+        <w:rPr>
+          <w:b/>
+          <w:color w:val="4A4A49"/>
+          <w:sz w:val="22"/>
+        </w:rPr>
+        <w:t>3) TRES REGLAS DE NEGOCIO PROPIAS (Condicion -&gt; Accion)</w:t>
+      </w:r>
+    </w:p>
+    <w:p>
+      <w:r>
+        <w:rPr>
+          <w:b w:val="0"/>
+          <w:color w:val="4A4A49"/>
+          <w:sz w:val="22"/>
+        </w:rPr>
+        <w:t>R1. Si un veterinario ya tiene una cita en la misma franja -&gt; entonces no se puede</w:t>
+      </w:r>
+    </w:p>
+    <w:p>
+      <w:r>
+        <w:rPr>
+          <w:b w:val="0"/>
+          <w:color w:val="4A4A49"/>
+          <w:sz w:val="22"/>
+        </w:rPr>
+        <w:t>crear otra cita para el a esa misma hora.</w:t>
+      </w:r>
+    </w:p>
+    <w:p>
+      <w:r>
+        <w:rPr>
+          <w:b w:val="0"/>
+          <w:color w:val="4A4A49"/>
+          <w:sz w:val="22"/>
+        </w:rPr>
+        <w:t>Se implementa con: UNIQUE (id_veterinario, fecha_hora)</w:t>
+      </w:r>
+    </w:p>
+    <w:p>
+      <w:r>
+        <w:rPr>
+          <w:b w:val="0"/>
+          <w:color w:val="4A4A49"/>
+          <w:sz w:val="22"/>
+        </w:rPr>
+        <w:t>R2. Si una cita se cancela con menos de 2 horas de anticipacion -&gt; entonces queda</w:t>
+      </w:r>
+    </w:p>
+    <w:p>
+      <w:r>
+        <w:rPr>
+          <w:b w:val="0"/>
+          <w:color w:val="4A4A49"/>
+          <w:sz w:val="22"/>
+        </w:rPr>
+        <w:t>marcada como cancelacion tardia para el reporte del mes.</w:t>
+      </w:r>
+    </w:p>
+    <w:p>
+      <w:r>
+        <w:rPr>
+          <w:b w:val="0"/>
+          <w:color w:val="4A4A49"/>
+          <w:sz w:val="22"/>
+        </w:rPr>
+        <w:t>Se implementa con: trigger BEFORE UPDATE sobre cita</w:t>
+      </w:r>
+    </w:p>
+    <w:p>
+      <w:r>
+        <w:rPr>
+          <w:b w:val="0"/>
+          <w:color w:val="4A4A49"/>
+          <w:sz w:val="22"/>
+        </w:rPr>
+        <w:t>R3. Si el precio de un insumo cambia -&gt; entonces las facturas ya emitidas conservan</w:t>
+      </w:r>
+    </w:p>
+    <w:p>
+      <w:r>
+        <w:rPr>
+          <w:b w:val="0"/>
+          <w:color w:val="4A4A49"/>
+          <w:sz w:val="22"/>
+        </w:rPr>
+        <w:t>el precio con el que se vendieron.</w:t>
+      </w:r>
+    </w:p>
+    <w:p>
+      <w:r>
+        <w:rPr>
+          <w:b w:val="0"/>
+          <w:color w:val="4A4A49"/>
+          <w:sz w:val="22"/>
+        </w:rPr>
+        <w:t>Se implementa con: precio_unitario almacenado en detalle_factura</w:t>
+      </w:r>
+    </w:p>
+    <w:p>
+      <w:r>
+        <w:rPr>
+          <w:b/>
+          <w:color w:val="4A4A49"/>
+          <w:sz w:val="22"/>
+        </w:rPr>
+        <w:t>4) RIESGO PRINCIPAL Y MITIGACION</w:t>
+      </w:r>
+    </w:p>
+    <w:p>
+      <w:r>
+        <w:rPr>
+          <w:b w:val="0"/>
+          <w:color w:val="4A4A49"/>
+          <w:sz w:val="22"/>
+        </w:rPr>
+        <w:t>Riesgo: llegar a la Clase 8 con el esquema a medias y tener que rehacer tablas que ya</w:t>
+      </w:r>
+    </w:p>
+    <w:p>
+      <w:r>
+        <w:rPr>
+          <w:b w:val="0"/>
+          <w:color w:val="4A4A49"/>
+          <w:sz w:val="22"/>
+        </w:rPr>
+        <w:t>tienen procedimientos y disparadores escritos encima.</w:t>
+      </w:r>
+    </w:p>
+    <w:p>
+      <w:r>
+        <w:rPr>
+          <w:b w:val="0"/>
+          <w:color w:val="4A4A49"/>
+          <w:sz w:val="22"/>
+        </w:rPr>
+        <w:t>Mitigacion: cerrar el DDL completo en la Clase 2 y no cambiar nombres de columnas</w:t>
+      </w:r>
+    </w:p>
+    <w:p>
+      <w:r>
+        <w:rPr>
+          <w:b w:val="0"/>
+          <w:color w:val="4A4A49"/>
+          <w:sz w:val="22"/>
+        </w:rPr>
+        <w:t>despues; si algo falta, se agrega con ALTER TABLE en vez de recrear.</w:t>
+      </w:r>
+    </w:p>
+    <w:p>
+      <w:pPr>
+        <w:spacing w:before="200" w:after="60"/>
+      </w:pPr>
+      <w:r>
+        <w:rPr>
+          <w:b/>
+          <w:color w:val="1A1C1D"/>
+          <w:sz w:val="32"/>
+        </w:rPr>
+        <w:t>Como calificar</w:t>
+      </w:r>
+    </w:p>
+    <w:p>
+      <w:pPr>
+        <w:pStyle w:val="ListBullet"/>
+      </w:pPr>
+      <w:r>
+        <w:rPr>
+          <w:b w:val="0"/>
+          <w:color w:val="4A4A49"/>
+          <w:sz w:val="22"/>
+        </w:rPr>
+        <w:t xml:space="preserve">3 pts las </w:t>
+      </w:r>
+      <w:r>
+        <w:rPr>
+          <w:b/>
+          <w:color w:val="4A4A49"/>
+          <w:sz w:val="22"/>
+        </w:rPr>
+        <w:t>5 secciones</w:t>
+      </w:r>
+      <w:r>
+        <w:rPr>
+          <w:b w:val="0"/>
+          <w:color w:val="4A4A49"/>
+          <w:sz w:val="22"/>
+        </w:rPr>
+        <w:t xml:space="preserve"> de la plantilla presentes, y el proyecto llamado </w:t>
+      </w:r>
+      <w:r>
+        <w:rPr>
+          <w:b/>
+          <w:color w:val="4A4A49"/>
+          <w:sz w:val="22"/>
+        </w:rPr>
+        <w:t>VetCare - [Apellido]</w:t>
+      </w:r>
+      <w:r>
+        <w:rPr>
+          <w:b w:val="0"/>
+          <w:color w:val="4A4A49"/>
+          <w:sz w:val="22"/>
+        </w:rPr>
+        <w:t>.</w:t>
+      </w:r>
+    </w:p>
+    <w:p>
+      <w:pPr>
+        <w:pStyle w:val="ListBullet"/>
+      </w:pPr>
+      <w:r>
+        <w:rPr>
+          <w:b w:val="0"/>
+          <w:color w:val="4A4A49"/>
+          <w:sz w:val="22"/>
+        </w:rPr>
+        <w:t xml:space="preserve">4 pts el SI/NO: delimita el alcance de forma </w:t>
+      </w:r>
+      <w:r>
+        <w:rPr>
+          <w:b/>
+          <w:color w:val="4A4A49"/>
+          <w:sz w:val="22"/>
+        </w:rPr>
+        <w:t>concreta y realista para un semestre</w:t>
+      </w:r>
+      <w:r>
+        <w:rPr>
+          <w:b w:val="0"/>
+          <w:color w:val="4A4A49"/>
+          <w:sz w:val="22"/>
+        </w:rPr>
+        <w:t>. Promesas vagas («hara todo lo necesario») no suman.</w:t>
+      </w:r>
+    </w:p>
+    <w:p>
+      <w:pPr>
+        <w:pStyle w:val="ListBullet"/>
+      </w:pPr>
+      <w:r>
+        <w:rPr>
+          <w:b w:val="0"/>
+          <w:color w:val="4A4A49"/>
+          <w:sz w:val="22"/>
+        </w:rPr>
+        <w:t xml:space="preserve">6 pts las </w:t>
+      </w:r>
+      <w:r>
+        <w:rPr>
+          <w:b/>
+          <w:color w:val="4A4A49"/>
+          <w:sz w:val="22"/>
+        </w:rPr>
+        <w:t>3 reglas propias</w:t>
+      </w:r>
+      <w:r>
+        <w:rPr>
+          <w:b w:val="0"/>
+          <w:color w:val="4A4A49"/>
+          <w:sz w:val="22"/>
+        </w:rPr>
+        <w:t xml:space="preserve"> en formato </w:t>
+      </w:r>
+      <w:r>
+        <w:rPr>
+          <w:rFonts w:ascii="Consolas" w:hAnsi="Consolas"/>
+          <w:color w:val="111111"/>
+          <w:sz w:val="21"/>
+        </w:rPr>
+        <w:t>Condicion -&gt; Accion</w:t>
+      </w:r>
+      <w:r>
+        <w:rPr>
+          <w:b w:val="0"/>
+          <w:color w:val="4A4A49"/>
+          <w:sz w:val="22"/>
+        </w:rPr>
+        <w:t xml:space="preserve">, verificables, </w:t>
+      </w:r>
+      <w:r>
+        <w:rPr>
+          <w:b/>
+          <w:color w:val="4A4A49"/>
+          <w:sz w:val="22"/>
+        </w:rPr>
+        <w:t>cada una con su mecanismo</w:t>
+      </w:r>
+      <w:r>
+        <w:rPr>
+          <w:b w:val="0"/>
+          <w:color w:val="4A4A49"/>
+          <w:sz w:val="22"/>
+        </w:rPr>
+        <w:t xml:space="preserve"> de implementacion: 2 pts cada una. Se pierde la mitad de una regla si no dice con que se implementa.</w:t>
+      </w:r>
+    </w:p>
+    <w:p>
+      <w:pPr>
+        <w:pStyle w:val="ListBullet"/>
+      </w:pPr>
+      <w:r>
+        <w:rPr>
+          <w:b w:val="0"/>
+          <w:color w:val="4A4A49"/>
+          <w:sz w:val="22"/>
+        </w:rPr>
+        <w:t>2 pts el riesgo principal con su mitigacion.</w:t>
+      </w:r>
+    </w:p>
+    <w:p>
+      <w:pPr>
+        <w:pStyle w:val="ListBullet"/>
+      </w:pPr>
+      <w:r>
+        <w:rPr>
+          <w:b w:val="0"/>
+          <w:color w:val="4A4A49"/>
+          <w:sz w:val="22"/>
+        </w:rPr>
+        <w:t xml:space="preserve">Se descuenta si las reglas </w:t>
+      </w:r>
+      <w:r>
+        <w:rPr>
+          <w:b/>
+          <w:color w:val="4A4A49"/>
+          <w:sz w:val="22"/>
+        </w:rPr>
+        <w:t>repiten literalmente</w:t>
+      </w:r>
+      <w:r>
+        <w:rPr>
+          <w:b w:val="0"/>
+          <w:color w:val="4A4A49"/>
+          <w:sz w:val="22"/>
+        </w:rPr>
+        <w:t xml:space="preserve"> las tres del enunciado general (mascota inactiva, stock, auditoria): se piden reglas </w:t>
+      </w:r>
+      <w:r>
+        <w:rPr>
+          <w:b/>
+          <w:color w:val="4A4A49"/>
+          <w:sz w:val="22"/>
+        </w:rPr>
+        <w:t>propias</w:t>
+      </w:r>
+      <w:r>
+        <w:rPr>
+          <w:b w:val="0"/>
+          <w:color w:val="4A4A49"/>
+          <w:sz w:val="22"/>
+        </w:rPr>
+        <w:t>, distintas o adicionales.</w:t>
+      </w:r>
+    </w:p>
+    <w:p>
+      <w:pPr>
+        <w:pStyle w:val="ListBullet"/>
+      </w:pPr>
+      <w:r>
+        <w:rPr>
+          <w:b w:val="0"/>
+          <w:color w:val="4A4A49"/>
+          <w:sz w:val="22"/>
+        </w:rPr>
+        <w:t>Se descuenta si las reglas estan redactadas como deseos («el sistema debe ser seguro») en vez de como condicion y accion.</w:t>
+      </w:r>
+    </w:p>
+    <w:p>
+      <w:pPr>
+        <w:spacing w:before="200" w:after="60"/>
+      </w:pPr>
+      <w:r>
+        <w:rPr>
+          <w:b/>
+          <w:color w:val="1A1C1D"/>
+          <w:sz w:val="32"/>
+        </w:rPr>
+        <w:t>Errores frecuentes y que hacer</w:t>
+      </w:r>
+    </w:p>
+    <w:p>
+      <w:pPr>
+        <w:pStyle w:val="ListBullet"/>
+      </w:pPr>
+      <w:r>
+        <w:rPr>
+          <w:b w:val="0"/>
+          <w:color w:val="4A4A49"/>
+          <w:sz w:val="22"/>
+        </w:rPr>
+        <w:t>Copiar las tres reglas del enunciado. Es lo mas frecuente. Devuelvala pidiendo una regla que se le haya ocurrido a el mirando el caso: la doble reserva del veterinario suele salir sola si se le pregunta que pasa si dos recepcionistas agendan a la vez.</w:t>
+      </w:r>
+    </w:p>
+    <w:p>
+      <w:pPr>
+        <w:pStyle w:val="ListBullet"/>
+      </w:pPr>
+      <w:r>
+        <w:rPr>
+          <w:b w:val="0"/>
+          <w:color w:val="4A4A49"/>
+          <w:sz w:val="22"/>
+        </w:rPr>
+        <w:t>Reglas sin mecanismo. Son 3 de los 15 puntos. Basta con nombrar el instrumento (</w:t>
+      </w:r>
+      <w:r>
+        <w:rPr>
+          <w:rFonts w:ascii="Consolas" w:hAnsi="Consolas"/>
+          <w:color w:val="111111"/>
+          <w:sz w:val="21"/>
+        </w:rPr>
+        <w:t>CHECK</w:t>
+      </w:r>
+      <w:r>
+        <w:rPr>
+          <w:b w:val="0"/>
+          <w:color w:val="4A4A49"/>
+          <w:sz w:val="22"/>
+        </w:rPr>
+        <w:t xml:space="preserve">, </w:t>
+      </w:r>
+      <w:r>
+        <w:rPr>
+          <w:rFonts w:ascii="Consolas" w:hAnsi="Consolas"/>
+          <w:color w:val="111111"/>
+          <w:sz w:val="21"/>
+        </w:rPr>
+        <w:t>UNIQUE</w:t>
+      </w:r>
+      <w:r>
+        <w:rPr>
+          <w:b w:val="0"/>
+          <w:color w:val="4A4A49"/>
+          <w:sz w:val="22"/>
+        </w:rPr>
+        <w:t xml:space="preserve">, </w:t>
+      </w:r>
+      <w:r>
+        <w:rPr>
+          <w:rFonts w:ascii="Consolas" w:hAnsi="Consolas"/>
+          <w:color w:val="111111"/>
+          <w:sz w:val="21"/>
+        </w:rPr>
+        <w:t>FK</w:t>
+      </w:r>
+      <w:r>
+        <w:rPr>
+          <w:b w:val="0"/>
+          <w:color w:val="4A4A49"/>
+          <w:sz w:val="22"/>
+        </w:rPr>
+        <w:t>, procedimiento, trigger); no hace falta el codigo todavia.</w:t>
+      </w:r>
+    </w:p>
+    <w:p>
+      <w:pPr>
+        <w:pStyle w:val="ListBullet"/>
+      </w:pPr>
+      <w:r>
+        <w:rPr>
+          <w:b w:val="0"/>
+          <w:color w:val="4A4A49"/>
+          <w:sz w:val="22"/>
+        </w:rPr>
+        <w:t>Alcance SI que promete la aplicacion y las pantallas. Recuerdele que en esta asignatura el entregable es la capa de datos, y que la aplicacion es el alcance de Programacion II sobre el mismo cliente.</w:t>
+      </w:r>
+    </w:p>
+    <w:p>
+      <w:pPr>
+        <w:pStyle w:val="ListBullet"/>
+      </w:pPr>
+      <w:r>
+        <w:rPr>
+          <w:b w:val="0"/>
+          <w:color w:val="4A4A49"/>
+          <w:sz w:val="22"/>
+        </w:rPr>
+        <w:t>Riesgo escrito como excusa anticipada («no tengo tiempo»). El riesgo debe ser tecnico y con mitigacion accionable.</w:t>
+      </w:r>
+    </w:p>
+    <w:p>
+      <w:pPr>
+        <w:spacing w:before="200" w:after="60"/>
+      </w:pPr>
+      <w:r>
+        <w:rPr>
+          <w:b/>
+          <w:color w:val="1A1C1D"/>
+          <w:sz w:val="32"/>
+        </w:rPr>
+        <w:t>Lo que van a preguntar (respuestas listas)</w:t>
+      </w:r>
+    </w:p>
+    <w:p>
+      <w:r>
+        <w:rPr>
+          <w:b w:val="0"/>
+          <w:color w:val="4A4A49"/>
+          <w:sz w:val="22"/>
+        </w:rPr>
+        <w:t>Estas son las dudas que aparecen todos los semestres. Tenerlas resueltas por escrito es lo que evita responder la misma cosa quince veces durante el taller.</w:t>
+      </w:r>
+    </w:p>
+    <w:p>
+      <w:r>
+        <w:rPr>
+          <w:b/>
+          <w:color w:val="4A4A49"/>
+          <w:sz w:val="22"/>
+        </w:rPr>
+        <w:t>¿Puedo usar Oracle en vez de PostgreSQL?</w:t>
+      </w:r>
+    </w:p>
+    <w:p>
+      <w:r>
+        <w:rPr>
+          <w:b w:val="0"/>
+          <w:color w:val="4A4A49"/>
+          <w:sz w:val="22"/>
+        </w:rPr>
+        <w:t xml:space="preserve">No para la entrega: la consola de ExamLab corre PostgreSQL (PGlite) en el navegador, asi que </w:t>
+      </w:r>
+      <w:r>
+        <w:rPr>
+          <w:rFonts w:ascii="Consolas" w:hAnsi="Consolas"/>
+          <w:color w:val="111111"/>
+          <w:sz w:val="21"/>
+        </w:rPr>
+        <w:t>NUMBER</w:t>
+      </w:r>
+      <w:r>
+        <w:rPr>
+          <w:b w:val="0"/>
+          <w:color w:val="4A4A49"/>
+          <w:sz w:val="22"/>
+        </w:rPr>
+        <w:t xml:space="preserve">, </w:t>
+      </w:r>
+      <w:r>
+        <w:rPr>
+          <w:rFonts w:ascii="Consolas" w:hAnsi="Consolas"/>
+          <w:color w:val="111111"/>
+          <w:sz w:val="21"/>
+        </w:rPr>
+        <w:t>VARCHAR2</w:t>
+      </w:r>
+      <w:r>
+        <w:rPr>
+          <w:b w:val="0"/>
+          <w:color w:val="4A4A49"/>
+          <w:sz w:val="22"/>
+        </w:rPr>
+        <w:t xml:space="preserve"> y </w:t>
+      </w:r>
+      <w:r>
+        <w:rPr>
+          <w:rFonts w:ascii="Consolas" w:hAnsi="Consolas"/>
+          <w:color w:val="111111"/>
+          <w:sz w:val="21"/>
+        </w:rPr>
+        <w:t>DUAL</w:t>
+      </w:r>
+      <w:r>
+        <w:rPr>
+          <w:b w:val="0"/>
+          <w:color w:val="4A4A49"/>
+          <w:sz w:val="22"/>
+        </w:rPr>
+        <w:t xml:space="preserve"> fallan. Oracle Live SQL se usa desde la Clase 3, cuando haga falta PL/SQL, y eso se dice ahi.</w:t>
+      </w:r>
+    </w:p>
+    <w:p>
+      <w:r>
+        <w:rPr>
+          <w:b/>
+          <w:color w:val="4A4A49"/>
+          <w:sz w:val="22"/>
+        </w:rPr>
+        <w:t>¿Por que `activa CHAR(1)` y no un booleano?</w:t>
+      </w:r>
+    </w:p>
+    <w:p>
+      <w:r>
+        <w:rPr>
+          <w:b w:val="0"/>
+          <w:color w:val="4A4A49"/>
+          <w:sz w:val="22"/>
+        </w:rPr>
+        <w:t xml:space="preserve">Porque es el contrato del curso: los procedimientos de la Clase 3 y los disparadores de la Clase 4 asumen </w:t>
+      </w:r>
+      <w:r>
+        <w:rPr>
+          <w:rFonts w:ascii="Consolas" w:hAnsi="Consolas"/>
+          <w:color w:val="111111"/>
+          <w:sz w:val="21"/>
+        </w:rPr>
+        <w:t>'S'</w:t>
+      </w:r>
+      <w:r>
+        <w:rPr>
+          <w:b w:val="0"/>
+          <w:color w:val="4A4A49"/>
+          <w:sz w:val="22"/>
+        </w:rPr>
+        <w:t>/</w:t>
+      </w:r>
+      <w:r>
+        <w:rPr>
+          <w:rFonts w:ascii="Consolas" w:hAnsi="Consolas"/>
+          <w:color w:val="111111"/>
+          <w:sz w:val="21"/>
+        </w:rPr>
+        <w:t>'N'</w:t>
+      </w:r>
+      <w:r>
+        <w:rPr>
+          <w:b w:val="0"/>
+          <w:color w:val="4A4A49"/>
+          <w:sz w:val="22"/>
+        </w:rPr>
+        <w:t>. Un booleano funciona hoy y rompe el material de las clases siguientes.</w:t>
+      </w:r>
+    </w:p>
+    <w:p>
+      <w:r>
+        <w:rPr>
+          <w:b/>
+          <w:color w:val="4A4A49"/>
+          <w:sz w:val="22"/>
+        </w:rPr>
+        <w:t>¿Las 8 entidades hay que crearlas todas hoy?</w:t>
+      </w:r>
+    </w:p>
+    <w:p>
+      <w:r>
+        <w:rPr>
+          <w:b w:val="0"/>
+          <w:color w:val="4A4A49"/>
+          <w:sz w:val="22"/>
+        </w:rPr>
+        <w:t xml:space="preserve">No. Hoy se crean </w:t>
+      </w:r>
+      <w:r>
+        <w:rPr>
+          <w:b/>
+          <w:color w:val="4A4A49"/>
+          <w:sz w:val="22"/>
+        </w:rPr>
+        <w:t>tres</w:t>
+      </w:r>
+      <w:r>
+        <w:rPr>
+          <w:b w:val="0"/>
+          <w:color w:val="4A4A49"/>
+          <w:sz w:val="22"/>
+        </w:rPr>
+        <w:t xml:space="preserve"> tablas (</w:t>
+      </w:r>
+      <w:r>
+        <w:rPr>
+          <w:rFonts w:ascii="Consolas" w:hAnsi="Consolas"/>
+          <w:color w:val="111111"/>
+          <w:sz w:val="21"/>
+        </w:rPr>
+        <w:t>dueno</w:t>
+      </w:r>
+      <w:r>
+        <w:rPr>
+          <w:b w:val="0"/>
+          <w:color w:val="4A4A49"/>
+          <w:sz w:val="22"/>
+        </w:rPr>
+        <w:t xml:space="preserve">, </w:t>
+      </w:r>
+      <w:r>
+        <w:rPr>
+          <w:rFonts w:ascii="Consolas" w:hAnsi="Consolas"/>
+          <w:color w:val="111111"/>
+          <w:sz w:val="21"/>
+        </w:rPr>
+        <w:t>mascota</w:t>
+      </w:r>
+      <w:r>
+        <w:rPr>
+          <w:b w:val="0"/>
+          <w:color w:val="4A4A49"/>
+          <w:sz w:val="22"/>
+        </w:rPr>
+        <w:t xml:space="preserve">, </w:t>
+      </w:r>
+      <w:r>
+        <w:rPr>
+          <w:rFonts w:ascii="Consolas" w:hAnsi="Consolas"/>
+          <w:color w:val="111111"/>
+          <w:sz w:val="21"/>
+        </w:rPr>
+        <w:t>cita</w:t>
+      </w:r>
+      <w:r>
+        <w:rPr>
+          <w:b w:val="0"/>
+          <w:color w:val="4A4A49"/>
+          <w:sz w:val="22"/>
+        </w:rPr>
+        <w:t xml:space="preserve">) en la pregunta 1, y el diagrama de la pregunta 2 muestra las </w:t>
+      </w:r>
+      <w:r>
+        <w:rPr>
+          <w:b/>
+          <w:color w:val="4A4A49"/>
+          <w:sz w:val="22"/>
+        </w:rPr>
+        <w:t>ocho</w:t>
+      </w:r>
+      <w:r>
+        <w:rPr>
+          <w:b w:val="0"/>
+          <w:color w:val="4A4A49"/>
+          <w:sz w:val="22"/>
+        </w:rPr>
+        <w:t xml:space="preserve"> del modelo completo. El diagrama es el plano; el DDL avanza clase por clase.</w:t>
+      </w:r>
+    </w:p>
+    <w:p>
+      <w:r>
+        <w:rPr>
+          <w:b/>
+          <w:color w:val="4A4A49"/>
+          <w:sz w:val="22"/>
+        </w:rPr>
+        <w:t>En la consulta 4, ¿esta mal si no devuelve filas?</w:t>
+      </w:r>
+    </w:p>
+    <w:p>
+      <w:r>
+        <w:rPr>
+          <w:b w:val="0"/>
+          <w:color w:val="4A4A49"/>
+          <w:sz w:val="22"/>
+        </w:rPr>
+        <w:t>No necesariamente. Vacio significa que con los datos sembrados nadie agendo una mascota inactiva. Pidale que lo interprete: es la evidencia de que la regla se cumple hoy por casualidad y no porque la base la haga cumplir, que es el motivo de la Clase 3.</w:t>
+      </w:r>
+    </w:p>
+    <w:p>
+      <w:r>
+        <w:rPr>
+          <w:b/>
+          <w:color w:val="4A4A49"/>
+          <w:sz w:val="22"/>
+        </w:rPr>
+        <w:t>¿Las reglas de negocio pueden ser las tres del enunciado?</w:t>
+      </w:r>
+    </w:p>
+    <w:p>
+      <w:r>
+        <w:rPr>
+          <w:b w:val="0"/>
+          <w:color w:val="4A4A49"/>
+          <w:sz w:val="22"/>
+        </w:rPr>
+        <w:t xml:space="preserve">No. Se piden </w:t>
+      </w:r>
+      <w:r>
+        <w:rPr>
+          <w:b/>
+          <w:color w:val="4A4A49"/>
+          <w:sz w:val="22"/>
+        </w:rPr>
+        <w:t>propias</w:t>
+      </w:r>
+      <w:r>
+        <w:rPr>
+          <w:b w:val="0"/>
+          <w:color w:val="4A4A49"/>
+          <w:sz w:val="22"/>
+        </w:rPr>
+        <w:t>, distintas o adicionales. Las del enunciado son el ejemplo de la forma esperada, no la respuesta.</w:t>
+      </w:r>
+    </w:p>
+    <w:p>
+      <w:r>
+        <w:rPr>
+          <w:b/>
+          <w:color w:val="4A4A49"/>
+          <w:sz w:val="22"/>
+        </w:rPr>
+        <w:t>¿Donde encuentro los nombres de los datos de prueba?</w:t>
+      </w:r>
+    </w:p>
+    <w:p>
+      <w:r>
+        <w:rPr>
+          <w:b w:val="0"/>
+          <w:color w:val="4A4A49"/>
+          <w:sz w:val="22"/>
+        </w:rPr>
+        <w:t xml:space="preserve">En el anexo del caso de estudio, en </w:t>
+      </w:r>
+      <w:r>
+        <w:rPr>
+          <w:rFonts w:ascii="Consolas" w:hAnsi="Consolas"/>
+          <w:color w:val="111111"/>
+          <w:sz w:val="21"/>
+        </w:rPr>
+        <w:t>Clases/Proyecto Integrador/</w:t>
+      </w:r>
+      <w:r>
+        <w:rPr>
+          <w:b w:val="0"/>
+          <w:color w:val="4A4A49"/>
+          <w:sz w:val="22"/>
+        </w:rPr>
+        <w:t>. El elenco esta fijo y sin tildes, tal como esta sembrado en la base: usarlo evita que cada entrega hable de personas distintas.</w:t>
+      </w:r>
+    </w:p>
+    <w:p>
+      <w:pPr>
+        <w:spacing w:before="200" w:after="60"/>
+      </w:pPr>
+      <w:r>
+        <w:rPr>
+          <w:b/>
+          <w:color w:val="1A1C1D"/>
+          <w:sz w:val="32"/>
+        </w:rPr>
+        <w:t>Cierre de la clase</w:t>
+      </w:r>
+    </w:p>
+    <w:p>
+      <w:pPr>
+        <w:pStyle w:val="ListBullet"/>
+      </w:pPr>
+      <w:r>
+        <w:rPr>
+          <w:b w:val="0"/>
+          <w:color w:val="4A4A49"/>
+          <w:sz w:val="22"/>
+        </w:rPr>
+        <w:t xml:space="preserve">Al terminar, cada estudiante debe tener: el proyecto registrado en </w:t>
+      </w:r>
+      <w:r>
+        <w:rPr>
+          <w:rFonts w:ascii="Consolas" w:hAnsi="Consolas"/>
+          <w:color w:val="111111"/>
+          <w:sz w:val="21"/>
+        </w:rPr>
+        <w:t>proyecto_pi</w:t>
+      </w:r>
+      <w:r>
+        <w:rPr>
+          <w:b w:val="0"/>
+          <w:color w:val="4A4A49"/>
+          <w:sz w:val="22"/>
+        </w:rPr>
+        <w:t>, las tres tablas creadas con sus restricciones, el ER de 8 entidades renderizado y la ficha de alcance con sus 3 reglas propias.</w:t>
+      </w:r>
+    </w:p>
+    <w:p>
+      <w:pPr>
+        <w:pStyle w:val="ListBullet"/>
+      </w:pPr>
+      <w:r>
+        <w:rPr>
+          <w:b w:val="0"/>
+          <w:color w:val="4A4A49"/>
+          <w:sz w:val="22"/>
+        </w:rPr>
+        <w:t xml:space="preserve">Lo que hay que verificar antes de cerrar la sesion es la </w:t>
+      </w:r>
+      <w:r>
+        <w:rPr>
+          <w:b/>
+          <w:color w:val="4A4A49"/>
+          <w:sz w:val="22"/>
+        </w:rPr>
+        <w:t>coherencia de nombres</w:t>
+      </w:r>
+      <w:r>
+        <w:rPr>
+          <w:b w:val="0"/>
+          <w:color w:val="4A4A49"/>
+          <w:sz w:val="22"/>
+        </w:rPr>
+        <w:t xml:space="preserve"> entre el DDL de la pregunta 1 y el ER de la pregunta 2: si no coinciden, se arrastra a la Clase 2 y a todas las siguientes.</w:t>
+      </w:r>
+    </w:p>
+    <w:p>
+      <w:pPr>
+        <w:pStyle w:val="ListBullet"/>
+      </w:pPr>
+      <w:r>
+        <w:rPr>
+          <w:b w:val="0"/>
+          <w:color w:val="4A4A49"/>
+          <w:sz w:val="22"/>
+        </w:rPr>
+        <w:t>Quien salga sin dominio ni alcance escritos no tiene sobre que trabajar en la Clase 2 (roles y privilegios): no deje el tema abierto para la semana siguiente.</w:t>
+      </w:r>
+    </w:p>
+    <w:p>
+      <w:pPr>
+        <w:spacing w:before="200" w:after="60"/>
+      </w:pPr>
+      <w:r>
+        <w:rPr>
+          <w:b/>
+          <w:color w:val="1A1C1D"/>
+          <w:sz w:val="32"/>
+        </w:rPr>
+        <w:t>Politica de entrega</w:t>
+      </w:r>
+    </w:p>
+    <w:p>
+      <w:r>
+        <w:rPr>
+          <w:b w:val="0"/>
+          <w:color w:val="4A4A49"/>
+          <w:sz w:val="22"/>
+        </w:rPr>
+        <w:t>La entrega que se califica es la respuesta dentro de ExamLab (https://uniaj.examlab.workers.dev/). El documento en Word o Google Docs es opcional y solo sirve para que el estudiante conserve sus respuestas. El motor de la plataforma es PostgreSQL (PGlite en el navegador), no Oracle.</w:t>
       </w:r>
     </w:p>
     <w:sectPr>
@@ -820,6 +6372,10 @@
     <w:name w:val="Normal"/>
     <w:qFormat/>
     <w:rsid w:val="00FC693F"/>
+    <w:rPr>
+      <w:rFonts w:ascii="Calibri" w:hAnsi="Calibri"/>
+      <w:sz w:val="22"/>
+    </w:rPr>
   </w:style>
   <w:style w:type="paragraph" w:styleId="Header">
     <w:name w:val="header"/>

--- a/Bases de Datos II/Kit docente/Clase 1/Solucion Taller Clase 1 - VetCare.docx
+++ b/Bases de Datos II/Kit docente/Clase 1/Solucion Taller Clase 1 - VetCare.docx
@@ -38,6 +38,7 @@
       <w:r>
         <w:rPr>
           <w:rFonts w:ascii="Consolas" w:hAnsi="Consolas"/>
+          <w:b w:val="0"/>
           <w:i/>
           <w:color w:val="111111"/>
           <w:sz w:val="20"/>
@@ -133,6 +134,7 @@
       <w:r>
         <w:rPr>
           <w:rFonts w:ascii="Consolas" w:hAnsi="Consolas"/>
+          <w:b w:val="0"/>
           <w:color w:val="111111"/>
           <w:sz w:val="21"/>
         </w:rPr>
@@ -154,6 +156,7 @@
       <w:r>
         <w:rPr>
           <w:rFonts w:ascii="Consolas" w:hAnsi="Consolas"/>
+          <w:b w:val="0"/>
           <w:color w:val="111111"/>
           <w:sz w:val="21"/>
         </w:rPr>
@@ -175,6 +178,7 @@
       <w:r>
         <w:rPr>
           <w:rFonts w:ascii="Consolas" w:hAnsi="Consolas"/>
+          <w:b w:val="0"/>
           <w:color w:val="111111"/>
           <w:sz w:val="21"/>
         </w:rPr>
@@ -368,6 +372,7 @@
             <w:r>
               <w:rPr>
                 <w:rFonts w:ascii="Consolas" w:hAnsi="Consolas"/>
+                <w:b w:val="0"/>
                 <w:color w:val="111111"/>
                 <w:sz w:val="19"/>
               </w:rPr>
@@ -437,6 +442,7 @@
             <w:r>
               <w:rPr>
                 <w:rFonts w:ascii="Consolas" w:hAnsi="Consolas"/>
+                <w:b w:val="0"/>
                 <w:color w:val="111111"/>
                 <w:sz w:val="19"/>
               </w:rPr>
@@ -504,6 +510,7 @@
             <w:r>
               <w:rPr>
                 <w:rFonts w:ascii="Consolas" w:hAnsi="Consolas"/>
+                <w:b w:val="0"/>
                 <w:color w:val="111111"/>
                 <w:sz w:val="19"/>
               </w:rPr>
@@ -573,6 +580,7 @@
             <w:r>
               <w:rPr>
                 <w:rFonts w:ascii="Consolas" w:hAnsi="Consolas"/>
+                <w:b w:val="0"/>
                 <w:color w:val="111111"/>
                 <w:sz w:val="19"/>
               </w:rPr>
@@ -640,6 +648,7 @@
             <w:r>
               <w:rPr>
                 <w:rFonts w:ascii="Consolas" w:hAnsi="Consolas"/>
+                <w:b w:val="0"/>
                 <w:color w:val="111111"/>
                 <w:sz w:val="19"/>
               </w:rPr>
@@ -1399,6 +1408,7 @@
       <w:r>
         <w:rPr>
           <w:rFonts w:ascii="Consolas" w:hAnsi="Consolas"/>
+          <w:b w:val="0"/>
           <w:color w:val="111111"/>
           <w:sz w:val="21"/>
         </w:rPr>
@@ -1431,6 +1441,7 @@
       <w:r>
         <w:rPr>
           <w:rFonts w:ascii="Consolas" w:hAnsi="Consolas"/>
+          <w:b w:val="0"/>
           <w:color w:val="111111"/>
           <w:sz w:val="21"/>
         </w:rPr>
@@ -1447,6 +1458,7 @@
       <w:r>
         <w:rPr>
           <w:rFonts w:ascii="Consolas" w:hAnsi="Consolas"/>
+          <w:b w:val="0"/>
           <w:color w:val="111111"/>
           <w:sz w:val="21"/>
         </w:rPr>
@@ -1505,6 +1517,7 @@
       <w:r>
         <w:rPr>
           <w:rFonts w:ascii="Consolas" w:hAnsi="Consolas"/>
+          <w:b w:val="0"/>
           <w:color w:val="111111"/>
           <w:sz w:val="21"/>
         </w:rPr>
@@ -1537,6 +1550,7 @@
       <w:r>
         <w:rPr>
           <w:rFonts w:ascii="Consolas" w:hAnsi="Consolas"/>
+          <w:b w:val="0"/>
           <w:color w:val="111111"/>
           <w:sz w:val="21"/>
         </w:rPr>
@@ -1566,6 +1580,7 @@
       <w:r>
         <w:rPr>
           <w:rFonts w:ascii="Consolas" w:hAnsi="Consolas"/>
+          <w:b w:val="0"/>
           <w:color w:val="111111"/>
           <w:sz w:val="21"/>
         </w:rPr>
@@ -1582,6 +1597,7 @@
       <w:r>
         <w:rPr>
           <w:rFonts w:ascii="Consolas" w:hAnsi="Consolas"/>
+          <w:b w:val="0"/>
           <w:color w:val="111111"/>
           <w:sz w:val="21"/>
         </w:rPr>
@@ -1598,6 +1614,7 @@
       <w:r>
         <w:rPr>
           <w:rFonts w:ascii="Consolas" w:hAnsi="Consolas"/>
+          <w:b w:val="0"/>
           <w:color w:val="111111"/>
           <w:sz w:val="21"/>
         </w:rPr>
@@ -1614,6 +1631,7 @@
       <w:r>
         <w:rPr>
           <w:rFonts w:ascii="Consolas" w:hAnsi="Consolas"/>
+          <w:b w:val="0"/>
           <w:color w:val="111111"/>
           <w:sz w:val="21"/>
         </w:rPr>
@@ -1630,6 +1648,7 @@
       <w:r>
         <w:rPr>
           <w:rFonts w:ascii="Consolas" w:hAnsi="Consolas"/>
+          <w:b w:val="0"/>
           <w:color w:val="111111"/>
           <w:sz w:val="21"/>
         </w:rPr>
@@ -1646,6 +1665,7 @@
       <w:r>
         <w:rPr>
           <w:rFonts w:ascii="Consolas" w:hAnsi="Consolas"/>
+          <w:b w:val="0"/>
           <w:color w:val="111111"/>
           <w:sz w:val="21"/>
         </w:rPr>
@@ -1675,6 +1695,7 @@
       <w:r>
         <w:rPr>
           <w:rFonts w:ascii="Consolas" w:hAnsi="Consolas"/>
+          <w:b w:val="0"/>
           <w:color w:val="111111"/>
           <w:sz w:val="21"/>
         </w:rPr>
@@ -1720,6 +1741,7 @@
       <w:r>
         <w:rPr>
           <w:rFonts w:ascii="Consolas" w:hAnsi="Consolas"/>
+          <w:b w:val="0"/>
           <w:color w:val="111111"/>
           <w:sz w:val="21"/>
         </w:rPr>
@@ -1736,6 +1758,7 @@
       <w:r>
         <w:rPr>
           <w:rFonts w:ascii="Consolas" w:hAnsi="Consolas"/>
+          <w:b w:val="0"/>
           <w:color w:val="111111"/>
           <w:sz w:val="21"/>
         </w:rPr>
@@ -1786,6 +1809,7 @@
       <w:r>
         <w:rPr>
           <w:rFonts w:ascii="Consolas" w:hAnsi="Consolas"/>
+          <w:b w:val="0"/>
           <w:color w:val="111111"/>
           <w:sz w:val="21"/>
         </w:rPr>
@@ -1802,6 +1826,7 @@
       <w:r>
         <w:rPr>
           <w:rFonts w:ascii="Consolas" w:hAnsi="Consolas"/>
+          <w:b w:val="0"/>
           <w:color w:val="111111"/>
           <w:sz w:val="21"/>
         </w:rPr>
@@ -1818,6 +1843,7 @@
       <w:r>
         <w:rPr>
           <w:rFonts w:ascii="Consolas" w:hAnsi="Consolas"/>
+          <w:b w:val="0"/>
           <w:color w:val="111111"/>
           <w:sz w:val="21"/>
         </w:rPr>
@@ -1834,6 +1860,7 @@
       <w:r>
         <w:rPr>
           <w:rFonts w:ascii="Consolas" w:hAnsi="Consolas"/>
+          <w:b w:val="0"/>
           <w:color w:val="111111"/>
           <w:sz w:val="21"/>
         </w:rPr>
@@ -1855,6 +1882,7 @@
       <w:r>
         <w:rPr>
           <w:rFonts w:ascii="Consolas" w:hAnsi="Consolas"/>
+          <w:b w:val="0"/>
           <w:color w:val="111111"/>
           <w:sz w:val="21"/>
         </w:rPr>
@@ -1876,6 +1904,7 @@
       <w:r>
         <w:rPr>
           <w:rFonts w:ascii="Consolas" w:hAnsi="Consolas"/>
+          <w:b w:val="0"/>
           <w:color w:val="111111"/>
           <w:sz w:val="21"/>
         </w:rPr>
@@ -1892,6 +1921,7 @@
       <w:r>
         <w:rPr>
           <w:rFonts w:ascii="Consolas" w:hAnsi="Consolas"/>
+          <w:b w:val="0"/>
           <w:color w:val="111111"/>
           <w:sz w:val="21"/>
         </w:rPr>
@@ -1908,6 +1938,7 @@
       <w:r>
         <w:rPr>
           <w:rFonts w:ascii="Consolas" w:hAnsi="Consolas"/>
+          <w:b w:val="0"/>
           <w:color w:val="111111"/>
           <w:sz w:val="21"/>
         </w:rPr>
@@ -1937,6 +1968,7 @@
       <w:r>
         <w:rPr>
           <w:rFonts w:ascii="Consolas" w:hAnsi="Consolas"/>
+          <w:b w:val="0"/>
           <w:color w:val="111111"/>
           <w:sz w:val="21"/>
         </w:rPr>
@@ -1953,6 +1985,7 @@
       <w:r>
         <w:rPr>
           <w:rFonts w:ascii="Consolas" w:hAnsi="Consolas"/>
+          <w:b w:val="0"/>
           <w:color w:val="111111"/>
           <w:sz w:val="21"/>
         </w:rPr>
@@ -1982,6 +2015,7 @@
       <w:r>
         <w:rPr>
           <w:rFonts w:ascii="Consolas" w:hAnsi="Consolas"/>
+          <w:b w:val="0"/>
           <w:color w:val="111111"/>
           <w:sz w:val="21"/>
         </w:rPr>
@@ -2608,6 +2642,7 @@
       <w:r>
         <w:rPr>
           <w:rFonts w:ascii="Consolas" w:hAnsi="Consolas"/>
+          <w:b w:val="0"/>
           <w:color w:val="111111"/>
           <w:sz w:val="21"/>
         </w:rPr>
@@ -2624,6 +2659,7 @@
       <w:r>
         <w:rPr>
           <w:rFonts w:ascii="Consolas" w:hAnsi="Consolas"/>
+          <w:b w:val="0"/>
           <w:color w:val="111111"/>
           <w:sz w:val="21"/>
         </w:rPr>
@@ -2640,6 +2676,7 @@
       <w:r>
         <w:rPr>
           <w:rFonts w:ascii="Consolas" w:hAnsi="Consolas"/>
+          <w:b w:val="0"/>
           <w:color w:val="111111"/>
           <w:sz w:val="21"/>
         </w:rPr>
@@ -2656,6 +2693,7 @@
       <w:r>
         <w:rPr>
           <w:rFonts w:ascii="Consolas" w:hAnsi="Consolas"/>
+          <w:b w:val="0"/>
           <w:color w:val="111111"/>
           <w:sz w:val="21"/>
         </w:rPr>
@@ -2672,6 +2710,7 @@
       <w:r>
         <w:rPr>
           <w:rFonts w:ascii="Consolas" w:hAnsi="Consolas"/>
+          <w:b w:val="0"/>
           <w:color w:val="111111"/>
           <w:sz w:val="21"/>
         </w:rPr>
@@ -2688,6 +2727,7 @@
       <w:r>
         <w:rPr>
           <w:rFonts w:ascii="Consolas" w:hAnsi="Consolas"/>
+          <w:b w:val="0"/>
           <w:color w:val="111111"/>
           <w:sz w:val="21"/>
         </w:rPr>
@@ -2704,6 +2744,7 @@
       <w:r>
         <w:rPr>
           <w:rFonts w:ascii="Consolas" w:hAnsi="Consolas"/>
+          <w:b w:val="0"/>
           <w:color w:val="111111"/>
           <w:sz w:val="21"/>
         </w:rPr>
@@ -2720,6 +2761,7 @@
       <w:r>
         <w:rPr>
           <w:rFonts w:ascii="Consolas" w:hAnsi="Consolas"/>
+          <w:b w:val="0"/>
           <w:color w:val="111111"/>
           <w:sz w:val="21"/>
         </w:rPr>
@@ -2765,6 +2807,7 @@
       <w:r>
         <w:rPr>
           <w:rFonts w:ascii="Consolas" w:hAnsi="Consolas"/>
+          <w:b w:val="0"/>
           <w:color w:val="111111"/>
           <w:sz w:val="21"/>
         </w:rPr>
@@ -2781,6 +2824,7 @@
       <w:r>
         <w:rPr>
           <w:rFonts w:ascii="Consolas" w:hAnsi="Consolas"/>
+          <w:b w:val="0"/>
           <w:color w:val="111111"/>
           <w:sz w:val="21"/>
         </w:rPr>
@@ -2826,6 +2870,7 @@
       <w:r>
         <w:rPr>
           <w:rFonts w:ascii="Consolas" w:hAnsi="Consolas"/>
+          <w:b w:val="0"/>
           <w:color w:val="111111"/>
           <w:sz w:val="21"/>
         </w:rPr>
@@ -2842,6 +2887,7 @@
       <w:r>
         <w:rPr>
           <w:rFonts w:ascii="Consolas" w:hAnsi="Consolas"/>
+          <w:b w:val="0"/>
           <w:color w:val="111111"/>
           <w:sz w:val="21"/>
         </w:rPr>
@@ -2884,6 +2930,7 @@
       <w:r>
         <w:rPr>
           <w:rFonts w:ascii="Consolas" w:hAnsi="Consolas"/>
+          <w:b w:val="0"/>
           <w:color w:val="111111"/>
           <w:sz w:val="21"/>
         </w:rPr>
@@ -2900,6 +2947,7 @@
       <w:r>
         <w:rPr>
           <w:rFonts w:ascii="Consolas" w:hAnsi="Consolas"/>
+          <w:b w:val="0"/>
           <w:color w:val="111111"/>
           <w:sz w:val="21"/>
         </w:rPr>
@@ -2942,6 +2990,7 @@
       <w:r>
         <w:rPr>
           <w:rFonts w:ascii="Consolas" w:hAnsi="Consolas"/>
+          <w:b w:val="0"/>
           <w:color w:val="111111"/>
           <w:sz w:val="21"/>
         </w:rPr>
@@ -2987,6 +3036,7 @@
       <w:r>
         <w:rPr>
           <w:rFonts w:ascii="Consolas" w:hAnsi="Consolas"/>
+          <w:b w:val="0"/>
           <w:color w:val="111111"/>
           <w:sz w:val="21"/>
         </w:rPr>
@@ -3019,6 +3069,7 @@
       <w:r>
         <w:rPr>
           <w:rFonts w:ascii="Consolas" w:hAnsi="Consolas"/>
+          <w:b w:val="0"/>
           <w:color w:val="111111"/>
           <w:sz w:val="21"/>
         </w:rPr>
@@ -3035,6 +3086,7 @@
       <w:r>
         <w:rPr>
           <w:rFonts w:ascii="Consolas" w:hAnsi="Consolas"/>
+          <w:b w:val="0"/>
           <w:color w:val="111111"/>
           <w:sz w:val="21"/>
         </w:rPr>
@@ -3051,6 +3103,7 @@
       <w:r>
         <w:rPr>
           <w:rFonts w:ascii="Consolas" w:hAnsi="Consolas"/>
+          <w:b w:val="0"/>
           <w:color w:val="111111"/>
           <w:sz w:val="21"/>
         </w:rPr>
@@ -3080,6 +3133,7 @@
       <w:r>
         <w:rPr>
           <w:rFonts w:ascii="Consolas" w:hAnsi="Consolas"/>
+          <w:b w:val="0"/>
           <w:color w:val="111111"/>
           <w:sz w:val="21"/>
         </w:rPr>
@@ -3096,6 +3150,7 @@
       <w:r>
         <w:rPr>
           <w:rFonts w:ascii="Consolas" w:hAnsi="Consolas"/>
+          <w:b w:val="0"/>
           <w:color w:val="111111"/>
           <w:sz w:val="21"/>
         </w:rPr>
@@ -3112,6 +3167,7 @@
       <w:r>
         <w:rPr>
           <w:rFonts w:ascii="Consolas" w:hAnsi="Consolas"/>
+          <w:b w:val="0"/>
           <w:color w:val="111111"/>
           <w:sz w:val="21"/>
         </w:rPr>
@@ -3157,6 +3213,7 @@
       <w:r>
         <w:rPr>
           <w:rFonts w:ascii="Consolas" w:hAnsi="Consolas"/>
+          <w:b w:val="0"/>
           <w:color w:val="111111"/>
           <w:sz w:val="21"/>
         </w:rPr>
@@ -3186,6 +3243,7 @@
       <w:r>
         <w:rPr>
           <w:rFonts w:ascii="Consolas" w:hAnsi="Consolas"/>
+          <w:b w:val="0"/>
           <w:color w:val="111111"/>
           <w:sz w:val="21"/>
         </w:rPr>
@@ -3629,6 +3687,7 @@
       <w:r>
         <w:rPr>
           <w:rFonts w:ascii="Consolas" w:hAnsi="Consolas"/>
+          <w:b w:val="0"/>
           <w:color w:val="111111"/>
           <w:sz w:val="21"/>
         </w:rPr>
@@ -3661,6 +3720,7 @@
       <w:r>
         <w:rPr>
           <w:rFonts w:ascii="Consolas" w:hAnsi="Consolas"/>
+          <w:b w:val="0"/>
           <w:color w:val="111111"/>
           <w:sz w:val="21"/>
         </w:rPr>
@@ -3677,6 +3737,7 @@
       <w:r>
         <w:rPr>
           <w:rFonts w:ascii="Consolas" w:hAnsi="Consolas"/>
+          <w:b w:val="0"/>
           <w:color w:val="111111"/>
           <w:sz w:val="21"/>
         </w:rPr>
@@ -3693,6 +3754,7 @@
       <w:r>
         <w:rPr>
           <w:rFonts w:ascii="Consolas" w:hAnsi="Consolas"/>
+          <w:b w:val="0"/>
           <w:color w:val="111111"/>
           <w:sz w:val="21"/>
         </w:rPr>
@@ -3712,7 +3774,67 @@
           <w:color w:val="4A4A49"/>
           <w:sz w:val="22"/>
         </w:rPr>
-        <w:t>Se pierden 3 pts si filtra con `to_char`, `EXTRACT` o `CAST` sobre `fecha_hora`</w:t>
+        <w:t xml:space="preserve">Se pierden 3 pts si filtra con </w:t>
+      </w:r>
+      <w:r>
+        <w:rPr>
+          <w:rFonts w:ascii="Consolas" w:hAnsi="Consolas"/>
+          <w:b/>
+          <w:color w:val="111111"/>
+          <w:sz w:val="21"/>
+        </w:rPr>
+        <w:t>to_char</w:t>
+      </w:r>
+      <w:r>
+        <w:rPr>
+          <w:b/>
+          <w:color w:val="4A4A49"/>
+          <w:sz w:val="22"/>
+        </w:rPr>
+        <w:t xml:space="preserve">, </w:t>
+      </w:r>
+      <w:r>
+        <w:rPr>
+          <w:rFonts w:ascii="Consolas" w:hAnsi="Consolas"/>
+          <w:b/>
+          <w:color w:val="111111"/>
+          <w:sz w:val="21"/>
+        </w:rPr>
+        <w:t>EXTRACT</w:t>
+      </w:r>
+      <w:r>
+        <w:rPr>
+          <w:b/>
+          <w:color w:val="4A4A49"/>
+          <w:sz w:val="22"/>
+        </w:rPr>
+        <w:t xml:space="preserve"> o </w:t>
+      </w:r>
+      <w:r>
+        <w:rPr>
+          <w:rFonts w:ascii="Consolas" w:hAnsi="Consolas"/>
+          <w:b/>
+          <w:color w:val="111111"/>
+          <w:sz w:val="21"/>
+        </w:rPr>
+        <w:t>CAST</w:t>
+      </w:r>
+      <w:r>
+        <w:rPr>
+          <w:b/>
+          <w:color w:val="4A4A49"/>
+          <w:sz w:val="22"/>
+        </w:rPr>
+        <w:t xml:space="preserve"> sobre </w:t>
+      </w:r>
+      <w:r>
+        <w:rPr>
+          <w:rFonts w:ascii="Consolas" w:hAnsi="Consolas"/>
+          <w:b/>
+          <w:color w:val="111111"/>
+          <w:sz w:val="21"/>
+        </w:rPr>
+        <w:t>fecha_hora</w:t>
       </w:r>
       <w:r>
         <w:rPr>
@@ -3738,6 +3860,7 @@
       <w:r>
         <w:rPr>
           <w:rFonts w:ascii="Consolas" w:hAnsi="Consolas"/>
+          <w:b w:val="0"/>
           <w:color w:val="111111"/>
           <w:sz w:val="21"/>
         </w:rPr>
@@ -3754,6 +3877,7 @@
       <w:r>
         <w:rPr>
           <w:rFonts w:ascii="Consolas" w:hAnsi="Consolas"/>
+          <w:b w:val="0"/>
           <w:color w:val="111111"/>
           <w:sz w:val="21"/>
         </w:rPr>
@@ -3770,6 +3894,7 @@
       <w:r>
         <w:rPr>
           <w:rFonts w:ascii="Consolas" w:hAnsi="Consolas"/>
+          <w:b w:val="0"/>
           <w:color w:val="111111"/>
           <w:sz w:val="21"/>
         </w:rPr>
@@ -3799,6 +3924,7 @@
       <w:r>
         <w:rPr>
           <w:rFonts w:ascii="Consolas" w:hAnsi="Consolas"/>
+          <w:b w:val="0"/>
           <w:color w:val="111111"/>
           <w:sz w:val="21"/>
         </w:rPr>
@@ -3815,6 +3941,7 @@
       <w:r>
         <w:rPr>
           <w:rFonts w:ascii="Consolas" w:hAnsi="Consolas"/>
+          <w:b w:val="0"/>
           <w:color w:val="111111"/>
           <w:sz w:val="21"/>
         </w:rPr>
@@ -3830,11 +3957,12 @@
       </w:r>
       <w:r>
         <w:rPr>
+          <w:rFonts w:ascii="Consolas" w:hAnsi="Consolas"/>
           <w:b/>
-          <w:color w:val="4A4A49"/>
-          <w:sz w:val="22"/>
-        </w:rPr>
-        <w:t>`LEFT JOIN`</w:t>
+          <w:color w:val="111111"/>
+          <w:sz w:val="21"/>
+        </w:rPr>
+        <w:t>LEFT JOIN</w:t>
       </w:r>
       <w:r>
         <w:rPr>
@@ -3847,6 +3975,7 @@
       <w:r>
         <w:rPr>
           <w:rFonts w:ascii="Consolas" w:hAnsi="Consolas"/>
+          <w:b w:val="0"/>
           <w:color w:val="111111"/>
           <w:sz w:val="21"/>
         </w:rPr>
@@ -3876,6 +4005,7 @@
       <w:r>
         <w:rPr>
           <w:rFonts w:ascii="Consolas" w:hAnsi="Consolas"/>
+          <w:b w:val="0"/>
           <w:color w:val="111111"/>
           <w:sz w:val="21"/>
         </w:rPr>
@@ -3892,6 +4022,7 @@
       <w:r>
         <w:rPr>
           <w:rFonts w:ascii="Consolas" w:hAnsi="Consolas"/>
+          <w:b w:val="0"/>
           <w:color w:val="111111"/>
           <w:sz w:val="21"/>
         </w:rPr>
@@ -3924,6 +4055,7 @@
       <w:r>
         <w:rPr>
           <w:rFonts w:ascii="Consolas" w:hAnsi="Consolas"/>
+          <w:b w:val="0"/>
           <w:color w:val="111111"/>
           <w:sz w:val="21"/>
         </w:rPr>
@@ -3953,6 +4085,7 @@
       <w:r>
         <w:rPr>
           <w:rFonts w:ascii="Consolas" w:hAnsi="Consolas"/>
+          <w:b w:val="0"/>
           <w:color w:val="111111"/>
           <w:sz w:val="21"/>
         </w:rPr>
@@ -3987,6 +4120,7 @@
       <w:r>
         <w:rPr>
           <w:rFonts w:ascii="Consolas" w:hAnsi="Consolas"/>
+          <w:b w:val="0"/>
           <w:color w:val="111111"/>
           <w:sz w:val="21"/>
         </w:rPr>
@@ -4016,6 +4150,7 @@
       <w:r>
         <w:rPr>
           <w:rFonts w:ascii="Consolas" w:hAnsi="Consolas"/>
+          <w:b w:val="0"/>
           <w:color w:val="111111"/>
           <w:sz w:val="21"/>
         </w:rPr>
@@ -4032,6 +4167,7 @@
       <w:r>
         <w:rPr>
           <w:rFonts w:ascii="Consolas" w:hAnsi="Consolas"/>
+          <w:b w:val="0"/>
           <w:color w:val="111111"/>
           <w:sz w:val="21"/>
         </w:rPr>
@@ -4048,6 +4184,7 @@
       <w:r>
         <w:rPr>
           <w:rFonts w:ascii="Consolas" w:hAnsi="Consolas"/>
+          <w:b w:val="0"/>
           <w:color w:val="111111"/>
           <w:sz w:val="21"/>
         </w:rPr>
@@ -4090,6 +4227,7 @@
       <w:r>
         <w:rPr>
           <w:rFonts w:ascii="Consolas" w:hAnsi="Consolas"/>
+          <w:b w:val="0"/>
           <w:color w:val="111111"/>
           <w:sz w:val="21"/>
         </w:rPr>
@@ -4106,6 +4244,7 @@
       <w:r>
         <w:rPr>
           <w:rFonts w:ascii="Consolas" w:hAnsi="Consolas"/>
+          <w:b w:val="0"/>
           <w:color w:val="111111"/>
           <w:sz w:val="21"/>
         </w:rPr>
@@ -4274,6 +4413,7 @@
             <w:r>
               <w:rPr>
                 <w:rFonts w:ascii="Consolas" w:hAnsi="Consolas"/>
+                <w:b w:val="0"/>
                 <w:color w:val="111111"/>
                 <w:sz w:val="19"/>
               </w:rPr>
@@ -4343,6 +4483,7 @@
             <w:r>
               <w:rPr>
                 <w:rFonts w:ascii="Consolas" w:hAnsi="Consolas"/>
+                <w:b w:val="0"/>
                 <w:color w:val="111111"/>
                 <w:sz w:val="19"/>
               </w:rPr>
@@ -4375,6 +4516,7 @@
             <w:r>
               <w:rPr>
                 <w:rFonts w:ascii="Consolas" w:hAnsi="Consolas"/>
+                <w:b w:val="0"/>
                 <w:color w:val="111111"/>
                 <w:sz w:val="19"/>
               </w:rPr>
@@ -4391,6 +4533,7 @@
             <w:r>
               <w:rPr>
                 <w:rFonts w:ascii="Consolas" w:hAnsi="Consolas"/>
+                <w:b w:val="0"/>
                 <w:color w:val="111111"/>
                 <w:sz w:val="19"/>
               </w:rPr>
@@ -4510,6 +4653,7 @@
             <w:r>
               <w:rPr>
                 <w:rFonts w:ascii="Consolas" w:hAnsi="Consolas"/>
+                <w:b w:val="0"/>
                 <w:color w:val="111111"/>
                 <w:sz w:val="19"/>
               </w:rPr>
@@ -4775,6 +4919,7 @@
       <w:r>
         <w:rPr>
           <w:rFonts w:ascii="Consolas" w:hAnsi="Consolas"/>
+          <w:b w:val="0"/>
           <w:color w:val="111111"/>
           <w:sz w:val="21"/>
         </w:rPr>
@@ -4804,6 +4949,7 @@
       <w:r>
         <w:rPr>
           <w:rFonts w:ascii="Consolas" w:hAnsi="Consolas"/>
+          <w:b w:val="0"/>
           <w:color w:val="111111"/>
           <w:sz w:val="21"/>
         </w:rPr>
@@ -4872,10 +5018,8 @@
           <w:color w:val="4A4A49"/>
           <w:sz w:val="22"/>
         </w:rPr>
-        <w:t xml:space="preserve"> VetCare - Restrepo</w:t>
-      </w:r>
-    </w:p>
-    <w:p>
+        <w:t xml:space="preserve"> VetCare - Restrepo </w:t>
+      </w:r>
       <w:r>
         <w:rPr>
           <w:b/>
@@ -4906,10 +5050,8 @@
           <w:color w:val="4A4A49"/>
           <w:sz w:val="22"/>
         </w:rPr>
-        <w:t xml:space="preserve"> 202512345</w:t>
-      </w:r>
-    </w:p>
-    <w:p>
+        <w:t xml:space="preserve"> 202512345 </w:t>
+      </w:r>
       <w:r>
         <w:rPr>
           <w:b/>
@@ -4924,10 +5066,8 @@
           <w:color w:val="4A4A49"/>
           <w:sz w:val="22"/>
         </w:rPr>
-        <w:t xml:space="preserve"> individual</w:t>
-      </w:r>
-    </w:p>
-    <w:p>
+        <w:t xml:space="preserve"> individual </w:t>
+      </w:r>
       <w:r>
         <w:rPr>
           <w:b/>
@@ -4942,17 +5082,25 @@
           <w:color w:val="4A4A49"/>
           <w:sz w:val="22"/>
         </w:rPr>
-        <w:t xml:space="preserve"> VetCare DB es la base de datos que soporta la operacion diaria de la</w:t>
+        <w:t xml:space="preserve"> VetCare DB es la base de datos que soporta la operacion diaria de la Clinica Veterinaria «Huellitas»: agenda, historia clinica, insumos y facturacion.</w:t>
       </w:r>
     </w:p>
     <w:p>
+      <w:r>
+        <w:rPr>
+          <w:b/>
+          <w:color w:val="4A4A49"/>
+          <w:sz w:val="22"/>
+        </w:rPr>
+        <w:t>1) QUE SI HARA EL PI</w:t>
+      </w:r>
       <w:r>
         <w:rPr>
           <w:b w:val="0"/>
           <w:color w:val="4A4A49"/>
           <w:sz w:val="22"/>
         </w:rPr>
-        <w:t>Clinica Veterinaria «Huellitas»: agenda, historia clinica, insumos y facturacion.</w:t>
+        <w:t xml:space="preserve"> Registrara duenos y sus mascotas con baja logica, para no perder historial clinico. Agendara citas por veterinario y franja, con estado (programada, atendida, cancelada). Guardara la consulta de cada cita atendida con motivo, diagnostico y tratamiento. Descontara insumos al facturar y dejara el detalle con el precio del dia de la venta. Controlara quien puede hacer que mediante roles (recepcion, veterinario, auditor). Auditara los cambios sensibles: precios de insumo y cancelaciones de cita.</w:t>
       </w:r>
     </w:p>
     <w:p>
@@ -4962,267 +5110,51 @@
           <w:color w:val="4A4A49"/>
           <w:sz w:val="22"/>
         </w:rPr>
-        <w:t>1) QUE SI HARA EL PI</w:t>
-      </w:r>
-    </w:p>
-    <w:p>
+        <w:t>2) QUE NO HARA EL PI</w:t>
+      </w:r>
       <w:r>
         <w:rPr>
           <w:b w:val="0"/>
           <w:color w:val="4A4A49"/>
           <w:sz w:val="22"/>
         </w:rPr>
-        <w:t>Registrara duenos y sus mascotas con baja logica, para no perder historial clinico.</w:t>
+        <w:t xml:space="preserve"> No cobrara en linea ni se integrara con ninguna pasarela de pagos. No tendra aplicacion de escritorio ni movil: solo la capa de datos. No manejara nomina ni contabilidad de la clinica. No guardara imagenes ni resultados de laboratorio adjuntos.</w:t>
       </w:r>
     </w:p>
     <w:p>
+      <w:r>
+        <w:rPr>
+          <w:b/>
+          <w:color w:val="4A4A49"/>
+          <w:sz w:val="22"/>
+        </w:rPr>
+        <w:t>3) TRES REGLAS DE NEGOCIO PROPIAS (Condicion -&gt; Accion)</w:t>
+      </w:r>
       <w:r>
         <w:rPr>
           <w:b w:val="0"/>
           <w:color w:val="4A4A49"/>
           <w:sz w:val="22"/>
         </w:rPr>
-        <w:t>Agendara citas por veterinario y franja, con estado (programada, atendida, cancelada).</w:t>
+        <w:t xml:space="preserve"> R1. Si un veterinario ya tiene una cita en la misma franja -&gt; entonces no se puede crear otra cita para el a esa misma hora. Se implementa con: UNIQUE (id_veterinario, fecha_hora) R2. Si una cita se cancela con menos de 2 horas de anticipacion -&gt; entonces queda marcada como cancelacion tardia para el reporte del mes. Se implementa con: trigger BEFORE UPDATE sobre cita R3. Si el precio de un insumo cambia -&gt; entonces las facturas ya emitidas conservan el precio con el que se vendieron. Se implementa con: precio_unitario almacenado en detalle_factura</w:t>
       </w:r>
     </w:p>
     <w:p>
+      <w:r>
+        <w:rPr>
+          <w:b/>
+          <w:color w:val="4A4A49"/>
+          <w:sz w:val="22"/>
+        </w:rPr>
+        <w:t>4) RIESGO PRINCIPAL Y MITIGACION</w:t>
+      </w:r>
       <w:r>
         <w:rPr>
           <w:b w:val="0"/>
           <w:color w:val="4A4A49"/>
           <w:sz w:val="22"/>
         </w:rPr>
-        <w:t>Guardara la consulta de cada cita atendida con motivo, diagnostico y tratamiento.</w:t>
-      </w:r>
-    </w:p>
-    <w:p>
-      <w:r>
-        <w:rPr>
-          <w:b w:val="0"/>
-          <w:color w:val="4A4A49"/>
-          <w:sz w:val="22"/>
-        </w:rPr>
-        <w:t>Descontara insumos al facturar y dejara el detalle con el precio del dia de la venta.</w:t>
-      </w:r>
-    </w:p>
-    <w:p>
-      <w:r>
-        <w:rPr>
-          <w:b w:val="0"/>
-          <w:color w:val="4A4A49"/>
-          <w:sz w:val="22"/>
-        </w:rPr>
-        <w:t>Controlara quien puede hacer que mediante roles (recepcion, veterinario, auditor).</w:t>
-      </w:r>
-    </w:p>
-    <w:p>
-      <w:r>
-        <w:rPr>
-          <w:b w:val="0"/>
-          <w:color w:val="4A4A49"/>
-          <w:sz w:val="22"/>
-        </w:rPr>
-        <w:t>Auditara los cambios sensibles: precios de insumo y cancelaciones de cita.</w:t>
-      </w:r>
-    </w:p>
-    <w:p>
-      <w:r>
-        <w:rPr>
-          <w:b/>
-          <w:color w:val="4A4A49"/>
-          <w:sz w:val="22"/>
-        </w:rPr>
-        <w:t>2) QUE NO HARA EL PI</w:t>
-      </w:r>
-    </w:p>
-    <w:p>
-      <w:r>
-        <w:rPr>
-          <w:b w:val="0"/>
-          <w:color w:val="4A4A49"/>
-          <w:sz w:val="22"/>
-        </w:rPr>
-        <w:t>No cobrara en linea ni se integrara con ninguna pasarela de pagos.</w:t>
-      </w:r>
-    </w:p>
-    <w:p>
-      <w:r>
-        <w:rPr>
-          <w:b w:val="0"/>
-          <w:color w:val="4A4A49"/>
-          <w:sz w:val="22"/>
-        </w:rPr>
-        <w:t>No tendra aplicacion de escritorio ni movil: solo la capa de datos.</w:t>
-      </w:r>
-    </w:p>
-    <w:p>
-      <w:r>
-        <w:rPr>
-          <w:b w:val="0"/>
-          <w:color w:val="4A4A49"/>
-          <w:sz w:val="22"/>
-        </w:rPr>
-        <w:t>No manejara nomina ni contabilidad de la clinica.</w:t>
-      </w:r>
-    </w:p>
-    <w:p>
-      <w:r>
-        <w:rPr>
-          <w:b w:val="0"/>
-          <w:color w:val="4A4A49"/>
-          <w:sz w:val="22"/>
-        </w:rPr>
-        <w:t>No guardara imagenes ni resultados de laboratorio adjuntos.</w:t>
-      </w:r>
-    </w:p>
-    <w:p>
-      <w:r>
-        <w:rPr>
-          <w:b/>
-          <w:color w:val="4A4A49"/>
-          <w:sz w:val="22"/>
-        </w:rPr>
-        <w:t>3) TRES REGLAS DE NEGOCIO PROPIAS (Condicion -&gt; Accion)</w:t>
-      </w:r>
-    </w:p>
-    <w:p>
-      <w:r>
-        <w:rPr>
-          <w:b w:val="0"/>
-          <w:color w:val="4A4A49"/>
-          <w:sz w:val="22"/>
-        </w:rPr>
-        <w:t>R1. Si un veterinario ya tiene una cita en la misma franja -&gt; entonces no se puede</w:t>
-      </w:r>
-    </w:p>
-    <w:p>
-      <w:r>
-        <w:rPr>
-          <w:b w:val="0"/>
-          <w:color w:val="4A4A49"/>
-          <w:sz w:val="22"/>
-        </w:rPr>
-        <w:t>crear otra cita para el a esa misma hora.</w:t>
-      </w:r>
-    </w:p>
-    <w:p>
-      <w:r>
-        <w:rPr>
-          <w:b w:val="0"/>
-          <w:color w:val="4A4A49"/>
-          <w:sz w:val="22"/>
-        </w:rPr>
-        <w:t>Se implementa con: UNIQUE (id_veterinario, fecha_hora)</w:t>
-      </w:r>
-    </w:p>
-    <w:p>
-      <w:r>
-        <w:rPr>
-          <w:b w:val="0"/>
-          <w:color w:val="4A4A49"/>
-          <w:sz w:val="22"/>
-        </w:rPr>
-        <w:t>R2. Si una cita se cancela con menos de 2 horas de anticipacion -&gt; entonces queda</w:t>
-      </w:r>
-    </w:p>
-    <w:p>
-      <w:r>
-        <w:rPr>
-          <w:b w:val="0"/>
-          <w:color w:val="4A4A49"/>
-          <w:sz w:val="22"/>
-        </w:rPr>
-        <w:t>marcada como cancelacion tardia para el reporte del mes.</w:t>
-      </w:r>
-    </w:p>
-    <w:p>
-      <w:r>
-        <w:rPr>
-          <w:b w:val="0"/>
-          <w:color w:val="4A4A49"/>
-          <w:sz w:val="22"/>
-        </w:rPr>
-        <w:t>Se implementa con: trigger BEFORE UPDATE sobre cita</w:t>
-      </w:r>
-    </w:p>
-    <w:p>
-      <w:r>
-        <w:rPr>
-          <w:b w:val="0"/>
-          <w:color w:val="4A4A49"/>
-          <w:sz w:val="22"/>
-        </w:rPr>
-        <w:t>R3. Si el precio de un insumo cambia -&gt; entonces las facturas ya emitidas conservan</w:t>
-      </w:r>
-    </w:p>
-    <w:p>
-      <w:r>
-        <w:rPr>
-          <w:b w:val="0"/>
-          <w:color w:val="4A4A49"/>
-          <w:sz w:val="22"/>
-        </w:rPr>
-        <w:t>el precio con el que se vendieron.</w:t>
-      </w:r>
-    </w:p>
-    <w:p>
-      <w:r>
-        <w:rPr>
-          <w:b w:val="0"/>
-          <w:color w:val="4A4A49"/>
-          <w:sz w:val="22"/>
-        </w:rPr>
-        <w:t>Se implementa con: precio_unitario almacenado en detalle_factura</w:t>
-      </w:r>
-    </w:p>
-    <w:p>
-      <w:r>
-        <w:rPr>
-          <w:b/>
-          <w:color w:val="4A4A49"/>
-          <w:sz w:val="22"/>
-        </w:rPr>
-        <w:t>4) RIESGO PRINCIPAL Y MITIGACION</w:t>
-      </w:r>
-    </w:p>
-    <w:p>
-      <w:r>
-        <w:rPr>
-          <w:b w:val="0"/>
-          <w:color w:val="4A4A49"/>
-          <w:sz w:val="22"/>
-        </w:rPr>
-        <w:t>Riesgo: llegar a la Clase 8 con el esquema a medias y tener que rehacer tablas que ya</w:t>
-      </w:r>
-    </w:p>
-    <w:p>
-      <w:r>
-        <w:rPr>
-          <w:b w:val="0"/>
-          <w:color w:val="4A4A49"/>
-          <w:sz w:val="22"/>
-        </w:rPr>
-        <w:t>tienen procedimientos y disparadores escritos encima.</w:t>
-      </w:r>
-    </w:p>
-    <w:p>
-      <w:r>
-        <w:rPr>
-          <w:b w:val="0"/>
-          <w:color w:val="4A4A49"/>
-          <w:sz w:val="22"/>
-        </w:rPr>
-        <w:t>Mitigacion: cerrar el DDL completo en la Clase 2 y no cambiar nombres de columnas</w:t>
-      </w:r>
-    </w:p>
-    <w:p>
-      <w:r>
-        <w:rPr>
-          <w:b w:val="0"/>
-          <w:color w:val="4A4A49"/>
-          <w:sz w:val="22"/>
-        </w:rPr>
-        <w:t>despues; si algo falta, se agrega con ALTER TABLE en vez de recrear.</w:t>
+        <w:t xml:space="preserve"> Riesgo: llegar a la Clase 8 con el esquema a medias y tener que rehacer tablas que ya tienen procedimientos y disparadores escritos encima. Mitigacion: cerrar el DDL completo en la Clase 2 y no cambiar nombres de columnas despues; si algo falta, se agrega con ALTER TABLE en vez de recrear.</w:t>
       </w:r>
     </w:p>
     <w:p>
@@ -5343,6 +5275,7 @@
       <w:r>
         <w:rPr>
           <w:rFonts w:ascii="Consolas" w:hAnsi="Consolas"/>
+          <w:b w:val="0"/>
           <w:color w:val="111111"/>
           <w:sz w:val="21"/>
         </w:rPr>
@@ -5485,6 +5418,7 @@
       <w:r>
         <w:rPr>
           <w:rFonts w:ascii="Consolas" w:hAnsi="Consolas"/>
+          <w:b w:val="0"/>
           <w:color w:val="111111"/>
           <w:sz w:val="21"/>
         </w:rPr>
@@ -5501,6 +5435,7 @@
       <w:r>
         <w:rPr>
           <w:rFonts w:ascii="Consolas" w:hAnsi="Consolas"/>
+          <w:b w:val="0"/>
           <w:color w:val="111111"/>
           <w:sz w:val="21"/>
         </w:rPr>
@@ -5517,6 +5452,7 @@
       <w:r>
         <w:rPr>
           <w:rFonts w:ascii="Consolas" w:hAnsi="Consolas"/>
+          <w:b w:val="0"/>
           <w:color w:val="111111"/>
           <w:sz w:val="21"/>
         </w:rPr>
@@ -5602,6 +5538,7 @@
       <w:r>
         <w:rPr>
           <w:rFonts w:ascii="Consolas" w:hAnsi="Consolas"/>
+          <w:b w:val="0"/>
           <w:color w:val="111111"/>
           <w:sz w:val="21"/>
         </w:rPr>
@@ -5618,6 +5555,7 @@
       <w:r>
         <w:rPr>
           <w:rFonts w:ascii="Consolas" w:hAnsi="Consolas"/>
+          <w:b w:val="0"/>
           <w:color w:val="111111"/>
           <w:sz w:val="21"/>
         </w:rPr>
@@ -5634,6 +5572,7 @@
       <w:r>
         <w:rPr>
           <w:rFonts w:ascii="Consolas" w:hAnsi="Consolas"/>
+          <w:b w:val="0"/>
           <w:color w:val="111111"/>
           <w:sz w:val="21"/>
         </w:rPr>
@@ -5655,7 +5594,24 @@
           <w:color w:val="4A4A49"/>
           <w:sz w:val="22"/>
         </w:rPr>
-        <w:t>¿Por que `activa CHAR(1)` y no un booleano?</w:t>
+        <w:t xml:space="preserve">¿Por que </w:t>
+      </w:r>
+      <w:r>
+        <w:rPr>
+          <w:rFonts w:ascii="Consolas" w:hAnsi="Consolas"/>
+          <w:b/>
+          <w:color w:val="111111"/>
+          <w:sz w:val="21"/>
+        </w:rPr>
+        <w:t>activa CHAR(1)</w:t>
+      </w:r>
+      <w:r>
+        <w:rPr>
+          <w:b/>
+          <w:color w:val="4A4A49"/>
+          <w:sz w:val="22"/>
+        </w:rPr>
+        <w:t xml:space="preserve"> y no un booleano?</w:t>
       </w:r>
     </w:p>
     <w:p>
@@ -5670,6 +5626,7 @@
       <w:r>
         <w:rPr>
           <w:rFonts w:ascii="Consolas" w:hAnsi="Consolas"/>
+          <w:b w:val="0"/>
           <w:color w:val="111111"/>
           <w:sz w:val="21"/>
         </w:rPr>
@@ -5686,6 +5643,7 @@
       <w:r>
         <w:rPr>
           <w:rFonts w:ascii="Consolas" w:hAnsi="Consolas"/>
+          <w:b w:val="0"/>
           <w:color w:val="111111"/>
           <w:sz w:val="21"/>
         </w:rPr>
@@ -5738,6 +5696,7 @@
       <w:r>
         <w:rPr>
           <w:rFonts w:ascii="Consolas" w:hAnsi="Consolas"/>
+          <w:b w:val="0"/>
           <w:color w:val="111111"/>
           <w:sz w:val="21"/>
         </w:rPr>
@@ -5754,6 +5713,7 @@
       <w:r>
         <w:rPr>
           <w:rFonts w:ascii="Consolas" w:hAnsi="Consolas"/>
+          <w:b w:val="0"/>
           <w:color w:val="111111"/>
           <w:sz w:val="21"/>
         </w:rPr>
@@ -5770,6 +5730,7 @@
       <w:r>
         <w:rPr>
           <w:rFonts w:ascii="Consolas" w:hAnsi="Consolas"/>
+          <w:b w:val="0"/>
           <w:color w:val="111111"/>
           <w:sz w:val="21"/>
         </w:rPr>
@@ -5878,6 +5839,7 @@
       <w:r>
         <w:rPr>
           <w:rFonts w:ascii="Consolas" w:hAnsi="Consolas"/>
+          <w:b w:val="0"/>
           <w:color w:val="111111"/>
           <w:sz w:val="21"/>
         </w:rPr>
@@ -5920,6 +5882,7 @@
       <w:r>
         <w:rPr>
           <w:rFonts w:ascii="Consolas" w:hAnsi="Consolas"/>
+          <w:b w:val="0"/>
           <w:color w:val="111111"/>
           <w:sz w:val="21"/>
         </w:rPr>
